--- a/output/examples/report-word.docx
+++ b/output/examples/report-word.docx
@@ -1,6 +1,6 @@
 
 <file path=word/document.xml><?xml version="1.0" encoding="utf-8"?>
-<w:document xmlns:wpc="http://schemas.microsoft.com/office/word/2010/wordprocessingCanvas" xmlns:cx="http://schemas.microsoft.com/office/drawing/2014/chartex" xmlns:cx1="http://schemas.microsoft.com/office/drawing/2015/9/8/chartex" xmlns:cx2="http://schemas.microsoft.com/office/drawing/2015/10/21/chartex" xmlns:cx3="http://schemas.microsoft.com/office/drawing/2016/5/9/chartex" xmlns:cx4="http://schemas.microsoft.com/office/drawing/2016/5/10/chartex" xmlns:cx5="http://schemas.microsoft.com/office/drawing/2016/5/11/chartex" xmlns:cx6="http://schemas.microsoft.com/office/drawing/2016/5/12/chartex" xmlns:cx7="http://schemas.microsoft.com/office/drawing/2016/5/13/chartex" xmlns:cx8="http://schemas.microsoft.com/office/drawing/2016/5/14/chartex" xmlns:mc="http://schemas.openxmlformats.org/markup-compatibility/2006" xmlns:aink="http://schemas.microsoft.com/office/drawing/2016/ink" xmlns:am3d="http://schemas.microsoft.com/office/drawing/2017/model3d" xmlns:o="urn:schemas-microsoft-com:office:office" xmlns:oel="http://schemas.microsoft.com/office/2019/extlst" xmlns:r="http://schemas.openxmlformats.org/officeDocument/2006/relationships" xmlns:m="http://schemas.openxmlformats.org/officeDocument/2006/math" xmlns:v="urn:schemas-microsoft-com:vml" xmlns:wp14="http://schemas.microsoft.com/office/word/2010/wordprocessingDrawing" xmlns:wp="http://schemas.openxmlformats.org/drawingml/2006/wordprocessingDrawing" xmlns:w10="urn:schemas-microsoft-com:office:word" xmlns:w="http://schemas.openxmlformats.org/wordprocessingml/2006/main" xmlns:w14="http://schemas.microsoft.com/office/word/2010/wordml" xmlns:w15="http://schemas.microsoft.com/office/word/2012/wordml" xmlns:w16cex="http://schemas.microsoft.com/office/word/2018/wordml/cex" xmlns:w16cid="http://schemas.microsoft.com/office/word/2016/wordml/cid" xmlns:w16="http://schemas.microsoft.com/office/word/2018/wordml" xmlns:w16du="http://schemas.microsoft.com/office/word/2023/wordml/word16du" xmlns:w16sdtdh="http://schemas.microsoft.com/office/word/2020/wordml/sdtdatahash" xmlns:w16sdtfl="http://schemas.microsoft.com/office/word/2024/wordml/sdtformatlock" xmlns:w16se="http://schemas.microsoft.com/office/word/2015/wordml/symex" xmlns:wpg="http://schemas.microsoft.com/office/word/2010/wordprocessingGroup" xmlns:wpi="http://schemas.microsoft.com/office/word/2010/wordprocessingInk" xmlns:wne="http://schemas.microsoft.com/office/word/2006/wordml" xmlns:wps="http://schemas.microsoft.com/office/word/2010/wordprocessingShape" mc:Ignorable="w14 w15 w16se w16cid w16 w16cex w16sdtdh w16sdtfl w16du wp14">
+<w:document xmlns:wpc="http://schemas.microsoft.com/office/word/2010/wordprocessingCanvas" xmlns:cx="http://schemas.microsoft.com/office/drawing/2014/chartex" xmlns:cx1="http://schemas.microsoft.com/office/drawing/2015/9/8/chartex" xmlns:cx2="http://schemas.microsoft.com/office/drawing/2015/10/21/chartex" xmlns:cx3="http://schemas.microsoft.com/office/drawing/2016/5/9/chartex" xmlns:cx4="http://schemas.microsoft.com/office/drawing/2016/5/10/chartex" xmlns:cx5="http://schemas.microsoft.com/office/drawing/2016/5/11/chartex" xmlns:cx6="http://schemas.microsoft.com/office/drawing/2016/5/12/chartex" xmlns:cx7="http://schemas.microsoft.com/office/drawing/2016/5/13/chartex" xmlns:cx8="http://schemas.microsoft.com/office/drawing/2016/5/14/chartex" xmlns:mc="http://schemas.openxmlformats.org/markup-compatibility/2006" xmlns:aink="http://schemas.microsoft.com/office/drawing/2016/ink" xmlns:am3d="http://schemas.microsoft.com/office/drawing/2017/model3d" xmlns:o="urn:schemas-microsoft-com:office:office" xmlns:oel="http://schemas.microsoft.com/office/2019/extlst" xmlns:r="http://schemas.openxmlformats.org/officeDocument/2006/relationships" xmlns:m="http://schemas.openxmlformats.org/officeDocument/2006/math" xmlns:v="urn:schemas-microsoft-com:vml" xmlns:wp14="http://schemas.microsoft.com/office/word/2010/wordprocessingDrawing" xmlns:wp="http://schemas.openxmlformats.org/drawingml/2006/wordprocessingDrawing" xmlns:w10="urn:schemas-microsoft-com:office:word" xmlns:w="http://schemas.openxmlformats.org/wordprocessingml/2006/main" xmlns:w14="http://schemas.microsoft.com/office/word/2010/wordml" xmlns:w15="http://schemas.microsoft.com/office/word/2012/wordml" xmlns:w16cex="http://schemas.microsoft.com/office/word/2018/wordml/cex" xmlns:w16cid="http://schemas.microsoft.com/office/word/2016/wordml/cid" xmlns:w16="http://schemas.microsoft.com/office/word/2018/wordml" xmlns:w16du="http://schemas.microsoft.com/office/word/2023/wordml/word16du" xmlns:w16sdtdh="http://schemas.microsoft.com/office/word/2020/wordml/sdtdatahash" xmlns:w16se="http://schemas.microsoft.com/office/word/2015/wordml/symex" xmlns:wpg="http://schemas.microsoft.com/office/word/2010/wordprocessingGroup" xmlns:wpi="http://schemas.microsoft.com/office/word/2010/wordprocessingInk" xmlns:wne="http://schemas.microsoft.com/office/word/2006/wordml" xmlns:wps="http://schemas.microsoft.com/office/word/2010/wordprocessingShape" mc:Ignorable="w14 w15 w16se w16cid w16 w16cex w16sdtdh w16du wp14">
   <w:body>
     <w:p>
       <w:pPr>
@@ -52,30 +52,14 @@
       <w:r>
         <w:fldChar w:fldCharType="separate"/>
       </w:r>
-      <w:hyperlink w:anchor="_Toc238989102" w:history="1">
+      <w:hyperlink w:anchor="_Toc239544380" w:history="1">
         <w:r>
           <w:rPr>
             <w:rStyle w:val="aff9"/>
-            <w:rFonts w:eastAsia="方正小标宋_GBK"/>
-            <w:noProof/>
-          </w:rPr>
-          <w:t>第一章</w:t>
-        </w:r>
-        <w:r>
-          <w:rPr>
-            <w:rStyle w:val="aff9"/>
-            <w:rFonts w:eastAsia="方正小标宋_GBK"/>
-            <w:noProof/>
-          </w:rPr>
-          <w:t xml:space="preserve"> </w:t>
-        </w:r>
-        <w:r>
-          <w:rPr>
-            <w:rStyle w:val="aff9"/>
-            <w:rFonts w:eastAsia="方正小标宋_GBK"/>
-            <w:noProof/>
-          </w:rPr>
-          <w:t>绪论</w:t>
+            <w:rFonts w:eastAsia="方正小标宋_GBK" w:hint="eastAsia"/>
+            <w:noProof/>
+          </w:rPr>
+          <w:t>第一章绪论</w:t>
         </w:r>
         <w:r>
           <w:rPr>
@@ -106,7 +90,7 @@
             <w:noProof/>
             <w:webHidden/>
           </w:rPr>
-          <w:instrText>PAGEREF _Toc238989102 \h</w:instrText>
+          <w:instrText>PAGEREF _Toc239544380 \h</w:instrText>
         </w:r>
         <w:r>
           <w:rPr>
@@ -125,7 +109,6 @@
         </w:r>
         <w:r>
           <w:rPr>
-            <w:rFonts w:hint="eastAsia"/>
             <w:noProof/>
             <w:webHidden/>
           </w:rPr>
@@ -160,19 +143,19 @@
           <w:noProof/>
         </w:rPr>
       </w:pPr>
-      <w:hyperlink w:anchor="_Toc238989103" w:history="1">
+      <w:hyperlink w:anchor="_Toc239544381" w:history="1">
         <w:r>
           <w:rPr>
             <w:rStyle w:val="aff9"/>
-            <w:rFonts w:eastAsia="方正黑体_GBK"/>
-            <w:noProof/>
-          </w:rPr>
-          <w:t xml:space="preserve">1.1 </w:t>
+            <w:rFonts w:eastAsia="方正黑体_GBK" w:hint="eastAsia"/>
+            <w:noProof/>
+          </w:rPr>
+          <w:t>1.1</w:t>
         </w:r>
         <w:r>
           <w:rPr>
             <w:rStyle w:val="aff9"/>
-            <w:rFonts w:eastAsia="方正黑体_GBK"/>
+            <w:rFonts w:eastAsia="方正黑体_GBK" w:hint="eastAsia"/>
             <w:noProof/>
           </w:rPr>
           <w:t>研究背景与意义</w:t>
@@ -206,7 +189,7 @@
             <w:noProof/>
             <w:webHidden/>
           </w:rPr>
-          <w:instrText>PAGEREF _Toc238989103 \h</w:instrText>
+          <w:instrText>PAGEREF _Toc239544381 \h</w:instrText>
         </w:r>
         <w:r>
           <w:rPr>
@@ -225,7 +208,6 @@
         </w:r>
         <w:r>
           <w:rPr>
-            <w:rFonts w:hint="eastAsia"/>
             <w:noProof/>
             <w:webHidden/>
           </w:rPr>
@@ -260,19 +242,19 @@
           <w:noProof/>
         </w:rPr>
       </w:pPr>
-      <w:hyperlink w:anchor="_Toc238989104" w:history="1">
+      <w:hyperlink w:anchor="_Toc239544382" w:history="1">
         <w:r>
           <w:rPr>
             <w:rStyle w:val="aff9"/>
-            <w:rFonts w:eastAsia="方正黑体_GBK"/>
-            <w:noProof/>
-          </w:rPr>
-          <w:t xml:space="preserve">1.2 </w:t>
+            <w:rFonts w:eastAsia="方正黑体_GBK" w:hint="eastAsia"/>
+            <w:noProof/>
+          </w:rPr>
+          <w:t>1.2</w:t>
         </w:r>
         <w:r>
           <w:rPr>
             <w:rStyle w:val="aff9"/>
-            <w:rFonts w:eastAsia="方正黑体_GBK"/>
+            <w:rFonts w:eastAsia="方正黑体_GBK" w:hint="eastAsia"/>
             <w:noProof/>
           </w:rPr>
           <w:t>国内外研究现状</w:t>
@@ -306,7 +288,7 @@
             <w:noProof/>
             <w:webHidden/>
           </w:rPr>
-          <w:instrText>PAGEREF _Toc238989104 \h</w:instrText>
+          <w:instrText>PAGEREF _Toc239544382 \h</w:instrText>
         </w:r>
         <w:r>
           <w:rPr>
@@ -325,7 +307,6 @@
         </w:r>
         <w:r>
           <w:rPr>
-            <w:rFonts w:hint="eastAsia"/>
             <w:noProof/>
             <w:webHidden/>
           </w:rPr>
@@ -360,19 +341,19 @@
           <w:noProof/>
         </w:rPr>
       </w:pPr>
-      <w:hyperlink w:anchor="_Toc238989105" w:history="1">
+      <w:hyperlink w:anchor="_Toc239544383" w:history="1">
         <w:r>
           <w:rPr>
             <w:rStyle w:val="aff9"/>
-            <w:rFonts w:eastAsia="方正楷体_GBK"/>
-            <w:noProof/>
-          </w:rPr>
-          <w:t xml:space="preserve">1.2.1 </w:t>
+            <w:rFonts w:eastAsia="方正楷体_GBK" w:hint="eastAsia"/>
+            <w:noProof/>
+          </w:rPr>
+          <w:t>1.2.1</w:t>
         </w:r>
         <w:r>
           <w:rPr>
             <w:rStyle w:val="aff9"/>
-            <w:rFonts w:eastAsia="方正楷体_GBK"/>
+            <w:rFonts w:eastAsia="方正楷体_GBK" w:hint="eastAsia"/>
             <w:noProof/>
           </w:rPr>
           <w:t>国外研究现状</w:t>
@@ -406,7 +387,7 @@
             <w:noProof/>
             <w:webHidden/>
           </w:rPr>
-          <w:instrText>PAGEREF _Toc238989105 \h</w:instrText>
+          <w:instrText>PAGEREF _Toc239544383 \h</w:instrText>
         </w:r>
         <w:r>
           <w:rPr>
@@ -425,7 +406,6 @@
         </w:r>
         <w:r>
           <w:rPr>
-            <w:rFonts w:hint="eastAsia"/>
             <w:noProof/>
             <w:webHidden/>
           </w:rPr>
@@ -460,19 +440,19 @@
           <w:noProof/>
         </w:rPr>
       </w:pPr>
-      <w:hyperlink w:anchor="_Toc238989106" w:history="1">
+      <w:hyperlink w:anchor="_Toc239544384" w:history="1">
         <w:r>
           <w:rPr>
             <w:rStyle w:val="aff9"/>
-            <w:rFonts w:eastAsia="方正楷体_GBK"/>
-            <w:noProof/>
-          </w:rPr>
-          <w:t xml:space="preserve">1.2.2 </w:t>
+            <w:rFonts w:eastAsia="方正楷体_GBK" w:hint="eastAsia"/>
+            <w:noProof/>
+          </w:rPr>
+          <w:t>1.2.2</w:t>
         </w:r>
         <w:r>
           <w:rPr>
             <w:rStyle w:val="aff9"/>
-            <w:rFonts w:eastAsia="方正楷体_GBK"/>
+            <w:rFonts w:eastAsia="方正楷体_GBK" w:hint="eastAsia"/>
             <w:noProof/>
           </w:rPr>
           <w:t>国内研究现状</w:t>
@@ -506,7 +486,7 @@
             <w:noProof/>
             <w:webHidden/>
           </w:rPr>
-          <w:instrText>PAGEREF _Toc238989106 \h</w:instrText>
+          <w:instrText>PAGEREF _Toc239544384 \h</w:instrText>
         </w:r>
         <w:r>
           <w:rPr>
@@ -525,7 +505,6 @@
         </w:r>
         <w:r>
           <w:rPr>
-            <w:rFonts w:hint="eastAsia"/>
             <w:noProof/>
             <w:webHidden/>
           </w:rPr>
@@ -560,19 +539,19 @@
           <w:noProof/>
         </w:rPr>
       </w:pPr>
-      <w:hyperlink w:anchor="_Toc238989107" w:history="1">
+      <w:hyperlink w:anchor="_Toc239544385" w:history="1">
         <w:r>
           <w:rPr>
             <w:rStyle w:val="aff9"/>
-            <w:rFonts w:eastAsia="方正黑体_GBK"/>
-            <w:noProof/>
-          </w:rPr>
-          <w:t xml:space="preserve">1.3 </w:t>
+            <w:rFonts w:eastAsia="方正黑体_GBK" w:hint="eastAsia"/>
+            <w:noProof/>
+          </w:rPr>
+          <w:t>1.3</w:t>
         </w:r>
         <w:r>
           <w:rPr>
             <w:rStyle w:val="aff9"/>
-            <w:rFonts w:eastAsia="方正黑体_GBK"/>
+            <w:rFonts w:eastAsia="方正黑体_GBK" w:hint="eastAsia"/>
             <w:noProof/>
           </w:rPr>
           <w:t>主要研究内容</w:t>
@@ -606,7 +585,7 @@
             <w:noProof/>
             <w:webHidden/>
           </w:rPr>
-          <w:instrText>PAGEREF _Toc238989107 \h</w:instrText>
+          <w:instrText>PAGEREF _Toc239544385 \h</w:instrText>
         </w:r>
         <w:r>
           <w:rPr>
@@ -625,7 +604,6 @@
         </w:r>
         <w:r>
           <w:rPr>
-            <w:rFonts w:hint="eastAsia"/>
             <w:noProof/>
             <w:webHidden/>
           </w:rPr>
@@ -636,7 +614,7 @@
             <w:noProof/>
             <w:webHidden/>
           </w:rPr>
-          <w:t>4</w:t>
+          <w:t>3</w:t>
         </w:r>
         <w:r>
           <w:rPr>
@@ -660,19 +638,19 @@
           <w:noProof/>
         </w:rPr>
       </w:pPr>
-      <w:hyperlink w:anchor="_Toc238989108" w:history="1">
+      <w:hyperlink w:anchor="_Toc239544386" w:history="1">
         <w:r>
           <w:rPr>
             <w:rStyle w:val="aff9"/>
-            <w:rFonts w:eastAsia="方正黑体_GBK"/>
-            <w:noProof/>
-          </w:rPr>
-          <w:t xml:space="preserve">1.4 </w:t>
+            <w:rFonts w:eastAsia="方正黑体_GBK" w:hint="eastAsia"/>
+            <w:noProof/>
+          </w:rPr>
+          <w:t>1.4</w:t>
         </w:r>
         <w:r>
           <w:rPr>
             <w:rStyle w:val="aff9"/>
-            <w:rFonts w:eastAsia="方正黑体_GBK"/>
+            <w:rFonts w:eastAsia="方正黑体_GBK" w:hint="eastAsia"/>
             <w:noProof/>
           </w:rPr>
           <w:t>报告组织结构</w:t>
@@ -706,7 +684,7 @@
             <w:noProof/>
             <w:webHidden/>
           </w:rPr>
-          <w:instrText>PAGEREF _Toc238989108 \h</w:instrText>
+          <w:instrText>PAGEREF _Toc239544386 \h</w:instrText>
         </w:r>
         <w:r>
           <w:rPr>
@@ -725,7 +703,6 @@
         </w:r>
         <w:r>
           <w:rPr>
-            <w:rFonts w:hint="eastAsia"/>
             <w:noProof/>
             <w:webHidden/>
           </w:rPr>
@@ -759,30 +736,14 @@
           <w:noProof/>
         </w:rPr>
       </w:pPr>
-      <w:hyperlink w:anchor="_Toc238989109" w:history="1">
+      <w:hyperlink w:anchor="_Toc239544387" w:history="1">
         <w:r>
           <w:rPr>
             <w:rStyle w:val="aff9"/>
-            <w:rFonts w:eastAsia="方正小标宋_GBK"/>
-            <w:noProof/>
-          </w:rPr>
-          <w:t>第二章</w:t>
-        </w:r>
-        <w:r>
-          <w:rPr>
-            <w:rStyle w:val="aff9"/>
-            <w:rFonts w:eastAsia="方正小标宋_GBK"/>
-            <w:noProof/>
-          </w:rPr>
-          <w:t xml:space="preserve"> </w:t>
-        </w:r>
-        <w:r>
-          <w:rPr>
-            <w:rStyle w:val="aff9"/>
-            <w:rFonts w:eastAsia="方正小标宋_GBK"/>
-            <w:noProof/>
-          </w:rPr>
-          <w:t>相关技术与理论基础</w:t>
+            <w:rFonts w:eastAsia="方正小标宋_GBK" w:hint="eastAsia"/>
+            <w:noProof/>
+          </w:rPr>
+          <w:t>第二章相关技术与理论基础</w:t>
         </w:r>
         <w:r>
           <w:rPr>
@@ -813,7 +774,7 @@
             <w:noProof/>
             <w:webHidden/>
           </w:rPr>
-          <w:instrText>PAGEREF _Toc238989109 \h</w:instrText>
+          <w:instrText>PAGEREF _Toc239544387 \h</w:instrText>
         </w:r>
         <w:r>
           <w:rPr>
@@ -832,7 +793,6 @@
         </w:r>
         <w:r>
           <w:rPr>
-            <w:rFonts w:hint="eastAsia"/>
             <w:noProof/>
             <w:webHidden/>
           </w:rPr>
@@ -867,19 +827,19 @@
           <w:noProof/>
         </w:rPr>
       </w:pPr>
-      <w:hyperlink w:anchor="_Toc238989110" w:history="1">
+      <w:hyperlink w:anchor="_Toc239544388" w:history="1">
         <w:r>
           <w:rPr>
             <w:rStyle w:val="aff9"/>
-            <w:rFonts w:eastAsia="方正黑体_GBK"/>
-            <w:noProof/>
-          </w:rPr>
-          <w:t xml:space="preserve">2.1 </w:t>
+            <w:rFonts w:eastAsia="方正黑体_GBK" w:hint="eastAsia"/>
+            <w:noProof/>
+          </w:rPr>
+          <w:t>2.1</w:t>
         </w:r>
         <w:r>
           <w:rPr>
             <w:rStyle w:val="aff9"/>
-            <w:rFonts w:eastAsia="方正黑体_GBK"/>
+            <w:rFonts w:eastAsia="方正黑体_GBK" w:hint="eastAsia"/>
             <w:noProof/>
           </w:rPr>
           <w:t>深度学习基础</w:t>
@@ -913,7 +873,7 @@
             <w:noProof/>
             <w:webHidden/>
           </w:rPr>
-          <w:instrText>PAGEREF _Toc238989110 \h</w:instrText>
+          <w:instrText>PAGEREF _Toc239544388 \h</w:instrText>
         </w:r>
         <w:r>
           <w:rPr>
@@ -932,7 +892,6 @@
         </w:r>
         <w:r>
           <w:rPr>
-            <w:rFonts w:hint="eastAsia"/>
             <w:noProof/>
             <w:webHidden/>
           </w:rPr>
@@ -967,19 +926,19 @@
           <w:noProof/>
         </w:rPr>
       </w:pPr>
-      <w:hyperlink w:anchor="_Toc238989111" w:history="1">
+      <w:hyperlink w:anchor="_Toc239544389" w:history="1">
         <w:r>
           <w:rPr>
             <w:rStyle w:val="aff9"/>
-            <w:rFonts w:eastAsia="方正楷体_GBK"/>
-            <w:noProof/>
-          </w:rPr>
-          <w:t xml:space="preserve">2.1.1 </w:t>
+            <w:rFonts w:eastAsia="方正楷体_GBK" w:hint="eastAsia"/>
+            <w:noProof/>
+          </w:rPr>
+          <w:t>2.1.1</w:t>
         </w:r>
         <w:r>
           <w:rPr>
             <w:rStyle w:val="aff9"/>
-            <w:rFonts w:eastAsia="方正楷体_GBK"/>
+            <w:rFonts w:eastAsia="方正楷体_GBK" w:hint="eastAsia"/>
             <w:noProof/>
           </w:rPr>
           <w:t>卷积神经网络（</w:t>
@@ -987,7 +946,7 @@
         <w:r>
           <w:rPr>
             <w:rStyle w:val="aff9"/>
-            <w:rFonts w:eastAsia="方正楷体_GBK"/>
+            <w:rFonts w:eastAsia="方正楷体_GBK" w:hint="eastAsia"/>
             <w:noProof/>
           </w:rPr>
           <w:t>CNN</w:t>
@@ -995,7 +954,7 @@
         <w:r>
           <w:rPr>
             <w:rStyle w:val="aff9"/>
-            <w:rFonts w:eastAsia="方正楷体_GBK"/>
+            <w:rFonts w:eastAsia="方正楷体_GBK" w:hint="eastAsia"/>
             <w:noProof/>
           </w:rPr>
           <w:t>）</w:t>
@@ -1029,7 +988,7 @@
             <w:noProof/>
             <w:webHidden/>
           </w:rPr>
-          <w:instrText>PAGEREF _Toc238989111 \h</w:instrText>
+          <w:instrText>PAGEREF _Toc239544389 \h</w:instrText>
         </w:r>
         <w:r>
           <w:rPr>
@@ -1048,7 +1007,6 @@
         </w:r>
         <w:r>
           <w:rPr>
-            <w:rFonts w:hint="eastAsia"/>
             <w:noProof/>
             <w:webHidden/>
           </w:rPr>
@@ -1083,19 +1041,19 @@
           <w:noProof/>
         </w:rPr>
       </w:pPr>
-      <w:hyperlink w:anchor="_Toc238989112" w:history="1">
+      <w:hyperlink w:anchor="_Toc239544390" w:history="1">
         <w:r>
           <w:rPr>
             <w:rStyle w:val="aff9"/>
-            <w:rFonts w:eastAsia="方正楷体_GBK"/>
-            <w:noProof/>
-          </w:rPr>
-          <w:t xml:space="preserve">2.1.2 </w:t>
+            <w:rFonts w:eastAsia="方正楷体_GBK" w:hint="eastAsia"/>
+            <w:noProof/>
+          </w:rPr>
+          <w:t>2.1.2</w:t>
         </w:r>
         <w:r>
           <w:rPr>
             <w:rStyle w:val="aff9"/>
-            <w:rFonts w:eastAsia="方正楷体_GBK"/>
+            <w:rFonts w:eastAsia="方正楷体_GBK" w:hint="eastAsia"/>
             <w:noProof/>
           </w:rPr>
           <w:t>循环神经网络（</w:t>
@@ -1103,7 +1061,7 @@
         <w:r>
           <w:rPr>
             <w:rStyle w:val="aff9"/>
-            <w:rFonts w:eastAsia="方正楷体_GBK"/>
+            <w:rFonts w:eastAsia="方正楷体_GBK" w:hint="eastAsia"/>
             <w:noProof/>
           </w:rPr>
           <w:t>RNN</w:t>
@@ -1111,7 +1069,7 @@
         <w:r>
           <w:rPr>
             <w:rStyle w:val="aff9"/>
-            <w:rFonts w:eastAsia="方正楷体_GBK"/>
+            <w:rFonts w:eastAsia="方正楷体_GBK" w:hint="eastAsia"/>
             <w:noProof/>
           </w:rPr>
           <w:t>）</w:t>
@@ -1145,7 +1103,7 @@
             <w:noProof/>
             <w:webHidden/>
           </w:rPr>
-          <w:instrText>PAGEREF _Toc238989112 \h</w:instrText>
+          <w:instrText>PAGEREF _Toc239544390 \h</w:instrText>
         </w:r>
         <w:r>
           <w:rPr>
@@ -1164,7 +1122,6 @@
         </w:r>
         <w:r>
           <w:rPr>
-            <w:rFonts w:hint="eastAsia"/>
             <w:noProof/>
             <w:webHidden/>
           </w:rPr>
@@ -1198,11 +1155,11 @@
           <w:noProof/>
         </w:rPr>
       </w:pPr>
-      <w:hyperlink w:anchor="_Toc238989113" w:history="1">
+      <w:hyperlink w:anchor="_Toc239544391" w:history="1">
         <w:r>
           <w:rPr>
             <w:rStyle w:val="aff9"/>
-            <w:rFonts w:eastAsia="方正小标宋_GBK"/>
+            <w:rFonts w:eastAsia="方正小标宋_GBK" w:hint="eastAsia"/>
             <w:noProof/>
           </w:rPr>
           <w:t>x: (batch, seq_len, in_dim)</w:t>
@@ -1236,7 +1193,7 @@
             <w:noProof/>
             <w:webHidden/>
           </w:rPr>
-          <w:instrText>PAGEREF _Toc238989113 \h</w:instrText>
+          <w:instrText>PAGEREF _Toc239544391 \h</w:instrText>
         </w:r>
         <w:r>
           <w:rPr>
@@ -1255,7 +1212,6 @@
         </w:r>
         <w:r>
           <w:rPr>
-            <w:rFonts w:hint="eastAsia"/>
             <w:noProof/>
             <w:webHidden/>
           </w:rPr>
@@ -1290,19 +1246,19 @@
           <w:noProof/>
         </w:rPr>
       </w:pPr>
-      <w:hyperlink w:anchor="_Toc238989114" w:history="1">
+      <w:hyperlink w:anchor="_Toc239544392" w:history="1">
         <w:r>
           <w:rPr>
             <w:rStyle w:val="aff9"/>
-            <w:rFonts w:eastAsia="方正黑体_GBK"/>
-            <w:noProof/>
-          </w:rPr>
-          <w:t xml:space="preserve">2.2 </w:t>
+            <w:rFonts w:eastAsia="方正黑体_GBK" w:hint="eastAsia"/>
+            <w:noProof/>
+          </w:rPr>
+          <w:t>2.2</w:t>
         </w:r>
         <w:r>
           <w:rPr>
             <w:rStyle w:val="aff9"/>
-            <w:rFonts w:eastAsia="方正黑体_GBK"/>
+            <w:rFonts w:eastAsia="方正黑体_GBK" w:hint="eastAsia"/>
             <w:noProof/>
           </w:rPr>
           <w:t>图神经网络</w:t>
@@ -1336,7 +1292,7 @@
             <w:noProof/>
             <w:webHidden/>
           </w:rPr>
-          <w:instrText>PAGEREF _Toc238989114 \h</w:instrText>
+          <w:instrText>PAGEREF _Toc239544392 \h</w:instrText>
         </w:r>
         <w:r>
           <w:rPr>
@@ -1355,7 +1311,6 @@
         </w:r>
         <w:r>
           <w:rPr>
-            <w:rFonts w:hint="eastAsia"/>
             <w:noProof/>
             <w:webHidden/>
           </w:rPr>
@@ -1390,19 +1345,19 @@
           <w:noProof/>
         </w:rPr>
       </w:pPr>
-      <w:hyperlink w:anchor="_Toc238989115" w:history="1">
+      <w:hyperlink w:anchor="_Toc239544393" w:history="1">
         <w:r>
           <w:rPr>
             <w:rStyle w:val="aff9"/>
-            <w:rFonts w:eastAsia="方正楷体_GBK"/>
-            <w:noProof/>
-          </w:rPr>
-          <w:t xml:space="preserve">2.2.1 </w:t>
+            <w:rFonts w:eastAsia="方正楷体_GBK" w:hint="eastAsia"/>
+            <w:noProof/>
+          </w:rPr>
+          <w:t>2.2.1</w:t>
         </w:r>
         <w:r>
           <w:rPr>
             <w:rStyle w:val="aff9"/>
-            <w:rFonts w:eastAsia="方正楷体_GBK"/>
+            <w:rFonts w:eastAsia="方正楷体_GBK" w:hint="eastAsia"/>
             <w:noProof/>
           </w:rPr>
           <w:t>图卷积网络（</w:t>
@@ -1410,7 +1365,7 @@
         <w:r>
           <w:rPr>
             <w:rStyle w:val="aff9"/>
-            <w:rFonts w:eastAsia="方正楷体_GBK"/>
+            <w:rFonts w:eastAsia="方正楷体_GBK" w:hint="eastAsia"/>
             <w:noProof/>
           </w:rPr>
           <w:t>GCN</w:t>
@@ -1418,7 +1373,7 @@
         <w:r>
           <w:rPr>
             <w:rStyle w:val="aff9"/>
-            <w:rFonts w:eastAsia="方正楷体_GBK"/>
+            <w:rFonts w:eastAsia="方正楷体_GBK" w:hint="eastAsia"/>
             <w:noProof/>
           </w:rPr>
           <w:t>）</w:t>
@@ -1452,7 +1407,7 @@
             <w:noProof/>
             <w:webHidden/>
           </w:rPr>
-          <w:instrText>PAGEREF _Toc238989115 \h</w:instrText>
+          <w:instrText>PAGEREF _Toc239544393 \h</w:instrText>
         </w:r>
         <w:r>
           <w:rPr>
@@ -1471,7 +1426,6 @@
         </w:r>
         <w:r>
           <w:rPr>
-            <w:rFonts w:hint="eastAsia"/>
             <w:noProof/>
             <w:webHidden/>
           </w:rPr>
@@ -1506,19 +1460,19 @@
           <w:noProof/>
         </w:rPr>
       </w:pPr>
-      <w:hyperlink w:anchor="_Toc238989116" w:history="1">
+      <w:hyperlink w:anchor="_Toc239544394" w:history="1">
         <w:r>
           <w:rPr>
             <w:rStyle w:val="aff9"/>
-            <w:rFonts w:eastAsia="方正楷体_GBK"/>
-            <w:noProof/>
-          </w:rPr>
-          <w:t xml:space="preserve">2.2.2 </w:t>
+            <w:rFonts w:eastAsia="方正楷体_GBK" w:hint="eastAsia"/>
+            <w:noProof/>
+          </w:rPr>
+          <w:t>2.2.2</w:t>
         </w:r>
         <w:r>
           <w:rPr>
             <w:rStyle w:val="aff9"/>
-            <w:rFonts w:eastAsia="方正楷体_GBK"/>
+            <w:rFonts w:eastAsia="方正楷体_GBK" w:hint="eastAsia"/>
             <w:noProof/>
           </w:rPr>
           <w:t>图注意力网络（</w:t>
@@ -1526,7 +1480,7 @@
         <w:r>
           <w:rPr>
             <w:rStyle w:val="aff9"/>
-            <w:rFonts w:eastAsia="方正楷体_GBK"/>
+            <w:rFonts w:eastAsia="方正楷体_GBK" w:hint="eastAsia"/>
             <w:noProof/>
           </w:rPr>
           <w:t>GAT</w:t>
@@ -1534,7 +1488,7 @@
         <w:r>
           <w:rPr>
             <w:rStyle w:val="aff9"/>
-            <w:rFonts w:eastAsia="方正楷体_GBK"/>
+            <w:rFonts w:eastAsia="方正楷体_GBK" w:hint="eastAsia"/>
             <w:noProof/>
           </w:rPr>
           <w:t>）</w:t>
@@ -1568,7 +1522,7 @@
             <w:noProof/>
             <w:webHidden/>
           </w:rPr>
-          <w:instrText>PAGEREF _Toc238989116 \h</w:instrText>
+          <w:instrText>PAGEREF _Toc239544394 \h</w:instrText>
         </w:r>
         <w:r>
           <w:rPr>
@@ -1587,7 +1541,6 @@
         </w:r>
         <w:r>
           <w:rPr>
-            <w:rFonts w:hint="eastAsia"/>
             <w:noProof/>
             <w:webHidden/>
           </w:rPr>
@@ -1622,19 +1575,19 @@
           <w:noProof/>
         </w:rPr>
       </w:pPr>
-      <w:hyperlink w:anchor="_Toc238989117" w:history="1">
+      <w:hyperlink w:anchor="_Toc239544395" w:history="1">
         <w:r>
           <w:rPr>
             <w:rStyle w:val="aff9"/>
-            <w:rFonts w:eastAsia="方正黑体_GBK"/>
-            <w:noProof/>
-          </w:rPr>
-          <w:t xml:space="preserve">2.3 </w:t>
+            <w:rFonts w:eastAsia="方正黑体_GBK" w:hint="eastAsia"/>
+            <w:noProof/>
+          </w:rPr>
+          <w:t>2.3</w:t>
         </w:r>
         <w:r>
           <w:rPr>
             <w:rStyle w:val="aff9"/>
-            <w:rFonts w:eastAsia="方正黑体_GBK"/>
+            <w:rFonts w:eastAsia="方正黑体_GBK" w:hint="eastAsia"/>
             <w:noProof/>
           </w:rPr>
           <w:t>本章小结</w:t>
@@ -1668,7 +1621,7 @@
             <w:noProof/>
             <w:webHidden/>
           </w:rPr>
-          <w:instrText>PAGEREF _Toc238989117 \h</w:instrText>
+          <w:instrText>PAGEREF _Toc239544395 \h</w:instrText>
         </w:r>
         <w:r>
           <w:rPr>
@@ -1687,7 +1640,6 @@
         </w:r>
         <w:r>
           <w:rPr>
-            <w:rFonts w:hint="eastAsia"/>
             <w:noProof/>
             <w:webHidden/>
           </w:rPr>
@@ -1721,30 +1673,14 @@
           <w:noProof/>
         </w:rPr>
       </w:pPr>
-      <w:hyperlink w:anchor="_Toc238989118" w:history="1">
+      <w:hyperlink w:anchor="_Toc239544396" w:history="1">
         <w:r>
           <w:rPr>
             <w:rStyle w:val="aff9"/>
-            <w:rFonts w:eastAsia="方正小标宋_GBK"/>
-            <w:noProof/>
-          </w:rPr>
-          <w:t>第三章</w:t>
-        </w:r>
-        <w:r>
-          <w:rPr>
-            <w:rStyle w:val="aff9"/>
-            <w:rFonts w:eastAsia="方正小标宋_GBK"/>
-            <w:noProof/>
-          </w:rPr>
-          <w:t xml:space="preserve"> </w:t>
-        </w:r>
-        <w:r>
-          <w:rPr>
-            <w:rStyle w:val="aff9"/>
-            <w:rFonts w:eastAsia="方正小标宋_GBK"/>
-            <w:noProof/>
-          </w:rPr>
-          <w:t>需求分析与系统设计</w:t>
+            <w:rFonts w:eastAsia="方正小标宋_GBK" w:hint="eastAsia"/>
+            <w:noProof/>
+          </w:rPr>
+          <w:t>第三章需求分析与系统设计</w:t>
         </w:r>
         <w:r>
           <w:rPr>
@@ -1775,7 +1711,7 @@
             <w:noProof/>
             <w:webHidden/>
           </w:rPr>
-          <w:instrText>PAGEREF _Toc238989118 \h</w:instrText>
+          <w:instrText>PAGEREF _Toc239544396 \h</w:instrText>
         </w:r>
         <w:r>
           <w:rPr>
@@ -1794,7 +1730,6 @@
         </w:r>
         <w:r>
           <w:rPr>
-            <w:rFonts w:hint="eastAsia"/>
             <w:noProof/>
             <w:webHidden/>
           </w:rPr>
@@ -1805,7 +1740,7 @@
             <w:noProof/>
             <w:webHidden/>
           </w:rPr>
-          <w:t>6</w:t>
+          <w:t>5</w:t>
         </w:r>
         <w:r>
           <w:rPr>
@@ -1829,19 +1764,19 @@
           <w:noProof/>
         </w:rPr>
       </w:pPr>
-      <w:hyperlink w:anchor="_Toc238989119" w:history="1">
+      <w:hyperlink w:anchor="_Toc239544397" w:history="1">
         <w:r>
           <w:rPr>
             <w:rStyle w:val="aff9"/>
-            <w:rFonts w:eastAsia="方正黑体_GBK"/>
-            <w:noProof/>
-          </w:rPr>
-          <w:t xml:space="preserve">3.1 </w:t>
+            <w:rFonts w:eastAsia="方正黑体_GBK" w:hint="eastAsia"/>
+            <w:noProof/>
+          </w:rPr>
+          <w:t>3.1</w:t>
         </w:r>
         <w:r>
           <w:rPr>
             <w:rStyle w:val="aff9"/>
-            <w:rFonts w:eastAsia="方正黑体_GBK"/>
+            <w:rFonts w:eastAsia="方正黑体_GBK" w:hint="eastAsia"/>
             <w:noProof/>
           </w:rPr>
           <w:t>功能性需求</w:t>
@@ -1875,7 +1810,7 @@
             <w:noProof/>
             <w:webHidden/>
           </w:rPr>
-          <w:instrText>PAGEREF _Toc238989119 \h</w:instrText>
+          <w:instrText>PAGEREF _Toc239544397 \h</w:instrText>
         </w:r>
         <w:r>
           <w:rPr>
@@ -1894,7 +1829,6 @@
         </w:r>
         <w:r>
           <w:rPr>
-            <w:rFonts w:hint="eastAsia"/>
             <w:noProof/>
             <w:webHidden/>
           </w:rPr>
@@ -1905,7 +1839,7 @@
             <w:noProof/>
             <w:webHidden/>
           </w:rPr>
-          <w:t>6</w:t>
+          <w:t>5</w:t>
         </w:r>
         <w:r>
           <w:rPr>
@@ -1929,19 +1863,19 @@
           <w:noProof/>
         </w:rPr>
       </w:pPr>
-      <w:hyperlink w:anchor="_Toc238989120" w:history="1">
+      <w:hyperlink w:anchor="_Toc239544398" w:history="1">
         <w:r>
           <w:rPr>
             <w:rStyle w:val="aff9"/>
-            <w:rFonts w:eastAsia="方正楷体_GBK"/>
-            <w:noProof/>
-          </w:rPr>
-          <w:t xml:space="preserve">3.1.1 </w:t>
+            <w:rFonts w:eastAsia="方正楷体_GBK" w:hint="eastAsia"/>
+            <w:noProof/>
+          </w:rPr>
+          <w:t>3.1.1</w:t>
         </w:r>
         <w:r>
           <w:rPr>
             <w:rStyle w:val="aff9"/>
-            <w:rFonts w:eastAsia="方正楷体_GBK"/>
+            <w:rFonts w:eastAsia="方正楷体_GBK" w:hint="eastAsia"/>
             <w:noProof/>
           </w:rPr>
           <w:t>数据采集模块</w:t>
@@ -1975,7 +1909,7 @@
             <w:noProof/>
             <w:webHidden/>
           </w:rPr>
-          <w:instrText>PAGEREF _Toc238989120 \h</w:instrText>
+          <w:instrText>PAGEREF _Toc239544398 \h</w:instrText>
         </w:r>
         <w:r>
           <w:rPr>
@@ -1994,7 +1928,6 @@
         </w:r>
         <w:r>
           <w:rPr>
-            <w:rFonts w:hint="eastAsia"/>
             <w:noProof/>
             <w:webHidden/>
           </w:rPr>
@@ -2005,7 +1938,7 @@
             <w:noProof/>
             <w:webHidden/>
           </w:rPr>
-          <w:t>6</w:t>
+          <w:t>5</w:t>
         </w:r>
         <w:r>
           <w:rPr>
@@ -2029,19 +1962,19 @@
           <w:noProof/>
         </w:rPr>
       </w:pPr>
-      <w:hyperlink w:anchor="_Toc238989121" w:history="1">
+      <w:hyperlink w:anchor="_Toc239544399" w:history="1">
         <w:r>
           <w:rPr>
             <w:rStyle w:val="aff9"/>
-            <w:rFonts w:eastAsia="方正楷体_GBK"/>
-            <w:noProof/>
-          </w:rPr>
-          <w:t xml:space="preserve">3.1.2 </w:t>
+            <w:rFonts w:eastAsia="方正楷体_GBK" w:hint="eastAsia"/>
+            <w:noProof/>
+          </w:rPr>
+          <w:t>3.1.2</w:t>
         </w:r>
         <w:r>
           <w:rPr>
             <w:rStyle w:val="aff9"/>
-            <w:rFonts w:eastAsia="方正楷体_GBK"/>
+            <w:rFonts w:eastAsia="方正楷体_GBK" w:hint="eastAsia"/>
             <w:noProof/>
           </w:rPr>
           <w:t>预测服务模块</w:t>
@@ -2075,7 +2008,7 @@
             <w:noProof/>
             <w:webHidden/>
           </w:rPr>
-          <w:instrText>PAGEREF _Toc238989121 \h</w:instrText>
+          <w:instrText>PAGEREF _Toc239544399 \h</w:instrText>
         </w:r>
         <w:r>
           <w:rPr>
@@ -2094,7 +2027,6 @@
         </w:r>
         <w:r>
           <w:rPr>
-            <w:rFonts w:hint="eastAsia"/>
             <w:noProof/>
             <w:webHidden/>
           </w:rPr>
@@ -2129,19 +2061,19 @@
           <w:noProof/>
         </w:rPr>
       </w:pPr>
-      <w:hyperlink w:anchor="_Toc238989122" w:history="1">
+      <w:hyperlink w:anchor="_Toc239544400" w:history="1">
         <w:r>
           <w:rPr>
             <w:rStyle w:val="aff9"/>
-            <w:rFonts w:eastAsia="方正黑体_GBK"/>
-            <w:noProof/>
-          </w:rPr>
-          <w:t xml:space="preserve">3.2 </w:t>
+            <w:rFonts w:eastAsia="方正黑体_GBK" w:hint="eastAsia"/>
+            <w:noProof/>
+          </w:rPr>
+          <w:t>3.2</w:t>
         </w:r>
         <w:r>
           <w:rPr>
             <w:rStyle w:val="aff9"/>
-            <w:rFonts w:eastAsia="方正黑体_GBK"/>
+            <w:rFonts w:eastAsia="方正黑体_GBK" w:hint="eastAsia"/>
             <w:noProof/>
           </w:rPr>
           <w:t>非功能性需求</w:t>
@@ -2175,7 +2107,7 @@
             <w:noProof/>
             <w:webHidden/>
           </w:rPr>
-          <w:instrText>PAGEREF _Toc238989122 \h</w:instrText>
+          <w:instrText>PAGEREF _Toc239544400 \h</w:instrText>
         </w:r>
         <w:r>
           <w:rPr>
@@ -2194,7 +2126,6 @@
         </w:r>
         <w:r>
           <w:rPr>
-            <w:rFonts w:hint="eastAsia"/>
             <w:noProof/>
             <w:webHidden/>
           </w:rPr>
@@ -2229,19 +2160,19 @@
           <w:noProof/>
         </w:rPr>
       </w:pPr>
-      <w:hyperlink w:anchor="_Toc238989123" w:history="1">
+      <w:hyperlink w:anchor="_Toc239544401" w:history="1">
         <w:r>
           <w:rPr>
             <w:rStyle w:val="aff9"/>
-            <w:rFonts w:eastAsia="方正黑体_GBK"/>
-            <w:noProof/>
-          </w:rPr>
-          <w:t xml:space="preserve">3.3 </w:t>
+            <w:rFonts w:eastAsia="方正黑体_GBK" w:hint="eastAsia"/>
+            <w:noProof/>
+          </w:rPr>
+          <w:t>3.3</w:t>
         </w:r>
         <w:r>
           <w:rPr>
             <w:rStyle w:val="aff9"/>
-            <w:rFonts w:eastAsia="方正黑体_GBK"/>
+            <w:rFonts w:eastAsia="方正黑体_GBK" w:hint="eastAsia"/>
             <w:noProof/>
           </w:rPr>
           <w:t>系统架构设计</w:t>
@@ -2275,7 +2206,7 @@
             <w:noProof/>
             <w:webHidden/>
           </w:rPr>
-          <w:instrText>PAGEREF _Toc238989123 \h</w:instrText>
+          <w:instrText>PAGEREF _Toc239544401 \h</w:instrText>
         </w:r>
         <w:r>
           <w:rPr>
@@ -2294,7 +2225,6 @@
         </w:r>
         <w:r>
           <w:rPr>
-            <w:rFonts w:hint="eastAsia"/>
             <w:noProof/>
             <w:webHidden/>
           </w:rPr>
@@ -2328,30 +2258,14 @@
           <w:noProof/>
         </w:rPr>
       </w:pPr>
-      <w:hyperlink w:anchor="_Toc238989124" w:history="1">
+      <w:hyperlink w:anchor="_Toc239544402" w:history="1">
         <w:r>
           <w:rPr>
             <w:rStyle w:val="aff9"/>
-            <w:rFonts w:eastAsia="方正小标宋_GBK"/>
-            <w:noProof/>
-          </w:rPr>
-          <w:t>第四章</w:t>
-        </w:r>
-        <w:r>
-          <w:rPr>
-            <w:rStyle w:val="aff9"/>
-            <w:rFonts w:eastAsia="方正小标宋_GBK"/>
-            <w:noProof/>
-          </w:rPr>
-          <w:t xml:space="preserve"> </w:t>
-        </w:r>
-        <w:r>
-          <w:rPr>
-            <w:rStyle w:val="aff9"/>
-            <w:rFonts w:eastAsia="方正小标宋_GBK"/>
-            <w:noProof/>
-          </w:rPr>
-          <w:t>模型设计与实现</w:t>
+            <w:rFonts w:eastAsia="方正小标宋_GBK" w:hint="eastAsia"/>
+            <w:noProof/>
+          </w:rPr>
+          <w:t>第四章模型设计与实现</w:t>
         </w:r>
         <w:r>
           <w:rPr>
@@ -2382,7 +2296,7 @@
             <w:noProof/>
             <w:webHidden/>
           </w:rPr>
-          <w:instrText>PAGEREF _Toc238989124 \h</w:instrText>
+          <w:instrText>PAGEREF _Toc239544402 \h</w:instrText>
         </w:r>
         <w:r>
           <w:rPr>
@@ -2401,7 +2315,6 @@
         </w:r>
         <w:r>
           <w:rPr>
-            <w:rFonts w:hint="eastAsia"/>
             <w:noProof/>
             <w:webHidden/>
           </w:rPr>
@@ -2436,19 +2349,19 @@
           <w:noProof/>
         </w:rPr>
       </w:pPr>
-      <w:hyperlink w:anchor="_Toc238989125" w:history="1">
+      <w:hyperlink w:anchor="_Toc239544403" w:history="1">
         <w:r>
           <w:rPr>
             <w:rStyle w:val="aff9"/>
-            <w:rFonts w:eastAsia="方正黑体_GBK"/>
-            <w:noProof/>
-          </w:rPr>
-          <w:t xml:space="preserve">4.1 </w:t>
+            <w:rFonts w:eastAsia="方正黑体_GBK" w:hint="eastAsia"/>
+            <w:noProof/>
+          </w:rPr>
+          <w:t>4.1</w:t>
         </w:r>
         <w:r>
           <w:rPr>
             <w:rStyle w:val="aff9"/>
-            <w:rFonts w:eastAsia="方正黑体_GBK"/>
+            <w:rFonts w:eastAsia="方正黑体_GBK" w:hint="eastAsia"/>
             <w:noProof/>
           </w:rPr>
           <w:t>数据预处理</w:t>
@@ -2482,7 +2395,7 @@
             <w:noProof/>
             <w:webHidden/>
           </w:rPr>
-          <w:instrText>PAGEREF _Toc238989125 \h</w:instrText>
+          <w:instrText>PAGEREF _Toc239544403 \h</w:instrText>
         </w:r>
         <w:r>
           <w:rPr>
@@ -2501,7 +2414,6 @@
         </w:r>
         <w:r>
           <w:rPr>
-            <w:rFonts w:hint="eastAsia"/>
             <w:noProof/>
             <w:webHidden/>
           </w:rPr>
@@ -2536,19 +2448,19 @@
           <w:noProof/>
         </w:rPr>
       </w:pPr>
-      <w:hyperlink w:anchor="_Toc238989126" w:history="1">
+      <w:hyperlink w:anchor="_Toc239544404" w:history="1">
         <w:r>
           <w:rPr>
             <w:rStyle w:val="aff9"/>
-            <w:rFonts w:eastAsia="方正楷体_GBK"/>
-            <w:noProof/>
-          </w:rPr>
-          <w:t xml:space="preserve">4.1.1 </w:t>
+            <w:rFonts w:eastAsia="方正楷体_GBK" w:hint="eastAsia"/>
+            <w:noProof/>
+          </w:rPr>
+          <w:t>4.1.1</w:t>
         </w:r>
         <w:r>
           <w:rPr>
             <w:rStyle w:val="aff9"/>
-            <w:rFonts w:eastAsia="方正楷体_GBK"/>
+            <w:rFonts w:eastAsia="方正楷体_GBK" w:hint="eastAsia"/>
             <w:noProof/>
           </w:rPr>
           <w:t>数据集描述</w:t>
@@ -2582,7 +2494,7 @@
             <w:noProof/>
             <w:webHidden/>
           </w:rPr>
-          <w:instrText>PAGEREF _Toc238989126 \h</w:instrText>
+          <w:instrText>PAGEREF _Toc239544404 \h</w:instrText>
         </w:r>
         <w:r>
           <w:rPr>
@@ -2601,7 +2513,6 @@
         </w:r>
         <w:r>
           <w:rPr>
-            <w:rFonts w:hint="eastAsia"/>
             <w:noProof/>
             <w:webHidden/>
           </w:rPr>
@@ -2636,19 +2547,19 @@
           <w:noProof/>
         </w:rPr>
       </w:pPr>
-      <w:hyperlink w:anchor="_Toc238989127" w:history="1">
+      <w:hyperlink w:anchor="_Toc239544405" w:history="1">
         <w:r>
           <w:rPr>
             <w:rStyle w:val="aff9"/>
-            <w:rFonts w:eastAsia="方正楷体_GBK"/>
-            <w:noProof/>
-          </w:rPr>
-          <w:t xml:space="preserve">4.1.2 </w:t>
+            <w:rFonts w:eastAsia="方正楷体_GBK" w:hint="eastAsia"/>
+            <w:noProof/>
+          </w:rPr>
+          <w:t>4.1.2</w:t>
         </w:r>
         <w:r>
           <w:rPr>
             <w:rStyle w:val="aff9"/>
-            <w:rFonts w:eastAsia="方正楷体_GBK"/>
+            <w:rFonts w:eastAsia="方正楷体_GBK" w:hint="eastAsia"/>
             <w:noProof/>
           </w:rPr>
           <w:t>特征工程</w:t>
@@ -2682,7 +2593,7 @@
             <w:noProof/>
             <w:webHidden/>
           </w:rPr>
-          <w:instrText>PAGEREF _Toc238989127 \h</w:instrText>
+          <w:instrText>PAGEREF _Toc239544405 \h</w:instrText>
         </w:r>
         <w:r>
           <w:rPr>
@@ -2701,7 +2612,6 @@
         </w:r>
         <w:r>
           <w:rPr>
-            <w:rFonts w:hint="eastAsia"/>
             <w:noProof/>
             <w:webHidden/>
           </w:rPr>
@@ -2736,19 +2646,19 @@
           <w:noProof/>
         </w:rPr>
       </w:pPr>
-      <w:hyperlink w:anchor="_Toc238989128" w:history="1">
+      <w:hyperlink w:anchor="_Toc239544406" w:history="1">
         <w:r>
           <w:rPr>
             <w:rStyle w:val="aff9"/>
-            <w:rFonts w:eastAsia="方正黑体_GBK"/>
-            <w:noProof/>
-          </w:rPr>
-          <w:t xml:space="preserve">4.2 </w:t>
+            <w:rFonts w:eastAsia="方正黑体_GBK" w:hint="eastAsia"/>
+            <w:noProof/>
+          </w:rPr>
+          <w:t>4.2</w:t>
         </w:r>
         <w:r>
           <w:rPr>
             <w:rStyle w:val="aff9"/>
-            <w:rFonts w:eastAsia="方正黑体_GBK"/>
+            <w:rFonts w:eastAsia="方正黑体_GBK" w:hint="eastAsia"/>
             <w:noProof/>
           </w:rPr>
           <w:t>模型架构</w:t>
@@ -2782,7 +2692,7 @@
             <w:noProof/>
             <w:webHidden/>
           </w:rPr>
-          <w:instrText>PAGEREF _Toc238989128 \h</w:instrText>
+          <w:instrText>PAGEREF _Toc239544406 \h</w:instrText>
         </w:r>
         <w:r>
           <w:rPr>
@@ -2801,7 +2711,6 @@
         </w:r>
         <w:r>
           <w:rPr>
-            <w:rFonts w:hint="eastAsia"/>
             <w:noProof/>
             <w:webHidden/>
           </w:rPr>
@@ -2836,19 +2745,19 @@
           <w:noProof/>
         </w:rPr>
       </w:pPr>
-      <w:hyperlink w:anchor="_Toc238989129" w:history="1">
+      <w:hyperlink w:anchor="_Toc239544407" w:history="1">
         <w:r>
           <w:rPr>
             <w:rStyle w:val="aff9"/>
-            <w:rFonts w:eastAsia="方正楷体_GBK"/>
-            <w:noProof/>
-          </w:rPr>
-          <w:t xml:space="preserve">4.2.1 </w:t>
+            <w:rFonts w:eastAsia="方正楷体_GBK" w:hint="eastAsia"/>
+            <w:noProof/>
+          </w:rPr>
+          <w:t>4.2.1</w:t>
         </w:r>
         <w:r>
           <w:rPr>
             <w:rStyle w:val="aff9"/>
-            <w:rFonts w:eastAsia="方正楷体_GBK"/>
+            <w:rFonts w:eastAsia="方正楷体_GBK" w:hint="eastAsia"/>
             <w:noProof/>
           </w:rPr>
           <w:t>整体架构</w:t>
@@ -2882,7 +2791,7 @@
             <w:noProof/>
             <w:webHidden/>
           </w:rPr>
-          <w:instrText>PAGEREF _Toc238989129 \h</w:instrText>
+          <w:instrText>PAGEREF _Toc239544407 \h</w:instrText>
         </w:r>
         <w:r>
           <w:rPr>
@@ -2901,7 +2810,6 @@
         </w:r>
         <w:r>
           <w:rPr>
-            <w:rFonts w:hint="eastAsia"/>
             <w:noProof/>
             <w:webHidden/>
           </w:rPr>
@@ -2936,19 +2844,19 @@
           <w:noProof/>
         </w:rPr>
       </w:pPr>
-      <w:hyperlink w:anchor="_Toc238989130" w:history="1">
+      <w:hyperlink w:anchor="_Toc239544408" w:history="1">
         <w:r>
           <w:rPr>
             <w:rStyle w:val="aff9"/>
-            <w:rFonts w:eastAsia="方正楷体_GBK"/>
-            <w:noProof/>
-          </w:rPr>
-          <w:t xml:space="preserve">4.2.2 </w:t>
+            <w:rFonts w:eastAsia="方正楷体_GBK" w:hint="eastAsia"/>
+            <w:noProof/>
+          </w:rPr>
+          <w:t>4.2.2</w:t>
         </w:r>
         <w:r>
           <w:rPr>
             <w:rStyle w:val="aff9"/>
-            <w:rFonts w:eastAsia="方正楷体_GBK"/>
+            <w:rFonts w:eastAsia="方正楷体_GBK" w:hint="eastAsia"/>
             <w:noProof/>
           </w:rPr>
           <w:t>损失函数</w:t>
@@ -2982,7 +2890,7 @@
             <w:noProof/>
             <w:webHidden/>
           </w:rPr>
-          <w:instrText>PAGEREF _Toc238989130 \h</w:instrText>
+          <w:instrText>PAGEREF _Toc239544408 \h</w:instrText>
         </w:r>
         <w:r>
           <w:rPr>
@@ -3001,7 +2909,6 @@
         </w:r>
         <w:r>
           <w:rPr>
-            <w:rFonts w:hint="eastAsia"/>
             <w:noProof/>
             <w:webHidden/>
           </w:rPr>
@@ -3036,19 +2943,19 @@
           <w:noProof/>
         </w:rPr>
       </w:pPr>
-      <w:hyperlink w:anchor="_Toc238989131" w:history="1">
+      <w:hyperlink w:anchor="_Toc239544409" w:history="1">
         <w:r>
           <w:rPr>
             <w:rStyle w:val="aff9"/>
-            <w:rFonts w:eastAsia="方正黑体_GBK"/>
-            <w:noProof/>
-          </w:rPr>
-          <w:t xml:space="preserve">4.3 </w:t>
+            <w:rFonts w:eastAsia="方正黑体_GBK" w:hint="eastAsia"/>
+            <w:noProof/>
+          </w:rPr>
+          <w:t>4.3</w:t>
         </w:r>
         <w:r>
           <w:rPr>
             <w:rStyle w:val="aff9"/>
-            <w:rFonts w:eastAsia="方正黑体_GBK"/>
+            <w:rFonts w:eastAsia="方正黑体_GBK" w:hint="eastAsia"/>
             <w:noProof/>
           </w:rPr>
           <w:t>训练策略</w:t>
@@ -3082,7 +2989,7 @@
             <w:noProof/>
             <w:webHidden/>
           </w:rPr>
-          <w:instrText>PAGEREF _Toc238989131 \h</w:instrText>
+          <w:instrText>PAGEREF _Toc239544409 \h</w:instrText>
         </w:r>
         <w:r>
           <w:rPr>
@@ -3101,7 +3008,6 @@
         </w:r>
         <w:r>
           <w:rPr>
-            <w:rFonts w:hint="eastAsia"/>
             <w:noProof/>
             <w:webHidden/>
           </w:rPr>
@@ -3112,7 +3018,7 @@
             <w:noProof/>
             <w:webHidden/>
           </w:rPr>
-          <w:t>8</w:t>
+          <w:t>7</w:t>
         </w:r>
         <w:r>
           <w:rPr>
@@ -3135,30 +3041,14 @@
           <w:noProof/>
         </w:rPr>
       </w:pPr>
-      <w:hyperlink w:anchor="_Toc238989132" w:history="1">
+      <w:hyperlink w:anchor="_Toc239544410" w:history="1">
         <w:r>
           <w:rPr>
             <w:rStyle w:val="aff9"/>
-            <w:rFonts w:eastAsia="方正小标宋_GBK"/>
-            <w:noProof/>
-          </w:rPr>
-          <w:t>第五章</w:t>
-        </w:r>
-        <w:r>
-          <w:rPr>
-            <w:rStyle w:val="aff9"/>
-            <w:rFonts w:eastAsia="方正小标宋_GBK"/>
-            <w:noProof/>
-          </w:rPr>
-          <w:t xml:space="preserve"> </w:t>
-        </w:r>
-        <w:r>
-          <w:rPr>
-            <w:rStyle w:val="aff9"/>
-            <w:rFonts w:eastAsia="方正小标宋_GBK"/>
-            <w:noProof/>
-          </w:rPr>
-          <w:t>系统测试与结果分析</w:t>
+            <w:rFonts w:eastAsia="方正小标宋_GBK" w:hint="eastAsia"/>
+            <w:noProof/>
+          </w:rPr>
+          <w:t>第五章系统测试与结果分析</w:t>
         </w:r>
         <w:r>
           <w:rPr>
@@ -3189,7 +3079,7 @@
             <w:noProof/>
             <w:webHidden/>
           </w:rPr>
-          <w:instrText>PAGEREF _Toc238989132 \h</w:instrText>
+          <w:instrText>PAGEREF _Toc239544410 \h</w:instrText>
         </w:r>
         <w:r>
           <w:rPr>
@@ -3208,7 +3098,6 @@
         </w:r>
         <w:r>
           <w:rPr>
-            <w:rFonts w:hint="eastAsia"/>
             <w:noProof/>
             <w:webHidden/>
           </w:rPr>
@@ -3243,19 +3132,19 @@
           <w:noProof/>
         </w:rPr>
       </w:pPr>
-      <w:hyperlink w:anchor="_Toc238989133" w:history="1">
+      <w:hyperlink w:anchor="_Toc239544411" w:history="1">
         <w:r>
           <w:rPr>
             <w:rStyle w:val="aff9"/>
-            <w:rFonts w:eastAsia="方正黑体_GBK"/>
-            <w:noProof/>
-          </w:rPr>
-          <w:t xml:space="preserve">5.1 </w:t>
+            <w:rFonts w:eastAsia="方正黑体_GBK" w:hint="eastAsia"/>
+            <w:noProof/>
+          </w:rPr>
+          <w:t>5.1</w:t>
         </w:r>
         <w:r>
           <w:rPr>
             <w:rStyle w:val="aff9"/>
-            <w:rFonts w:eastAsia="方正黑体_GBK"/>
+            <w:rFonts w:eastAsia="方正黑体_GBK" w:hint="eastAsia"/>
             <w:noProof/>
           </w:rPr>
           <w:t>测试环境</w:t>
@@ -3289,7 +3178,7 @@
             <w:noProof/>
             <w:webHidden/>
           </w:rPr>
-          <w:instrText>PAGEREF _Toc238989133 \h</w:instrText>
+          <w:instrText>PAGEREF _Toc239544411 \h</w:instrText>
         </w:r>
         <w:r>
           <w:rPr>
@@ -3308,7 +3197,6 @@
         </w:r>
         <w:r>
           <w:rPr>
-            <w:rFonts w:hint="eastAsia"/>
             <w:noProof/>
             <w:webHidden/>
           </w:rPr>
@@ -3343,19 +3231,19 @@
           <w:noProof/>
         </w:rPr>
       </w:pPr>
-      <w:hyperlink w:anchor="_Toc238989134" w:history="1">
+      <w:hyperlink w:anchor="_Toc239544412" w:history="1">
         <w:r>
           <w:rPr>
             <w:rStyle w:val="aff9"/>
-            <w:rFonts w:eastAsia="方正黑体_GBK"/>
-            <w:noProof/>
-          </w:rPr>
-          <w:t xml:space="preserve">5.2 </w:t>
+            <w:rFonts w:eastAsia="方正黑体_GBK" w:hint="eastAsia"/>
+            <w:noProof/>
+          </w:rPr>
+          <w:t>5.2</w:t>
         </w:r>
         <w:r>
           <w:rPr>
             <w:rStyle w:val="aff9"/>
-            <w:rFonts w:eastAsia="方正黑体_GBK"/>
+            <w:rFonts w:eastAsia="方正黑体_GBK" w:hint="eastAsia"/>
             <w:noProof/>
           </w:rPr>
           <w:t>性能测试</w:t>
@@ -3389,7 +3277,7 @@
             <w:noProof/>
             <w:webHidden/>
           </w:rPr>
-          <w:instrText>PAGEREF _Toc238989134 \h</w:instrText>
+          <w:instrText>PAGEREF _Toc239544412 \h</w:instrText>
         </w:r>
         <w:r>
           <w:rPr>
@@ -3408,7 +3296,6 @@
         </w:r>
         <w:r>
           <w:rPr>
-            <w:rFonts w:hint="eastAsia"/>
             <w:noProof/>
             <w:webHidden/>
           </w:rPr>
@@ -3443,19 +3330,19 @@
           <w:noProof/>
         </w:rPr>
       </w:pPr>
-      <w:hyperlink w:anchor="_Toc238989135" w:history="1">
+      <w:hyperlink w:anchor="_Toc239544413" w:history="1">
         <w:r>
           <w:rPr>
             <w:rStyle w:val="aff9"/>
-            <w:rFonts w:eastAsia="方正楷体_GBK"/>
-            <w:noProof/>
-          </w:rPr>
-          <w:t xml:space="preserve">5.2.1 </w:t>
+            <w:rFonts w:eastAsia="方正楷体_GBK" w:hint="eastAsia"/>
+            <w:noProof/>
+          </w:rPr>
+          <w:t>5.2.1</w:t>
         </w:r>
         <w:r>
           <w:rPr>
             <w:rStyle w:val="aff9"/>
-            <w:rFonts w:eastAsia="方正楷体_GBK"/>
+            <w:rFonts w:eastAsia="方正楷体_GBK" w:hint="eastAsia"/>
             <w:noProof/>
           </w:rPr>
           <w:t>预测精度</w:t>
@@ -3489,7 +3376,7 @@
             <w:noProof/>
             <w:webHidden/>
           </w:rPr>
-          <w:instrText>PAGEREF _Toc238989135 \h</w:instrText>
+          <w:instrText>PAGEREF _Toc239544413 \h</w:instrText>
         </w:r>
         <w:r>
           <w:rPr>
@@ -3508,7 +3395,6 @@
         </w:r>
         <w:r>
           <w:rPr>
-            <w:rFonts w:hint="eastAsia"/>
             <w:noProof/>
             <w:webHidden/>
           </w:rPr>
@@ -3543,19 +3429,19 @@
           <w:noProof/>
         </w:rPr>
       </w:pPr>
-      <w:hyperlink w:anchor="_Toc238989136" w:history="1">
+      <w:hyperlink w:anchor="_Toc239544414" w:history="1">
         <w:r>
           <w:rPr>
             <w:rStyle w:val="aff9"/>
-            <w:rFonts w:eastAsia="方正楷体_GBK"/>
-            <w:noProof/>
-          </w:rPr>
-          <w:t xml:space="preserve">5.2.2 </w:t>
+            <w:rFonts w:eastAsia="方正楷体_GBK" w:hint="eastAsia"/>
+            <w:noProof/>
+          </w:rPr>
+          <w:t>5.2.2</w:t>
         </w:r>
         <w:r>
           <w:rPr>
             <w:rStyle w:val="aff9"/>
-            <w:rFonts w:eastAsia="方正楷体_GBK"/>
+            <w:rFonts w:eastAsia="方正楷体_GBK" w:hint="eastAsia"/>
             <w:noProof/>
           </w:rPr>
           <w:t>系统响应时间</w:t>
@@ -3589,7 +3475,7 @@
             <w:noProof/>
             <w:webHidden/>
           </w:rPr>
-          <w:instrText>PAGEREF _Toc238989136 \h</w:instrText>
+          <w:instrText>PAGEREF _Toc239544414 \h</w:instrText>
         </w:r>
         <w:r>
           <w:rPr>
@@ -3608,7 +3494,6 @@
         </w:r>
         <w:r>
           <w:rPr>
-            <w:rFonts w:hint="eastAsia"/>
             <w:noProof/>
             <w:webHidden/>
           </w:rPr>
@@ -3643,19 +3528,19 @@
           <w:noProof/>
         </w:rPr>
       </w:pPr>
-      <w:hyperlink w:anchor="_Toc238989137" w:history="1">
+      <w:hyperlink w:anchor="_Toc239544415" w:history="1">
         <w:r>
           <w:rPr>
             <w:rStyle w:val="aff9"/>
-            <w:rFonts w:eastAsia="方正黑体_GBK"/>
-            <w:noProof/>
-          </w:rPr>
-          <w:t xml:space="preserve">5.3 </w:t>
+            <w:rFonts w:eastAsia="方正黑体_GBK" w:hint="eastAsia"/>
+            <w:noProof/>
+          </w:rPr>
+          <w:t>5.3</w:t>
         </w:r>
         <w:r>
           <w:rPr>
             <w:rStyle w:val="aff9"/>
-            <w:rFonts w:eastAsia="方正黑体_GBK"/>
+            <w:rFonts w:eastAsia="方正黑体_GBK" w:hint="eastAsia"/>
             <w:noProof/>
           </w:rPr>
           <w:t>案例分析</w:t>
@@ -3689,7 +3574,7 @@
             <w:noProof/>
             <w:webHidden/>
           </w:rPr>
-          <w:instrText>PAGEREF _Toc238989137 \h</w:instrText>
+          <w:instrText>PAGEREF _Toc239544415 \h</w:instrText>
         </w:r>
         <w:r>
           <w:rPr>
@@ -3708,7 +3593,6 @@
         </w:r>
         <w:r>
           <w:rPr>
-            <w:rFonts w:hint="eastAsia"/>
             <w:noProof/>
             <w:webHidden/>
           </w:rPr>
@@ -3742,30 +3626,14 @@
           <w:noProof/>
         </w:rPr>
       </w:pPr>
-      <w:hyperlink w:anchor="_Toc238989138" w:history="1">
+      <w:hyperlink w:anchor="_Toc239544416" w:history="1">
         <w:r>
           <w:rPr>
             <w:rStyle w:val="aff9"/>
-            <w:rFonts w:eastAsia="方正小标宋_GBK"/>
-            <w:noProof/>
-          </w:rPr>
-          <w:t>第六章</w:t>
-        </w:r>
-        <w:r>
-          <w:rPr>
-            <w:rStyle w:val="aff9"/>
-            <w:rFonts w:eastAsia="方正小标宋_GBK"/>
-            <w:noProof/>
-          </w:rPr>
-          <w:t xml:space="preserve"> </w:t>
-        </w:r>
-        <w:r>
-          <w:rPr>
-            <w:rStyle w:val="aff9"/>
-            <w:rFonts w:eastAsia="方正小标宋_GBK"/>
-            <w:noProof/>
-          </w:rPr>
-          <w:t>总结与展望</w:t>
+            <w:rFonts w:eastAsia="方正小标宋_GBK" w:hint="eastAsia"/>
+            <w:noProof/>
+          </w:rPr>
+          <w:t>第六章总结与展望</w:t>
         </w:r>
         <w:r>
           <w:rPr>
@@ -3796,7 +3664,7 @@
             <w:noProof/>
             <w:webHidden/>
           </w:rPr>
-          <w:instrText>PAGEREF _Toc238989138 \h</w:instrText>
+          <w:instrText>PAGEREF _Toc239544416 \h</w:instrText>
         </w:r>
         <w:r>
           <w:rPr>
@@ -3815,7 +3683,6 @@
         </w:r>
         <w:r>
           <w:rPr>
-            <w:rFonts w:hint="eastAsia"/>
             <w:noProof/>
             <w:webHidden/>
           </w:rPr>
@@ -3826,7 +3693,7 @@
             <w:noProof/>
             <w:webHidden/>
           </w:rPr>
-          <w:t>9</w:t>
+          <w:t>8</w:t>
         </w:r>
         <w:r>
           <w:rPr>
@@ -3850,19 +3717,19 @@
           <w:noProof/>
         </w:rPr>
       </w:pPr>
-      <w:hyperlink w:anchor="_Toc238989139" w:history="1">
+      <w:hyperlink w:anchor="_Toc239544417" w:history="1">
         <w:r>
           <w:rPr>
             <w:rStyle w:val="aff9"/>
-            <w:rFonts w:eastAsia="方正黑体_GBK"/>
-            <w:noProof/>
-          </w:rPr>
-          <w:t xml:space="preserve">6.1 </w:t>
+            <w:rFonts w:eastAsia="方正黑体_GBK" w:hint="eastAsia"/>
+            <w:noProof/>
+          </w:rPr>
+          <w:t>6.1</w:t>
         </w:r>
         <w:r>
           <w:rPr>
             <w:rStyle w:val="aff9"/>
-            <w:rFonts w:eastAsia="方正黑体_GBK"/>
+            <w:rFonts w:eastAsia="方正黑体_GBK" w:hint="eastAsia"/>
             <w:noProof/>
           </w:rPr>
           <w:t>工作总结</w:t>
@@ -3896,7 +3763,7 @@
             <w:noProof/>
             <w:webHidden/>
           </w:rPr>
-          <w:instrText>PAGEREF _Toc238989139 \h</w:instrText>
+          <w:instrText>PAGEREF _Toc239544417 \h</w:instrText>
         </w:r>
         <w:r>
           <w:rPr>
@@ -3915,7 +3782,6 @@
         </w:r>
         <w:r>
           <w:rPr>
-            <w:rFonts w:hint="eastAsia"/>
             <w:noProof/>
             <w:webHidden/>
           </w:rPr>
@@ -3926,7 +3792,7 @@
             <w:noProof/>
             <w:webHidden/>
           </w:rPr>
-          <w:t>9</w:t>
+          <w:t>8</w:t>
         </w:r>
         <w:r>
           <w:rPr>
@@ -3950,19 +3816,19 @@
           <w:noProof/>
         </w:rPr>
       </w:pPr>
-      <w:hyperlink w:anchor="_Toc238989140" w:history="1">
+      <w:hyperlink w:anchor="_Toc239544418" w:history="1">
         <w:r>
           <w:rPr>
             <w:rStyle w:val="aff9"/>
-            <w:rFonts w:eastAsia="方正黑体_GBK"/>
-            <w:noProof/>
-          </w:rPr>
-          <w:t xml:space="preserve">6.2 </w:t>
+            <w:rFonts w:eastAsia="方正黑体_GBK" w:hint="eastAsia"/>
+            <w:noProof/>
+          </w:rPr>
+          <w:t>6.2</w:t>
         </w:r>
         <w:r>
           <w:rPr>
             <w:rStyle w:val="aff9"/>
-            <w:rFonts w:eastAsia="方正黑体_GBK"/>
+            <w:rFonts w:eastAsia="方正黑体_GBK" w:hint="eastAsia"/>
             <w:noProof/>
           </w:rPr>
           <w:t>主要创新点</w:t>
@@ -3996,7 +3862,7 @@
             <w:noProof/>
             <w:webHidden/>
           </w:rPr>
-          <w:instrText>PAGEREF _Toc238989140 \h</w:instrText>
+          <w:instrText>PAGEREF _Toc239544418 \h</w:instrText>
         </w:r>
         <w:r>
           <w:rPr>
@@ -4015,7 +3881,6 @@
         </w:r>
         <w:r>
           <w:rPr>
-            <w:rFonts w:hint="eastAsia"/>
             <w:noProof/>
             <w:webHidden/>
           </w:rPr>
@@ -4050,19 +3915,19 @@
           <w:noProof/>
         </w:rPr>
       </w:pPr>
-      <w:hyperlink w:anchor="_Toc238989141" w:history="1">
+      <w:hyperlink w:anchor="_Toc239544419" w:history="1">
         <w:r>
           <w:rPr>
             <w:rStyle w:val="aff9"/>
-            <w:rFonts w:eastAsia="方正黑体_GBK"/>
-            <w:noProof/>
-          </w:rPr>
-          <w:t xml:space="preserve">6.3 </w:t>
+            <w:rFonts w:eastAsia="方正黑体_GBK" w:hint="eastAsia"/>
+            <w:noProof/>
+          </w:rPr>
+          <w:t>6.3</w:t>
         </w:r>
         <w:r>
           <w:rPr>
             <w:rStyle w:val="aff9"/>
-            <w:rFonts w:eastAsia="方正黑体_GBK"/>
+            <w:rFonts w:eastAsia="方正黑体_GBK" w:hint="eastAsia"/>
             <w:noProof/>
           </w:rPr>
           <w:t>不足与展望</w:t>
@@ -4096,7 +3961,7 @@
             <w:noProof/>
             <w:webHidden/>
           </w:rPr>
-          <w:instrText>PAGEREF _Toc238989141 \h</w:instrText>
+          <w:instrText>PAGEREF _Toc239544419 \h</w:instrText>
         </w:r>
         <w:r>
           <w:rPr>
@@ -4115,7 +3980,6 @@
         </w:r>
         <w:r>
           <w:rPr>
-            <w:rFonts w:hint="eastAsia"/>
             <w:noProof/>
             <w:webHidden/>
           </w:rPr>
@@ -4150,11 +4014,11 @@
           <w:noProof/>
         </w:rPr>
       </w:pPr>
-      <w:hyperlink w:anchor="_Toc238989142" w:history="1">
+      <w:hyperlink w:anchor="_Toc239544420" w:history="1">
         <w:r>
           <w:rPr>
             <w:rStyle w:val="aff9"/>
-            <w:rFonts w:eastAsia="方正黑体_GBK"/>
+            <w:rFonts w:eastAsia="方正黑体_GBK" w:hint="eastAsia"/>
             <w:noProof/>
           </w:rPr>
           <w:t>参考文献</w:t>
@@ -4188,7 +4052,7 @@
             <w:noProof/>
             <w:webHidden/>
           </w:rPr>
-          <w:instrText>PAGEREF _Toc238989142 \h</w:instrText>
+          <w:instrText>PAGEREF _Toc239544420 \h</w:instrText>
         </w:r>
         <w:r>
           <w:rPr>
@@ -4207,7 +4071,6 @@
         </w:r>
         <w:r>
           <w:rPr>
-            <w:rFonts w:hint="eastAsia"/>
             <w:noProof/>
             <w:webHidden/>
           </w:rPr>
@@ -4241,70 +4104,6 @@
     <w:p>
       <w:r>
         <w:br w:type="page"/>
-      </w:r>
-    </w:p>
-    <w:p>
-      <w:pPr>
-        <w:spacing w:before="60" w:after="60"/>
-        <w:ind w:firstLine="480"/>
-      </w:pPr>
-      <w:r>
-        <w:lastRenderedPageBreak/>
-        <w:t xml:space="preserve">&lt;!-- </w:t>
-      </w:r>
-      <w:r>
-        <w:t>使用</w:t>
-      </w:r>
-      <w:r>
-        <w:t xml:space="preserve"> harryopo-preview.css </w:t>
-      </w:r>
-      <w:r>
-        <w:t>预览本文档，模拟</w:t>
-      </w:r>
-      <w:r>
-        <w:t xml:space="preserve"> harryopo-report </w:t>
-      </w:r>
-      <w:r>
-        <w:t>报告模板</w:t>
-      </w:r>
-    </w:p>
-    <w:p>
-      <w:pPr>
-        <w:spacing w:before="60" w:after="60"/>
-        <w:ind w:firstLine="480"/>
-      </w:pPr>
-      <w:r>
-        <w:t xml:space="preserve">report </w:t>
-      </w:r>
-      <w:r>
-        <w:t>模板特色：封面、目录、章节（</w:t>
-      </w:r>
-      <w:r>
-        <w:t>chapter</w:t>
-      </w:r>
-      <w:r>
-        <w:t>）、无引用列表的</w:t>
-      </w:r>
-      <w:r>
-        <w:t>"</w:t>
-      </w:r>
-      <w:r>
-        <w:t>白底蓝条</w:t>
-      </w:r>
-      <w:r>
-        <w:t>"</w:t>
-      </w:r>
-      <w:r>
-        <w:t>风格</w:t>
-      </w:r>
-    </w:p>
-    <w:p>
-      <w:pPr>
-        <w:spacing w:before="60" w:after="60"/>
-        <w:ind w:firstLine="480"/>
-      </w:pPr>
-      <w:r>
-        <w:t>--&gt;</w:t>
       </w:r>
     </w:p>
     <w:p>
@@ -4318,6 +4117,7 @@
           <w:color w:val="1A202C"/>
           <w:sz w:val="44"/>
         </w:rPr>
+        <w:lastRenderedPageBreak/>
         <w:t>基于深度学习的智慧交通流量预测系统设计报告</w:t>
       </w:r>
     </w:p>
@@ -4331,28 +4131,14 @@
           <w:rFonts w:eastAsia="方正楷体_GBK"/>
           <w:sz w:val="28"/>
         </w:rPr>
-        <w:t>王明</w:t>
+        <w:t>王明计算机学院</w:t>
       </w:r>
       <w:r>
         <w:rPr>
           <w:rFonts w:eastAsia="方正楷体_GBK"/>
           <w:sz w:val="28"/>
         </w:rPr>
-        <w:t xml:space="preserve"> </w:t>
-      </w:r>
-      <w:r>
-        <w:rPr>
-          <w:rFonts w:eastAsia="方正楷体_GBK"/>
-          <w:sz w:val="28"/>
-        </w:rPr>
-        <w:t>计算机学院</w:t>
-      </w:r>
-      <w:r>
-        <w:rPr>
-          <w:rFonts w:eastAsia="方正楷体_GBK"/>
-          <w:sz w:val="28"/>
-        </w:rPr>
-        <w:t xml:space="preserve"> 2503010102</w:t>
+        <w:t>2503010102</w:t>
       </w:r>
     </w:p>
     <w:p>
@@ -4395,862 +4181,818 @@
       <w:pPr>
         <w:pStyle w:val="1"/>
       </w:pPr>
-      <w:bookmarkStart w:id="0" w:name="_Toc238989102"/>
+      <w:bookmarkStart w:id="0" w:name="_Toc239544380"/>
       <w:r>
         <w:rPr>
           <w:rFonts w:ascii="Times New Roman" w:eastAsia="方正小标宋_GBK" w:hAnsi="Times New Roman"/>
           <w:b w:val="0"/>
         </w:rPr>
+        <w:t>第一章绪论</w:t>
+      </w:r>
+      <w:bookmarkEnd w:id="0"/>
+    </w:p>
+    <w:p>
+      <w:pPr>
+        <w:pStyle w:val="21"/>
+      </w:pPr>
+      <w:bookmarkStart w:id="1" w:name="_Toc239544381"/>
+      <w:r>
+        <w:rPr>
+          <w:rFonts w:ascii="Times New Roman" w:eastAsia="方正黑体_GBK" w:hAnsi="Times New Roman"/>
+          <w:b w:val="0"/>
+        </w:rPr>
+        <w:t>1.1</w:t>
+      </w:r>
+      <w:r>
+        <w:rPr>
+          <w:rFonts w:ascii="Times New Roman" w:eastAsia="方正黑体_GBK" w:hAnsi="Times New Roman"/>
+          <w:b w:val="0"/>
+        </w:rPr>
+        <w:t>研究背景与意义</w:t>
+      </w:r>
+      <w:bookmarkEnd w:id="1"/>
+    </w:p>
+    <w:p>
+      <w:pPr>
+        <w:spacing w:before="60" w:after="60"/>
+        <w:ind w:firstLine="480"/>
+      </w:pPr>
+      <w:r>
+        <w:t>随着城市化进程的加速，交通拥堵已成为深圳等大型城市面临的严峻挑战。传统的交通流量预测方法</w:t>
+      </w:r>
+      <w:r>
+        <w:t>——</w:t>
+      </w:r>
+      <w:r>
+        <w:t>如时间序列分析和统计回归</w:t>
+      </w:r>
+      <w:r>
+        <w:t>——</w:t>
+      </w:r>
+      <w:r>
+        <w:t>难以捕捉复杂的时空依赖关系，在面对突发状况时预测精度大幅下降。</w:t>
+      </w:r>
+    </w:p>
+    <w:p>
+      <w:pPr>
+        <w:spacing w:before="60" w:after="60"/>
+        <w:ind w:firstLine="480"/>
+      </w:pPr>
+      <w:r>
+        <w:t>基于深度学习的智慧交通预测系统，能够通过路网拓扑建模和时序演化分析，提供更准确的预测结果，从而辅助交通管理部门进行科学决策。</w:t>
+      </w:r>
+    </w:p>
+    <w:p>
+      <w:pPr>
+        <w:pStyle w:val="21"/>
+      </w:pPr>
+      <w:bookmarkStart w:id="2" w:name="_Toc239544382"/>
+      <w:r>
+        <w:rPr>
+          <w:rFonts w:ascii="Times New Roman" w:eastAsia="方正黑体_GBK" w:hAnsi="Times New Roman"/>
+          <w:b w:val="0"/>
+        </w:rPr>
+        <w:t>1.2</w:t>
+      </w:r>
+      <w:r>
+        <w:rPr>
+          <w:rFonts w:ascii="Times New Roman" w:eastAsia="方正黑体_GBK" w:hAnsi="Times New Roman"/>
+          <w:b w:val="0"/>
+        </w:rPr>
+        <w:t>国内外研究现状</w:t>
+      </w:r>
+      <w:bookmarkEnd w:id="2"/>
+    </w:p>
+    <w:p>
+      <w:pPr>
+        <w:pStyle w:val="31"/>
+      </w:pPr>
+      <w:bookmarkStart w:id="3" w:name="_Toc239544383"/>
+      <w:r>
+        <w:rPr>
+          <w:rFonts w:ascii="Times New Roman" w:eastAsia="方正楷体_GBK" w:hAnsi="Times New Roman"/>
+          <w:b w:val="0"/>
+        </w:rPr>
+        <w:t>1.2.1</w:t>
+      </w:r>
+      <w:r>
+        <w:rPr>
+          <w:rFonts w:ascii="Times New Roman" w:eastAsia="方正楷体_GBK" w:hAnsi="Times New Roman"/>
+          <w:b w:val="0"/>
+        </w:rPr>
+        <w:t>国外研究现状</w:t>
+      </w:r>
+      <w:bookmarkEnd w:id="3"/>
+    </w:p>
+    <w:p>
+      <w:pPr>
+        <w:spacing w:before="60" w:after="60"/>
+        <w:ind w:firstLine="480"/>
+      </w:pPr>
+      <w:r>
+        <w:t>国外学者较早开始研究交通流量预测问题。文献</w:t>
+      </w:r>
+      <w:r>
+        <w:t>[1]</w:t>
+      </w:r>
+      <w:r>
+        <w:t>提出基于</w:t>
+      </w:r>
+      <w:r>
+        <w:t>LSTM</w:t>
+      </w:r>
+      <w:r>
+        <w:t>的预测模型，在</w:t>
+      </w:r>
+      <w:r>
+        <w:t>METR-LA</w:t>
+      </w:r>
+      <w:r>
+        <w:t>数据集上取得良好效果。文献</w:t>
+      </w:r>
+      <w:r>
+        <w:t>[2]</w:t>
+      </w:r>
+      <w:r>
+        <w:t>进一步引入图卷积网络，建模路网空间结构。</w:t>
+      </w:r>
+    </w:p>
+    <w:p>
+      <w:pPr>
+        <w:pStyle w:val="31"/>
+      </w:pPr>
+      <w:bookmarkStart w:id="4" w:name="_Toc239544384"/>
+      <w:r>
+        <w:rPr>
+          <w:rFonts w:ascii="Times New Roman" w:eastAsia="方正楷体_GBK" w:hAnsi="Times New Roman"/>
+          <w:b w:val="0"/>
+        </w:rPr>
+        <w:t>1.2.2</w:t>
+      </w:r>
+      <w:r>
+        <w:rPr>
+          <w:rFonts w:ascii="Times New Roman" w:eastAsia="方正楷体_GBK" w:hAnsi="Times New Roman"/>
+          <w:b w:val="0"/>
+        </w:rPr>
+        <w:t>国内研究现状</w:t>
+      </w:r>
+      <w:bookmarkEnd w:id="4"/>
+    </w:p>
+    <w:p>
+      <w:pPr>
+        <w:spacing w:before="60" w:after="60"/>
+        <w:ind w:firstLine="480"/>
+      </w:pPr>
+      <w:r>
+        <w:t>国内研究多聚焦于特定城市的实际场景。文献</w:t>
+      </w:r>
+      <w:r>
+        <w:t>[3]</w:t>
+      </w:r>
+      <w:r>
+        <w:t>针对北京市的交通特点提出了改进的</w:t>
+      </w:r>
+      <w:r>
+        <w:t>GRU</w:t>
+      </w:r>
+      <w:r>
+        <w:t>模型。文献</w:t>
+      </w:r>
+      <w:r>
+        <w:t>[4]</w:t>
+      </w:r>
+      <w:r>
+        <w:t>则研究了深圳的交通流特性，构建了融合多源数据的预测框架。</w:t>
+      </w:r>
+    </w:p>
+    <w:p>
+      <w:pPr>
+        <w:pStyle w:val="21"/>
+      </w:pPr>
+      <w:bookmarkStart w:id="5" w:name="_Toc239544385"/>
+      <w:r>
+        <w:rPr>
+          <w:rFonts w:ascii="Times New Roman" w:eastAsia="方正黑体_GBK" w:hAnsi="Times New Roman"/>
+          <w:b w:val="0"/>
+        </w:rPr>
+        <w:t>1.3</w:t>
+      </w:r>
+      <w:r>
+        <w:rPr>
+          <w:rFonts w:ascii="Times New Roman" w:eastAsia="方正黑体_GBK" w:hAnsi="Times New Roman"/>
+          <w:b w:val="0"/>
+        </w:rPr>
+        <w:t>主要研究内容</w:t>
+      </w:r>
+      <w:bookmarkEnd w:id="5"/>
+    </w:p>
+    <w:p>
+      <w:pPr>
+        <w:spacing w:before="60" w:after="60"/>
+        <w:ind w:firstLine="480"/>
+      </w:pPr>
+      <w:r>
+        <w:t>本报告的主要研究内容包括：</w:t>
+      </w:r>
+    </w:p>
+    <w:p>
+      <w:pPr>
+        <w:spacing w:before="40" w:after="40"/>
+        <w:ind w:left="420"/>
+      </w:pPr>
+      <w:r>
+        <w:t xml:space="preserve">1. </w:t>
+      </w:r>
+      <w:r>
+        <w:rPr>
+          <w:rFonts w:eastAsia="方正黑体_GBK"/>
+          <w:b/>
+        </w:rPr>
+        <w:t>数据集构建</w:t>
+      </w:r>
+      <w:r>
+        <w:t>：采集深圳市福田区</w:t>
+      </w:r>
+      <w:r>
+        <w:t>6</w:t>
+      </w:r>
+      <w:r>
+        <w:t>个月的交通流量数据</w:t>
+      </w:r>
+    </w:p>
+    <w:p>
+      <w:pPr>
+        <w:spacing w:before="40" w:after="40"/>
+        <w:ind w:left="420"/>
+      </w:pPr>
+      <w:r>
+        <w:t xml:space="preserve">2. </w:t>
+      </w:r>
+      <w:r>
+        <w:rPr>
+          <w:rFonts w:eastAsia="方正黑体_GBK"/>
+          <w:b/>
+        </w:rPr>
+        <w:t>模型设计</w:t>
+      </w:r>
+      <w:r>
+        <w:t>：设计图卷积</w:t>
+      </w:r>
+      <w:r>
+        <w:t>-</w:t>
+      </w:r>
+      <w:r>
+        <w:t>时序混合网络架构</w:t>
+      </w:r>
+    </w:p>
+    <w:p>
+      <w:pPr>
+        <w:spacing w:before="40" w:after="40"/>
+        <w:ind w:left="420"/>
+      </w:pPr>
+      <w:r>
+        <w:t xml:space="preserve">3. </w:t>
+      </w:r>
+      <w:r>
+        <w:rPr>
+          <w:rFonts w:eastAsia="方正黑体_GBK"/>
+          <w:b/>
+        </w:rPr>
+        <w:t>系统实现</w:t>
+      </w:r>
+      <w:r>
+        <w:t>：开发完整的</w:t>
+      </w:r>
+      <w:r>
+        <w:t>B/S</w:t>
+      </w:r>
+      <w:r>
+        <w:t>架构</w:t>
+      </w:r>
+      <w:r>
+        <w:t>Web</w:t>
+      </w:r>
+      <w:r>
+        <w:t>系统</w:t>
+      </w:r>
+    </w:p>
+    <w:p>
+      <w:pPr>
+        <w:spacing w:before="40" w:after="40"/>
+        <w:ind w:left="420"/>
+      </w:pPr>
+      <w:r>
+        <w:t xml:space="preserve">4. </w:t>
+      </w:r>
+      <w:r>
+        <w:rPr>
+          <w:rFonts w:eastAsia="方正黑体_GBK"/>
+          <w:b/>
+        </w:rPr>
+        <w:t>部署验证</w:t>
+      </w:r>
+      <w:r>
+        <w:t>：在真实场景中验证系统有效性</w:t>
+      </w:r>
+    </w:p>
+    <w:p>
+      <w:pPr>
+        <w:pStyle w:val="21"/>
+      </w:pPr>
+      <w:bookmarkStart w:id="6" w:name="_Toc239544386"/>
+      <w:r>
+        <w:rPr>
+          <w:rFonts w:ascii="Times New Roman" w:eastAsia="方正黑体_GBK" w:hAnsi="Times New Roman"/>
+          <w:b w:val="0"/>
+        </w:rPr>
+        <w:lastRenderedPageBreak/>
+        <w:t>1.4</w:t>
+      </w:r>
+      <w:r>
+        <w:rPr>
+          <w:rFonts w:ascii="Times New Roman" w:eastAsia="方正黑体_GBK" w:hAnsi="Times New Roman"/>
+          <w:b w:val="0"/>
+        </w:rPr>
+        <w:t>报告组织结构</w:t>
+      </w:r>
+      <w:bookmarkEnd w:id="6"/>
+    </w:p>
+    <w:p>
+      <w:pPr>
+        <w:spacing w:before="60" w:after="60"/>
+        <w:ind w:firstLine="480"/>
+      </w:pPr>
+      <w:r>
+        <w:t>本报告共分六章：</w:t>
+      </w:r>
+    </w:p>
+    <w:p>
+      <w:pPr>
+        <w:spacing w:before="40" w:after="40"/>
+        <w:ind w:left="420"/>
+      </w:pPr>
+      <w:r>
+        <w:t xml:space="preserve">• </w:t>
+      </w:r>
+      <w:r>
+        <w:rPr>
+          <w:rFonts w:eastAsia="方正黑体_GBK"/>
+          <w:b/>
+        </w:rPr>
         <w:t>第一章</w:t>
       </w:r>
+      <w:r>
+        <w:t>绪论</w:t>
+      </w:r>
+    </w:p>
+    <w:p>
+      <w:pPr>
+        <w:spacing w:before="40" w:after="40"/>
+        <w:ind w:left="420"/>
+      </w:pPr>
+      <w:r>
+        <w:t xml:space="preserve">• </w:t>
+      </w:r>
+      <w:r>
+        <w:rPr>
+          <w:rFonts w:eastAsia="方正黑体_GBK"/>
+          <w:b/>
+        </w:rPr>
+        <w:t>第二章</w:t>
+      </w:r>
+      <w:r>
+        <w:t>相关技术与理论基础</w:t>
+      </w:r>
+    </w:p>
+    <w:p>
+      <w:pPr>
+        <w:spacing w:before="40" w:after="40"/>
+        <w:ind w:left="420"/>
+      </w:pPr>
+      <w:r>
+        <w:t xml:space="preserve">• </w:t>
+      </w:r>
+      <w:r>
+        <w:rPr>
+          <w:rFonts w:eastAsia="方正黑体_GBK"/>
+          <w:b/>
+        </w:rPr>
+        <w:t>第三章</w:t>
+      </w:r>
+      <w:r>
+        <w:t>需求分析与系统设计</w:t>
+      </w:r>
+    </w:p>
+    <w:p>
+      <w:pPr>
+        <w:spacing w:before="40" w:after="40"/>
+        <w:ind w:left="420"/>
+      </w:pPr>
+      <w:r>
+        <w:t xml:space="preserve">• </w:t>
+      </w:r>
+      <w:r>
+        <w:rPr>
+          <w:rFonts w:eastAsia="方正黑体_GBK"/>
+          <w:b/>
+        </w:rPr>
+        <w:t>第四章</w:t>
+      </w:r>
+      <w:r>
+        <w:t>模型设计与实现</w:t>
+      </w:r>
+    </w:p>
+    <w:p>
+      <w:pPr>
+        <w:spacing w:before="40" w:after="40"/>
+        <w:ind w:left="420"/>
+      </w:pPr>
+      <w:r>
+        <w:t xml:space="preserve">• </w:t>
+      </w:r>
+      <w:r>
+        <w:rPr>
+          <w:rFonts w:eastAsia="方正黑体_GBK"/>
+          <w:b/>
+        </w:rPr>
+        <w:t>第五章</w:t>
+      </w:r>
+      <w:r>
+        <w:t>系统测试与结果分析</w:t>
+      </w:r>
+    </w:p>
+    <w:p>
+      <w:pPr>
+        <w:spacing w:before="40" w:after="40"/>
+        <w:ind w:left="420"/>
+      </w:pPr>
+      <w:r>
+        <w:t xml:space="preserve">• </w:t>
+      </w:r>
+      <w:r>
+        <w:rPr>
+          <w:rFonts w:eastAsia="方正黑体_GBK"/>
+          <w:b/>
+        </w:rPr>
+        <w:t>第六章</w:t>
+      </w:r>
+      <w:r>
+        <w:t>总结与展望</w:t>
+      </w:r>
+    </w:p>
+    <w:p>
+      <w:pPr>
+        <w:spacing w:before="60" w:after="60"/>
+        <w:ind w:firstLine="480"/>
+      </w:pPr>
+      <w:r>
+        <w:t>---</w:t>
+      </w:r>
+    </w:p>
+    <w:p>
+      <w:pPr>
+        <w:pStyle w:val="1"/>
+      </w:pPr>
+      <w:bookmarkStart w:id="7" w:name="_Toc239544387"/>
       <w:r>
         <w:rPr>
           <w:rFonts w:ascii="Times New Roman" w:eastAsia="方正小标宋_GBK" w:hAnsi="Times New Roman"/>
           <w:b w:val="0"/>
         </w:rPr>
-        <w:t xml:space="preserve"> </w:t>
-      </w:r>
+        <w:t>第二章相关技术与理论基础</w:t>
+      </w:r>
+      <w:bookmarkEnd w:id="7"/>
+    </w:p>
+    <w:p>
+      <w:pPr>
+        <w:pStyle w:val="21"/>
+      </w:pPr>
+      <w:bookmarkStart w:id="8" w:name="_Toc239544388"/>
+      <w:r>
+        <w:rPr>
+          <w:rFonts w:ascii="Times New Roman" w:eastAsia="方正黑体_GBK" w:hAnsi="Times New Roman"/>
+          <w:b w:val="0"/>
+        </w:rPr>
+        <w:t>2.1</w:t>
+      </w:r>
+      <w:r>
+        <w:rPr>
+          <w:rFonts w:ascii="Times New Roman" w:eastAsia="方正黑体_GBK" w:hAnsi="Times New Roman"/>
+          <w:b w:val="0"/>
+        </w:rPr>
+        <w:t>深度学习基础</w:t>
+      </w:r>
+      <w:bookmarkEnd w:id="8"/>
+    </w:p>
+    <w:p>
+      <w:pPr>
+        <w:pStyle w:val="31"/>
+      </w:pPr>
+      <w:bookmarkStart w:id="9" w:name="_Toc239544389"/>
+      <w:r>
+        <w:rPr>
+          <w:rFonts w:ascii="Times New Roman" w:eastAsia="方正楷体_GBK" w:hAnsi="Times New Roman"/>
+          <w:b w:val="0"/>
+        </w:rPr>
+        <w:t>2.1.1</w:t>
+      </w:r>
+      <w:r>
+        <w:rPr>
+          <w:rFonts w:ascii="Times New Roman" w:eastAsia="方正楷体_GBK" w:hAnsi="Times New Roman"/>
+          <w:b w:val="0"/>
+        </w:rPr>
+        <w:t>卷积神经网络（</w:t>
+      </w:r>
+      <w:r>
+        <w:rPr>
+          <w:rFonts w:ascii="Times New Roman" w:eastAsia="方正楷体_GBK" w:hAnsi="Times New Roman"/>
+          <w:b w:val="0"/>
+        </w:rPr>
+        <w:t>CNN</w:t>
+      </w:r>
+      <w:r>
+        <w:rPr>
+          <w:rFonts w:ascii="Times New Roman" w:eastAsia="方正楷体_GBK" w:hAnsi="Times New Roman"/>
+          <w:b w:val="0"/>
+        </w:rPr>
+        <w:t>）</w:t>
+      </w:r>
+      <w:bookmarkEnd w:id="9"/>
+    </w:p>
+    <w:p>
+      <w:pPr>
+        <w:spacing w:before="60" w:after="60"/>
+        <w:ind w:firstLine="480"/>
+      </w:pPr>
+      <w:r>
+        <w:t>卷积神经网络是处理网格结构数据（如图像）的经典架构。其核心思想是通过卷积核提取局部特征，再通过池化层降维。</w:t>
+      </w:r>
+    </w:p>
+    <w:p>
+      <w:pPr>
+        <w:pStyle w:val="31"/>
+      </w:pPr>
+      <w:bookmarkStart w:id="10" w:name="_Toc239544390"/>
+      <w:r>
+        <w:rPr>
+          <w:rFonts w:ascii="Times New Roman" w:eastAsia="方正楷体_GBK" w:hAnsi="Times New Roman"/>
+          <w:b w:val="0"/>
+        </w:rPr>
+        <w:t>2.1.2</w:t>
+      </w:r>
+      <w:r>
+        <w:rPr>
+          <w:rFonts w:ascii="Times New Roman" w:eastAsia="方正楷体_GBK" w:hAnsi="Times New Roman"/>
+          <w:b w:val="0"/>
+        </w:rPr>
+        <w:t>循环神经网络（</w:t>
+      </w:r>
+      <w:r>
+        <w:rPr>
+          <w:rFonts w:ascii="Times New Roman" w:eastAsia="方正楷体_GBK" w:hAnsi="Times New Roman"/>
+          <w:b w:val="0"/>
+        </w:rPr>
+        <w:t>RNN</w:t>
+      </w:r>
+      <w:r>
+        <w:rPr>
+          <w:rFonts w:ascii="Times New Roman" w:eastAsia="方正楷体_GBK" w:hAnsi="Times New Roman"/>
+          <w:b w:val="0"/>
+        </w:rPr>
+        <w:t>）</w:t>
+      </w:r>
+      <w:bookmarkEnd w:id="10"/>
+    </w:p>
+    <w:p>
+      <w:pPr>
+        <w:spacing w:before="60" w:after="60"/>
+        <w:ind w:firstLine="480"/>
+      </w:pPr>
+      <w:r>
+        <w:t>循环神经网络擅长处理序列数据。</w:t>
+      </w:r>
+      <w:r>
+        <w:t>LSTM</w:t>
+      </w:r>
+      <w:r>
+        <w:t>通过门控机制解决了传统</w:t>
+      </w:r>
+      <w:r>
+        <w:t>RNN</w:t>
+      </w:r>
+      <w:r>
+        <w:t>的梯度消失问题。</w:t>
+      </w:r>
+    </w:p>
+    <w:p>
+      <w:pPr>
+        <w:spacing w:before="60" w:after="60"/>
+        <w:ind w:firstLine="480"/>
+      </w:pPr>
+      <w:r>
+        <w:t>```python</w:t>
+      </w:r>
+    </w:p>
+    <w:p>
+      <w:pPr>
+        <w:spacing w:before="60" w:after="60"/>
+        <w:ind w:firstLine="480"/>
+      </w:pPr>
+      <w:r>
+        <w:t>import torch</w:t>
+      </w:r>
+    </w:p>
+    <w:p>
+      <w:pPr>
+        <w:spacing w:before="60" w:after="60"/>
+        <w:ind w:firstLine="480"/>
+      </w:pPr>
+      <w:r>
+        <w:t>import torch.nn as nn</w:t>
+      </w:r>
+    </w:p>
+    <w:p>
+      <w:pPr>
+        <w:spacing w:before="60" w:after="60"/>
+        <w:ind w:firstLine="480"/>
+      </w:pPr>
+      <w:r>
+        <w:t>class TrafficPredictor(nn.Module):</w:t>
+      </w:r>
+    </w:p>
+    <w:p>
+      <w:pPr>
+        <w:spacing w:before="60" w:after="60"/>
+        <w:ind w:firstLine="480"/>
+      </w:pPr>
+      <w:r>
+        <w:t>def __init__(self, in_dim, hidden_dim, out_dim, num_layers=2):</w:t>
+      </w:r>
+    </w:p>
+    <w:p>
+      <w:pPr>
+        <w:spacing w:before="60" w:after="60"/>
+        <w:ind w:firstLine="480"/>
+      </w:pPr>
+      <w:r>
+        <w:t>super().__init__()</w:t>
+      </w:r>
+    </w:p>
+    <w:p>
+      <w:pPr>
+        <w:spacing w:before="60" w:after="60"/>
+        <w:ind w:firstLine="480"/>
+      </w:pPr>
+      <w:r>
+        <w:t>self.lstm = nn.LSTM(</w:t>
+      </w:r>
+    </w:p>
+    <w:p>
+      <w:pPr>
+        <w:spacing w:before="60" w:after="60"/>
+        <w:ind w:firstLine="480"/>
+      </w:pPr>
+      <w:r>
+        <w:t>input_size=in_dim,</w:t>
+      </w:r>
+    </w:p>
+    <w:p>
+      <w:pPr>
+        <w:spacing w:before="60" w:after="60"/>
+        <w:ind w:firstLine="480"/>
+      </w:pPr>
+      <w:r>
+        <w:t>hidden_size=hidden_dim,</w:t>
+      </w:r>
+    </w:p>
+    <w:p>
+      <w:pPr>
+        <w:spacing w:before="60" w:after="60"/>
+        <w:ind w:firstLine="480"/>
+      </w:pPr>
+      <w:r>
+        <w:t>num_layers=num_layers,</w:t>
+      </w:r>
+    </w:p>
+    <w:p>
+      <w:pPr>
+        <w:spacing w:before="60" w:after="60"/>
+        <w:ind w:firstLine="480"/>
+      </w:pPr>
+      <w:r>
+        <w:t>batch_first=True,</w:t>
+      </w:r>
+    </w:p>
+    <w:p>
+      <w:pPr>
+        <w:spacing w:before="60" w:after="60"/>
+        <w:ind w:firstLine="480"/>
+      </w:pPr>
+      <w:r>
+        <w:t>dropout=0.2</w:t>
+      </w:r>
+    </w:p>
+    <w:p>
+      <w:pPr>
+        <w:spacing w:before="60" w:after="60"/>
+        <w:ind w:firstLine="480"/>
+      </w:pPr>
+      <w:r>
+        <w:t>)</w:t>
+      </w:r>
+    </w:p>
+    <w:p>
+      <w:pPr>
+        <w:spacing w:before="60" w:after="60"/>
+        <w:ind w:firstLine="480"/>
+      </w:pPr>
+      <w:r>
+        <w:t>self.fc = nn.Linear(hidden_dim, out_dim)</w:t>
+      </w:r>
+    </w:p>
+    <w:p>
+      <w:pPr>
+        <w:spacing w:before="60" w:after="60"/>
+        <w:ind w:firstLine="480"/>
+      </w:pPr>
+      <w:r>
+        <w:t>def forward(self, x):</w:t>
+      </w:r>
+    </w:p>
+    <w:p>
+      <w:pPr>
+        <w:pStyle w:val="1"/>
+      </w:pPr>
+      <w:bookmarkStart w:id="11" w:name="_Toc239544391"/>
       <w:r>
         <w:rPr>
           <w:rFonts w:ascii="Times New Roman" w:eastAsia="方正小标宋_GBK" w:hAnsi="Times New Roman"/>
           <w:b w:val="0"/>
         </w:rPr>
-        <w:t>绪论</w:t>
-      </w:r>
-      <w:bookmarkEnd w:id="0"/>
+        <w:lastRenderedPageBreak/>
+        <w:t>x: (batch, seq_len, in_dim)</w:t>
+      </w:r>
+      <w:bookmarkEnd w:id="11"/>
+    </w:p>
+    <w:p>
+      <w:pPr>
+        <w:spacing w:before="60" w:after="60"/>
+        <w:ind w:firstLine="480"/>
+      </w:pPr>
+      <w:r>
+        <w:t>lstm_out, _ = self.lstm(x)</w:t>
+      </w:r>
+    </w:p>
+    <w:p>
+      <w:pPr>
+        <w:spacing w:before="60" w:after="60"/>
+        <w:ind w:firstLine="480"/>
+      </w:pPr>
+      <w:r>
+        <w:t>return self.fc(lstm_out[:, -1, :])</w:t>
+      </w:r>
+    </w:p>
+    <w:p>
+      <w:pPr>
+        <w:spacing w:before="60" w:after="60"/>
+        <w:ind w:firstLine="480"/>
+      </w:pPr>
+      <w:r>
+        <w:t>```</w:t>
+      </w:r>
     </w:p>
     <w:p>
       <w:pPr>
         <w:pStyle w:val="21"/>
       </w:pPr>
-      <w:bookmarkStart w:id="1" w:name="_Toc238989103"/>
+      <w:bookmarkStart w:id="12" w:name="_Toc239544392"/>
       <w:r>
         <w:rPr>
           <w:rFonts w:ascii="Times New Roman" w:eastAsia="方正黑体_GBK" w:hAnsi="Times New Roman"/>
           <w:b w:val="0"/>
         </w:rPr>
-        <w:t xml:space="preserve">1.1 </w:t>
+        <w:t>2.2</w:t>
       </w:r>
       <w:r>
         <w:rPr>
           <w:rFonts w:ascii="Times New Roman" w:eastAsia="方正黑体_GBK" w:hAnsi="Times New Roman"/>
           <w:b w:val="0"/>
         </w:rPr>
-        <w:t>研究背景与意义</w:t>
-      </w:r>
-      <w:bookmarkEnd w:id="1"/>
-    </w:p>
-    <w:p>
-      <w:pPr>
-        <w:spacing w:before="60" w:after="60"/>
-        <w:ind w:firstLine="480"/>
-      </w:pPr>
-      <w:r>
-        <w:t>随着城市化进程的加速，交通拥堵已成为深圳等大型城市面临的严峻挑战。传统的交通流量预测方法</w:t>
-      </w:r>
-      <w:r>
-        <w:t>——</w:t>
-      </w:r>
-      <w:r>
-        <w:t>如时间序列分析和统计回归</w:t>
-      </w:r>
-      <w:r>
-        <w:t>——</w:t>
-      </w:r>
-      <w:r>
-        <w:t>难以捕捉复杂的时空依赖关系，在面对突发状况时预测精度大幅下降。</w:t>
-      </w:r>
-    </w:p>
-    <w:p>
-      <w:pPr>
-        <w:spacing w:before="60" w:after="60"/>
-        <w:ind w:firstLine="480"/>
-      </w:pPr>
-      <w:r>
-        <w:t>基于深度学习的智慧交通预测系统，能够通过路网拓扑建模和时序演化分析，提供更准确的预测结果，从而辅助交通管理部门进行科学决策。</w:t>
-      </w:r>
-    </w:p>
-    <w:p>
-      <w:pPr>
-        <w:pStyle w:val="21"/>
-      </w:pPr>
-      <w:bookmarkStart w:id="2" w:name="_Toc238989104"/>
-      <w:r>
-        <w:rPr>
-          <w:rFonts w:ascii="Times New Roman" w:eastAsia="方正黑体_GBK" w:hAnsi="Times New Roman"/>
-          <w:b w:val="0"/>
-        </w:rPr>
-        <w:t xml:space="preserve">1.2 </w:t>
-      </w:r>
-      <w:r>
-        <w:rPr>
-          <w:rFonts w:ascii="Times New Roman" w:eastAsia="方正黑体_GBK" w:hAnsi="Times New Roman"/>
-          <w:b w:val="0"/>
-        </w:rPr>
-        <w:t>国内外研究现状</w:t>
-      </w:r>
-      <w:bookmarkEnd w:id="2"/>
+        <w:t>图神经网络</w:t>
+      </w:r>
+      <w:bookmarkEnd w:id="12"/>
     </w:p>
     <w:p>
       <w:pPr>
         <w:pStyle w:val="31"/>
       </w:pPr>
-      <w:bookmarkStart w:id="3" w:name="_Toc238989105"/>
+      <w:bookmarkStart w:id="13" w:name="_Toc239544393"/>
       <w:r>
         <w:rPr>
           <w:rFonts w:ascii="Times New Roman" w:eastAsia="方正楷体_GBK" w:hAnsi="Times New Roman"/>
           <w:b w:val="0"/>
         </w:rPr>
-        <w:t xml:space="preserve">1.2.1 </w:t>
-      </w:r>
-      <w:r>
-        <w:rPr>
-          <w:rFonts w:ascii="Times New Roman" w:eastAsia="方正楷体_GBK" w:hAnsi="Times New Roman"/>
-          <w:b w:val="0"/>
-        </w:rPr>
-        <w:t>国外研究现状</w:t>
-      </w:r>
-      <w:bookmarkEnd w:id="3"/>
-    </w:p>
-    <w:p>
-      <w:pPr>
-        <w:spacing w:before="60" w:after="60"/>
-        <w:ind w:firstLine="480"/>
-      </w:pPr>
-      <w:r>
-        <w:t>国外学者较早开始研究交通流量预测问题。文献</w:t>
-      </w:r>
-      <w:r>
-        <w:t xml:space="preserve"> [1] </w:t>
-      </w:r>
-      <w:r>
-        <w:t>提出基于</w:t>
-      </w:r>
-      <w:r>
-        <w:t xml:space="preserve"> LSTM </w:t>
-      </w:r>
-      <w:r>
-        <w:t>的预测模型，在</w:t>
-      </w:r>
-      <w:r>
-        <w:t xml:space="preserve"> METR-LA </w:t>
-      </w:r>
-      <w:r>
-        <w:t>数据集上取得良好效果。文献</w:t>
-      </w:r>
-      <w:r>
-        <w:t xml:space="preserve"> [2] </w:t>
-      </w:r>
-      <w:r>
-        <w:t>进一步引入图卷积网络，建模路网空间结构。</w:t>
-      </w:r>
-    </w:p>
-    <w:p>
-      <w:pPr>
-        <w:pStyle w:val="31"/>
-      </w:pPr>
-      <w:bookmarkStart w:id="4" w:name="_Toc238989106"/>
-      <w:r>
-        <w:rPr>
-          <w:rFonts w:ascii="Times New Roman" w:eastAsia="方正楷体_GBK" w:hAnsi="Times New Roman"/>
-          <w:b w:val="0"/>
-        </w:rPr>
-        <w:t xml:space="preserve">1.2.2 </w:t>
-      </w:r>
-      <w:r>
-        <w:rPr>
-          <w:rFonts w:ascii="Times New Roman" w:eastAsia="方正楷体_GBK" w:hAnsi="Times New Roman"/>
-          <w:b w:val="0"/>
-        </w:rPr>
-        <w:t>国内研究现状</w:t>
-      </w:r>
-      <w:bookmarkEnd w:id="4"/>
-    </w:p>
-    <w:p>
-      <w:pPr>
-        <w:spacing w:before="60" w:after="60"/>
-        <w:ind w:firstLine="480"/>
-      </w:pPr>
-      <w:r>
-        <w:t>国内研究多聚焦于特定城市的实际场景。文献</w:t>
-      </w:r>
-      <w:r>
-        <w:t xml:space="preserve"> [3] </w:t>
-      </w:r>
-      <w:r>
-        <w:t>针对北京市的交通特点提出了改进的</w:t>
-      </w:r>
-      <w:r>
-        <w:t xml:space="preserve"> GRU </w:t>
-      </w:r>
-      <w:r>
-        <w:t>模型。文献</w:t>
-      </w:r>
-      <w:r>
-        <w:t xml:space="preserve"> [4] </w:t>
-      </w:r>
-      <w:r>
-        <w:t>则研究了深圳的交通流特性，构建了融合多源数据的预测框架。</w:t>
-      </w:r>
-    </w:p>
-    <w:p>
-      <w:pPr>
-        <w:pStyle w:val="21"/>
-      </w:pPr>
-      <w:bookmarkStart w:id="5" w:name="_Toc238989107"/>
-      <w:r>
-        <w:rPr>
-          <w:rFonts w:ascii="Times New Roman" w:eastAsia="方正黑体_GBK" w:hAnsi="Times New Roman"/>
-          <w:b w:val="0"/>
-        </w:rPr>
-        <w:t xml:space="preserve">1.3 </w:t>
-      </w:r>
-      <w:r>
-        <w:rPr>
-          <w:rFonts w:ascii="Times New Roman" w:eastAsia="方正黑体_GBK" w:hAnsi="Times New Roman"/>
-          <w:b w:val="0"/>
-        </w:rPr>
-        <w:t>主要研究内容</w:t>
-      </w:r>
-      <w:bookmarkEnd w:id="5"/>
-    </w:p>
-    <w:p>
-      <w:pPr>
-        <w:spacing w:before="60" w:after="60"/>
-        <w:ind w:firstLine="480"/>
-      </w:pPr>
-      <w:r>
-        <w:t>本报告的主要研究内容包括：</w:t>
-      </w:r>
-    </w:p>
-    <w:p>
-      <w:pPr>
-        <w:spacing w:before="60" w:after="60"/>
-        <w:ind w:firstLine="480"/>
-      </w:pPr>
-      <w:r>
-        <w:t xml:space="preserve">1. </w:t>
-      </w:r>
-      <w:r>
-        <w:rPr>
-          <w:rFonts w:eastAsia="方正黑体_GBK"/>
-          <w:b/>
-        </w:rPr>
-        <w:t>数据集构建</w:t>
-      </w:r>
-      <w:r>
-        <w:t>：采集深圳市福田区</w:t>
-      </w:r>
-      <w:r>
-        <w:t xml:space="preserve"> 6 </w:t>
-      </w:r>
-      <w:r>
-        <w:t>个月的交通流量数据</w:t>
-      </w:r>
-    </w:p>
-    <w:p>
-      <w:pPr>
-        <w:spacing w:before="60" w:after="60"/>
-        <w:ind w:firstLine="480"/>
-      </w:pPr>
-      <w:r>
-        <w:t xml:space="preserve">2. </w:t>
-      </w:r>
-      <w:r>
-        <w:rPr>
-          <w:rFonts w:eastAsia="方正黑体_GBK"/>
-          <w:b/>
-        </w:rPr>
-        <w:t>模型设计</w:t>
-      </w:r>
-      <w:r>
-        <w:t>：设计图卷积</w:t>
-      </w:r>
-      <w:r>
-        <w:t>-</w:t>
-      </w:r>
-      <w:r>
-        <w:t>时序混合网络架构</w:t>
-      </w:r>
-    </w:p>
-    <w:p>
-      <w:pPr>
-        <w:spacing w:before="60" w:after="60"/>
-        <w:ind w:firstLine="480"/>
-      </w:pPr>
-      <w:r>
-        <w:t xml:space="preserve">3. </w:t>
-      </w:r>
-      <w:r>
-        <w:rPr>
-          <w:rFonts w:eastAsia="方正黑体_GBK"/>
-          <w:b/>
-        </w:rPr>
-        <w:t>系统实现</w:t>
-      </w:r>
-      <w:r>
-        <w:t>：开发完整的</w:t>
-      </w:r>
-      <w:r>
-        <w:t xml:space="preserve"> B/S </w:t>
-      </w:r>
-      <w:r>
-        <w:t>架构</w:t>
-      </w:r>
-      <w:r>
-        <w:t xml:space="preserve"> Web </w:t>
-      </w:r>
-      <w:r>
-        <w:t>系统</w:t>
-      </w:r>
-    </w:p>
-    <w:p>
-      <w:pPr>
-        <w:spacing w:before="60" w:after="60"/>
-        <w:ind w:firstLine="480"/>
-      </w:pPr>
-      <w:r>
-        <w:t xml:space="preserve">4. </w:t>
-      </w:r>
-      <w:r>
-        <w:rPr>
-          <w:rFonts w:eastAsia="方正黑体_GBK"/>
-          <w:b/>
-        </w:rPr>
-        <w:t>部署验证</w:t>
-      </w:r>
-      <w:r>
-        <w:t>：在真实场景中验证系统有效性</w:t>
-      </w:r>
-    </w:p>
-    <w:p>
-      <w:pPr>
-        <w:pStyle w:val="21"/>
-      </w:pPr>
-      <w:bookmarkStart w:id="6" w:name="_Toc238989108"/>
-      <w:r>
-        <w:rPr>
-          <w:rFonts w:ascii="Times New Roman" w:eastAsia="方正黑体_GBK" w:hAnsi="Times New Roman"/>
-          <w:b w:val="0"/>
-        </w:rPr>
-        <w:t xml:space="preserve">1.4 </w:t>
-      </w:r>
-      <w:r>
-        <w:rPr>
-          <w:rFonts w:ascii="Times New Roman" w:eastAsia="方正黑体_GBK" w:hAnsi="Times New Roman"/>
-          <w:b w:val="0"/>
-        </w:rPr>
-        <w:t>报告组织结构</w:t>
-      </w:r>
-      <w:bookmarkEnd w:id="6"/>
-    </w:p>
-    <w:p>
-      <w:pPr>
-        <w:spacing w:before="60" w:after="60"/>
-        <w:ind w:firstLine="480"/>
-      </w:pPr>
-      <w:r>
-        <w:t>本报告共分六章：</w:t>
-      </w:r>
-    </w:p>
-    <w:p>
-      <w:pPr>
-        <w:spacing w:before="60" w:after="60"/>
-        <w:ind w:firstLine="480"/>
-      </w:pPr>
-      <w:r>
-        <w:t xml:space="preserve">- </w:t>
-      </w:r>
-      <w:r>
-        <w:rPr>
-          <w:rFonts w:eastAsia="方正黑体_GBK"/>
-          <w:b/>
-        </w:rPr>
-        <w:t>第一章</w:t>
-      </w:r>
-      <w:r>
-        <w:t xml:space="preserve"> </w:t>
-      </w:r>
-      <w:r>
-        <w:t>绪论</w:t>
-      </w:r>
-    </w:p>
-    <w:p>
-      <w:pPr>
-        <w:spacing w:before="60" w:after="60"/>
-        <w:ind w:firstLine="480"/>
-      </w:pPr>
-      <w:r>
-        <w:t xml:space="preserve">- </w:t>
-      </w:r>
-      <w:r>
-        <w:rPr>
-          <w:rFonts w:eastAsia="方正黑体_GBK"/>
-          <w:b/>
-        </w:rPr>
-        <w:t>第二章</w:t>
-      </w:r>
-      <w:r>
-        <w:t xml:space="preserve"> </w:t>
-      </w:r>
-      <w:r>
-        <w:t>相关技术与理论基础</w:t>
-      </w:r>
-    </w:p>
-    <w:p>
-      <w:pPr>
-        <w:spacing w:before="60" w:after="60"/>
-        <w:ind w:firstLine="480"/>
-      </w:pPr>
-      <w:r>
-        <w:t xml:space="preserve">- </w:t>
-      </w:r>
-      <w:r>
-        <w:rPr>
-          <w:rFonts w:eastAsia="方正黑体_GBK"/>
-          <w:b/>
-        </w:rPr>
-        <w:t>第三章</w:t>
-      </w:r>
-      <w:r>
-        <w:t xml:space="preserve"> </w:t>
-      </w:r>
-      <w:r>
-        <w:t>需求分析与系统设计</w:t>
-      </w:r>
-    </w:p>
-    <w:p>
-      <w:pPr>
-        <w:spacing w:before="60" w:after="60"/>
-        <w:ind w:firstLine="480"/>
-      </w:pPr>
-      <w:r>
-        <w:t xml:space="preserve">- </w:t>
-      </w:r>
-      <w:r>
-        <w:rPr>
-          <w:rFonts w:eastAsia="方正黑体_GBK"/>
-          <w:b/>
-        </w:rPr>
-        <w:t>第四章</w:t>
-      </w:r>
-      <w:r>
-        <w:t xml:space="preserve"> </w:t>
-      </w:r>
-      <w:r>
-        <w:t>模型设计与实现</w:t>
-      </w:r>
-    </w:p>
-    <w:p>
-      <w:pPr>
-        <w:spacing w:before="60" w:after="60"/>
-        <w:ind w:firstLine="480"/>
-      </w:pPr>
-      <w:r>
-        <w:t xml:space="preserve">- </w:t>
-      </w:r>
-      <w:r>
-        <w:rPr>
-          <w:rFonts w:eastAsia="方正黑体_GBK"/>
-          <w:b/>
-        </w:rPr>
-        <w:t>第五章</w:t>
-      </w:r>
-      <w:r>
-        <w:t xml:space="preserve"> </w:t>
-      </w:r>
-      <w:r>
-        <w:t>系统测试与结果分析</w:t>
-      </w:r>
-    </w:p>
-    <w:p>
-      <w:pPr>
-        <w:spacing w:before="60" w:after="60"/>
-        <w:ind w:firstLine="480"/>
-      </w:pPr>
-      <w:r>
-        <w:t xml:space="preserve">- </w:t>
-      </w:r>
-      <w:r>
-        <w:rPr>
-          <w:rFonts w:eastAsia="方正黑体_GBK"/>
-          <w:b/>
-        </w:rPr>
-        <w:t>第六章</w:t>
-      </w:r>
-      <w:r>
-        <w:t xml:space="preserve"> </w:t>
-      </w:r>
-      <w:r>
-        <w:t>总结与展望</w:t>
-      </w:r>
-    </w:p>
-    <w:p>
-      <w:pPr>
-        <w:spacing w:before="60" w:after="60"/>
-        <w:ind w:firstLine="480"/>
-      </w:pPr>
-      <w:r>
-        <w:t>---</w:t>
-      </w:r>
-    </w:p>
-    <w:p>
-      <w:pPr>
-        <w:pStyle w:val="1"/>
-      </w:pPr>
-      <w:bookmarkStart w:id="7" w:name="_Toc238989109"/>
-      <w:r>
-        <w:rPr>
-          <w:rFonts w:ascii="Times New Roman" w:eastAsia="方正小标宋_GBK" w:hAnsi="Times New Roman"/>
-          <w:b w:val="0"/>
-        </w:rPr>
-        <w:t>第二章</w:t>
-      </w:r>
-      <w:r>
-        <w:rPr>
-          <w:rFonts w:ascii="Times New Roman" w:eastAsia="方正小标宋_GBK" w:hAnsi="Times New Roman"/>
-          <w:b w:val="0"/>
-        </w:rPr>
-        <w:t xml:space="preserve"> </w:t>
-      </w:r>
-      <w:r>
-        <w:rPr>
-          <w:rFonts w:ascii="Times New Roman" w:eastAsia="方正小标宋_GBK" w:hAnsi="Times New Roman"/>
-          <w:b w:val="0"/>
-        </w:rPr>
-        <w:t>相关技术与理论基础</w:t>
-      </w:r>
-      <w:bookmarkEnd w:id="7"/>
-    </w:p>
-    <w:p>
-      <w:pPr>
-        <w:pStyle w:val="21"/>
-      </w:pPr>
-      <w:bookmarkStart w:id="8" w:name="_Toc238989110"/>
-      <w:r>
-        <w:rPr>
-          <w:rFonts w:ascii="Times New Roman" w:eastAsia="方正黑体_GBK" w:hAnsi="Times New Roman"/>
-          <w:b w:val="0"/>
-        </w:rPr>
-        <w:t xml:space="preserve">2.1 </w:t>
-      </w:r>
-      <w:r>
-        <w:rPr>
-          <w:rFonts w:ascii="Times New Roman" w:eastAsia="方正黑体_GBK" w:hAnsi="Times New Roman"/>
-          <w:b w:val="0"/>
-        </w:rPr>
-        <w:t>深度学习基础</w:t>
-      </w:r>
-      <w:bookmarkEnd w:id="8"/>
-    </w:p>
-    <w:p>
-      <w:pPr>
-        <w:pStyle w:val="31"/>
-      </w:pPr>
-      <w:bookmarkStart w:id="9" w:name="_Toc238989111"/>
-      <w:r>
-        <w:rPr>
-          <w:rFonts w:ascii="Times New Roman" w:eastAsia="方正楷体_GBK" w:hAnsi="Times New Roman"/>
-          <w:b w:val="0"/>
-        </w:rPr>
-        <w:t xml:space="preserve">2.1.1 </w:t>
-      </w:r>
-      <w:r>
-        <w:rPr>
-          <w:rFonts w:ascii="Times New Roman" w:eastAsia="方正楷体_GBK" w:hAnsi="Times New Roman"/>
-          <w:b w:val="0"/>
-        </w:rPr>
-        <w:t>卷积神经网络（</w:t>
-      </w:r>
-      <w:r>
-        <w:rPr>
-          <w:rFonts w:ascii="Times New Roman" w:eastAsia="方正楷体_GBK" w:hAnsi="Times New Roman"/>
-          <w:b w:val="0"/>
-        </w:rPr>
-        <w:t>CNN</w:t>
-      </w:r>
-      <w:r>
-        <w:rPr>
-          <w:rFonts w:ascii="Times New Roman" w:eastAsia="方正楷体_GBK" w:hAnsi="Times New Roman"/>
-          <w:b w:val="0"/>
-        </w:rPr>
-        <w:t>）</w:t>
-      </w:r>
-      <w:bookmarkEnd w:id="9"/>
-    </w:p>
-    <w:p>
-      <w:pPr>
-        <w:spacing w:before="60" w:after="60"/>
-        <w:ind w:firstLine="480"/>
-      </w:pPr>
-      <w:r>
-        <w:t>卷积神经网络是处理网格结构数据（如图像）的经典架构。其核心思想是通过卷积核提取局部特征，再通过池化层降维。</w:t>
-      </w:r>
-    </w:p>
-    <w:p>
-      <w:pPr>
-        <w:pStyle w:val="31"/>
-      </w:pPr>
-      <w:bookmarkStart w:id="10" w:name="_Toc238989112"/>
-      <w:r>
-        <w:rPr>
-          <w:rFonts w:ascii="Times New Roman" w:eastAsia="方正楷体_GBK" w:hAnsi="Times New Roman"/>
-          <w:b w:val="0"/>
-        </w:rPr>
-        <w:t xml:space="preserve">2.1.2 </w:t>
-      </w:r>
-      <w:r>
-        <w:rPr>
-          <w:rFonts w:ascii="Times New Roman" w:eastAsia="方正楷体_GBK" w:hAnsi="Times New Roman"/>
-          <w:b w:val="0"/>
-        </w:rPr>
-        <w:t>循环神经网络（</w:t>
-      </w:r>
-      <w:r>
-        <w:rPr>
-          <w:rFonts w:ascii="Times New Roman" w:eastAsia="方正楷体_GBK" w:hAnsi="Times New Roman"/>
-          <w:b w:val="0"/>
-        </w:rPr>
-        <w:t>RNN</w:t>
-      </w:r>
-      <w:r>
-        <w:rPr>
-          <w:rFonts w:ascii="Times New Roman" w:eastAsia="方正楷体_GBK" w:hAnsi="Times New Roman"/>
-          <w:b w:val="0"/>
-        </w:rPr>
-        <w:t>）</w:t>
-      </w:r>
-      <w:bookmarkEnd w:id="10"/>
-    </w:p>
-    <w:p>
-      <w:pPr>
-        <w:spacing w:before="60" w:after="60"/>
-        <w:ind w:firstLine="480"/>
-      </w:pPr>
-      <w:r>
-        <w:t>循环神经网络擅长处理序列数据。</w:t>
-      </w:r>
-      <w:r>
-        <w:t xml:space="preserve">LSTM </w:t>
-      </w:r>
-      <w:r>
-        <w:t>通过门控机制解决了传统</w:t>
-      </w:r>
-      <w:r>
-        <w:t xml:space="preserve"> RNN </w:t>
-      </w:r>
-      <w:r>
-        <w:t>的梯度消失问题。</w:t>
-      </w:r>
-    </w:p>
-    <w:p>
-      <w:pPr>
-        <w:spacing w:before="60" w:after="60"/>
-        <w:ind w:firstLine="480"/>
-      </w:pPr>
-      <w:r>
-        <w:t>```python</w:t>
-      </w:r>
-    </w:p>
-    <w:p>
-      <w:pPr>
-        <w:spacing w:before="60" w:after="60"/>
-        <w:ind w:firstLine="480"/>
-      </w:pPr>
-      <w:r>
-        <w:t>import torch</w:t>
-      </w:r>
-    </w:p>
-    <w:p>
-      <w:pPr>
-        <w:spacing w:before="60" w:after="60"/>
-        <w:ind w:firstLine="480"/>
-      </w:pPr>
-      <w:r>
-        <w:t>import torch.nn as nn</w:t>
-      </w:r>
-    </w:p>
-    <w:p>
-      <w:pPr>
-        <w:spacing w:before="60" w:after="60"/>
-        <w:ind w:firstLine="480"/>
-      </w:pPr>
-      <w:r>
-        <w:t>class TrafficPredictor(nn.Module):</w:t>
-      </w:r>
-    </w:p>
-    <w:p>
-      <w:pPr>
-        <w:spacing w:before="60" w:after="60"/>
-        <w:ind w:firstLine="480"/>
-      </w:pPr>
-      <w:r>
-        <w:t>def __init__(self, in_dim, hidden_dim, out_dim, num_layers=2):</w:t>
-      </w:r>
-    </w:p>
-    <w:p>
-      <w:pPr>
-        <w:spacing w:before="60" w:after="60"/>
-        <w:ind w:firstLine="480"/>
-      </w:pPr>
-      <w:r>
-        <w:t>super().__init__()</w:t>
-      </w:r>
-    </w:p>
-    <w:p>
-      <w:pPr>
-        <w:spacing w:before="60" w:after="60"/>
-        <w:ind w:firstLine="480"/>
-      </w:pPr>
-      <w:r>
-        <w:t>self.lstm = nn.LSTM(</w:t>
-      </w:r>
-    </w:p>
-    <w:p>
-      <w:pPr>
-        <w:spacing w:before="60" w:after="60"/>
-        <w:ind w:firstLine="480"/>
-      </w:pPr>
-      <w:r>
-        <w:t>input_size=in_dim,</w:t>
-      </w:r>
-    </w:p>
-    <w:p>
-      <w:pPr>
-        <w:spacing w:before="60" w:after="60"/>
-        <w:ind w:firstLine="480"/>
-      </w:pPr>
-      <w:r>
-        <w:t>hidden_size=hidden_dim,</w:t>
-      </w:r>
-    </w:p>
-    <w:p>
-      <w:pPr>
-        <w:spacing w:before="60" w:after="60"/>
-        <w:ind w:firstLine="480"/>
-      </w:pPr>
-      <w:r>
-        <w:t>num_layers=num_layers,</w:t>
-      </w:r>
-    </w:p>
-    <w:p>
-      <w:pPr>
-        <w:spacing w:before="60" w:after="60"/>
-        <w:ind w:firstLine="480"/>
-      </w:pPr>
-      <w:r>
-        <w:t>batch_first=True,</w:t>
-      </w:r>
-    </w:p>
-    <w:p>
-      <w:pPr>
-        <w:spacing w:before="60" w:after="60"/>
-        <w:ind w:firstLine="480"/>
-      </w:pPr>
-      <w:r>
-        <w:t>dropout=0.2</w:t>
-      </w:r>
-    </w:p>
-    <w:p>
-      <w:pPr>
-        <w:spacing w:before="60" w:after="60"/>
-        <w:ind w:firstLine="480"/>
-      </w:pPr>
-      <w:r>
-        <w:t>)</w:t>
-      </w:r>
-    </w:p>
-    <w:p>
-      <w:pPr>
-        <w:spacing w:before="60" w:after="60"/>
-        <w:ind w:firstLine="480"/>
-      </w:pPr>
-      <w:r>
-        <w:t>self.fc = nn.Linear(hidden_dim, out_dim)</w:t>
-      </w:r>
-    </w:p>
-    <w:p>
-      <w:pPr>
-        <w:spacing w:before="60" w:after="60"/>
-        <w:ind w:firstLine="480"/>
-      </w:pPr>
-      <w:r>
-        <w:t>def forward(self, x):</w:t>
-      </w:r>
-    </w:p>
-    <w:p>
-      <w:pPr>
-        <w:pStyle w:val="1"/>
-      </w:pPr>
-      <w:bookmarkStart w:id="11" w:name="_Toc238989113"/>
-      <w:r>
-        <w:rPr>
-          <w:rFonts w:ascii="Times New Roman" w:eastAsia="方正小标宋_GBK" w:hAnsi="Times New Roman"/>
-          <w:b w:val="0"/>
-        </w:rPr>
-        <w:t>x: (batch, seq_len, in_dim)</w:t>
-      </w:r>
-      <w:bookmarkEnd w:id="11"/>
-    </w:p>
-    <w:p>
-      <w:pPr>
-        <w:spacing w:before="60" w:after="60"/>
-        <w:ind w:firstLine="480"/>
-      </w:pPr>
-      <w:r>
-        <w:t>lstm_out, _ = self.lstm(x)</w:t>
-      </w:r>
-    </w:p>
-    <w:p>
-      <w:pPr>
-        <w:spacing w:before="60" w:after="60"/>
-        <w:ind w:firstLine="480"/>
-      </w:pPr>
-      <w:r>
-        <w:t>return self.fc(lstm_out[:, -1, :])</w:t>
-      </w:r>
-    </w:p>
-    <w:p>
-      <w:pPr>
-        <w:spacing w:before="60" w:after="60"/>
-        <w:ind w:firstLine="480"/>
-      </w:pPr>
-      <w:r>
-        <w:t>```</w:t>
-      </w:r>
-    </w:p>
-    <w:p>
-      <w:pPr>
-        <w:pStyle w:val="21"/>
-      </w:pPr>
-      <w:bookmarkStart w:id="12" w:name="_Toc238989114"/>
-      <w:r>
-        <w:rPr>
-          <w:rFonts w:ascii="Times New Roman" w:eastAsia="方正黑体_GBK" w:hAnsi="Times New Roman"/>
-          <w:b w:val="0"/>
-        </w:rPr>
-        <w:t xml:space="preserve">2.2 </w:t>
-      </w:r>
-      <w:r>
-        <w:rPr>
-          <w:rFonts w:ascii="Times New Roman" w:eastAsia="方正黑体_GBK" w:hAnsi="Times New Roman"/>
-          <w:b w:val="0"/>
-        </w:rPr>
-        <w:t>图神经网络</w:t>
-      </w:r>
-      <w:bookmarkEnd w:id="12"/>
-    </w:p>
-    <w:p>
-      <w:pPr>
-        <w:pStyle w:val="31"/>
-      </w:pPr>
-      <w:bookmarkStart w:id="13" w:name="_Toc238989115"/>
-      <w:r>
-        <w:rPr>
-          <w:rFonts w:ascii="Times New Roman" w:eastAsia="方正楷体_GBK" w:hAnsi="Times New Roman"/>
-          <w:b w:val="0"/>
-        </w:rPr>
-        <w:t xml:space="preserve">2.2.1 </w:t>
+        <w:t>2.2.1</w:t>
       </w:r>
       <w:r>
         <w:rPr>
@@ -5311,7 +5053,7 @@
           <w:color w:val="666666"/>
           <w:sz w:val="21"/>
         </w:rPr>
-        <w:t xml:space="preserve"> 2.1** GCN </w:t>
+        <w:t>2.1** GCN</w:t>
       </w:r>
       <w:r>
         <w:rPr>
@@ -5343,9 +5085,6 @@
       </w:pPr>
       <w:r>
         <w:t>其中</w:t>
-      </w:r>
-      <w:r>
-        <w:t xml:space="preserve"> </w:t>
       </w:r>
       <m:oMath>
         <m:limUpp>
@@ -5399,9 +5138,6 @@
         </m:r>
       </m:oMath>
       <w:r>
-        <w:t xml:space="preserve"> </w:t>
-      </w:r>
-      <w:r>
         <w:t>为加自环的邻接矩阵，</w:t>
       </w:r>
       <m:oMath>
@@ -5432,9 +5168,6 @@
         </m:limUpp>
       </m:oMath>
       <w:r>
-        <w:t xml:space="preserve"> </w:t>
-      </w:r>
-      <w:r>
         <w:t>为对应的度矩阵。</w:t>
       </w:r>
     </w:p>
@@ -5442,13 +5175,13 @@
       <w:pPr>
         <w:pStyle w:val="31"/>
       </w:pPr>
-      <w:bookmarkStart w:id="14" w:name="_Toc238989116"/>
+      <w:bookmarkStart w:id="14" w:name="_Toc239544394"/>
       <w:r>
         <w:rPr>
           <w:rFonts w:ascii="Times New Roman" w:eastAsia="方正楷体_GBK" w:hAnsi="Times New Roman"/>
           <w:b w:val="0"/>
         </w:rPr>
-        <w:t xml:space="preserve">2.2.2 </w:t>
+        <w:t>2.2.2</w:t>
       </w:r>
       <w:r>
         <w:rPr>
@@ -5479,7 +5212,7 @@
         <w:ind w:firstLine="480"/>
       </w:pPr>
       <w:r>
-        <w:t xml:space="preserve">GAT </w:t>
+        <w:t>GAT</w:t>
       </w:r>
       <w:r>
         <w:t>通过注意力机制自适应地学习邻居节点的权重，进一步提升性能。</w:t>
@@ -5948,13 +5681,13 @@
       <w:pPr>
         <w:pStyle w:val="21"/>
       </w:pPr>
-      <w:bookmarkStart w:id="15" w:name="_Toc238989117"/>
+      <w:bookmarkStart w:id="15" w:name="_Toc239544395"/>
       <w:r>
         <w:rPr>
           <w:rFonts w:ascii="Times New Roman" w:eastAsia="方正黑体_GBK" w:hAnsi="Times New Roman"/>
           <w:b w:val="0"/>
         </w:rPr>
-        <w:t xml:space="preserve">2.3 </w:t>
+        <w:t>2.3</w:t>
       </w:r>
       <w:r>
         <w:rPr>
@@ -5987,27 +5720,13 @@
       <w:pPr>
         <w:pStyle w:val="1"/>
       </w:pPr>
-      <w:bookmarkStart w:id="16" w:name="_Toc238989118"/>
+      <w:bookmarkStart w:id="16" w:name="_Toc239544396"/>
       <w:r>
         <w:rPr>
           <w:rFonts w:ascii="Times New Roman" w:eastAsia="方正小标宋_GBK" w:hAnsi="Times New Roman"/>
           <w:b w:val="0"/>
         </w:rPr>
-        <w:t>第三章</w:t>
-      </w:r>
-      <w:r>
-        <w:rPr>
-          <w:rFonts w:ascii="Times New Roman" w:eastAsia="方正小标宋_GBK" w:hAnsi="Times New Roman"/>
-          <w:b w:val="0"/>
-        </w:rPr>
-        <w:t xml:space="preserve"> </w:t>
-      </w:r>
-      <w:r>
-        <w:rPr>
-          <w:rFonts w:ascii="Times New Roman" w:eastAsia="方正小标宋_GBK" w:hAnsi="Times New Roman"/>
-          <w:b w:val="0"/>
-        </w:rPr>
-        <w:t>需求分析与系统设计</w:t>
+        <w:t>第三章需求分析与系统设计</w:t>
       </w:r>
       <w:bookmarkEnd w:id="16"/>
     </w:p>
@@ -6015,13 +5734,13 @@
       <w:pPr>
         <w:pStyle w:val="21"/>
       </w:pPr>
-      <w:bookmarkStart w:id="17" w:name="_Toc238989119"/>
+      <w:bookmarkStart w:id="17" w:name="_Toc239544397"/>
       <w:r>
         <w:rPr>
           <w:rFonts w:ascii="Times New Roman" w:eastAsia="方正黑体_GBK" w:hAnsi="Times New Roman"/>
           <w:b w:val="0"/>
         </w:rPr>
-        <w:t xml:space="preserve">3.1 </w:t>
+        <w:t>3.1</w:t>
       </w:r>
       <w:r>
         <w:rPr>
@@ -6036,13 +5755,13 @@
       <w:pPr>
         <w:pStyle w:val="31"/>
       </w:pPr>
-      <w:bookmarkStart w:id="18" w:name="_Toc238989120"/>
+      <w:bookmarkStart w:id="18" w:name="_Toc239544398"/>
       <w:r>
         <w:rPr>
           <w:rFonts w:ascii="Times New Roman" w:eastAsia="方正楷体_GBK" w:hAnsi="Times New Roman"/>
           <w:b w:val="0"/>
         </w:rPr>
-        <w:t xml:space="preserve">3.1.1 </w:t>
+        <w:t>3.1.1</w:t>
       </w:r>
       <w:r>
         <w:rPr>
@@ -6055,233 +5774,234 @@
     </w:p>
     <w:p>
       <w:pPr>
+        <w:spacing w:before="40" w:after="40"/>
+        <w:ind w:left="420"/>
+      </w:pPr>
+      <w:r>
+        <w:t xml:space="preserve">• </w:t>
+      </w:r>
+      <w:r>
+        <w:t>支持实时接入路口摄像头数据</w:t>
+      </w:r>
+    </w:p>
+    <w:p>
+      <w:pPr>
+        <w:spacing w:before="40" w:after="40"/>
+        <w:ind w:left="420"/>
+      </w:pPr>
+      <w:r>
+        <w:t xml:space="preserve">• </w:t>
+      </w:r>
+      <w:r>
+        <w:t>支持</w:t>
+      </w:r>
+      <w:r>
+        <w:t>CSV/JSON</w:t>
+      </w:r>
+      <w:r>
+        <w:t>批量导入</w:t>
+      </w:r>
+    </w:p>
+    <w:p>
+      <w:pPr>
+        <w:spacing w:before="40" w:after="40"/>
+        <w:ind w:left="420"/>
+      </w:pPr>
+      <w:r>
+        <w:t xml:space="preserve">• </w:t>
+      </w:r>
+      <w:r>
+        <w:t>数据清洗与异常值处理</w:t>
+      </w:r>
+    </w:p>
+    <w:p>
+      <w:pPr>
+        <w:pStyle w:val="31"/>
+      </w:pPr>
+      <w:bookmarkStart w:id="19" w:name="_Toc239544399"/>
+      <w:r>
+        <w:rPr>
+          <w:rFonts w:ascii="Times New Roman" w:eastAsia="方正楷体_GBK" w:hAnsi="Times New Roman"/>
+          <w:b w:val="0"/>
+        </w:rPr>
+        <w:lastRenderedPageBreak/>
+        <w:t>3.1.2</w:t>
+      </w:r>
+      <w:r>
+        <w:rPr>
+          <w:rFonts w:ascii="Times New Roman" w:eastAsia="方正楷体_GBK" w:hAnsi="Times New Roman"/>
+          <w:b w:val="0"/>
+        </w:rPr>
+        <w:t>预测服务模块</w:t>
+      </w:r>
+      <w:bookmarkEnd w:id="19"/>
+    </w:p>
+    <w:p>
+      <w:pPr>
+        <w:spacing w:before="40" w:after="40"/>
+        <w:ind w:left="420"/>
+      </w:pPr>
+      <w:r>
+        <w:t xml:space="preserve">• </w:t>
+      </w:r>
+      <w:r>
+        <w:t>支持未来</w:t>
+      </w:r>
+      <w:r>
+        <w:t>15/30/60</w:t>
+      </w:r>
+      <w:r>
+        <w:t>分钟多粒度预测</w:t>
+      </w:r>
+    </w:p>
+    <w:p>
+      <w:pPr>
+        <w:spacing w:before="40" w:after="40"/>
+        <w:ind w:left="420"/>
+      </w:pPr>
+      <w:r>
+        <w:t xml:space="preserve">• </w:t>
+      </w:r>
+      <w:r>
+        <w:t>预测结果可视化展示</w:t>
+      </w:r>
+    </w:p>
+    <w:p>
+      <w:pPr>
+        <w:spacing w:before="40" w:after="40"/>
+        <w:ind w:left="420"/>
+      </w:pPr>
+      <w:r>
+        <w:t xml:space="preserve">• </w:t>
+      </w:r>
+      <w:r>
+        <w:t>预测准确率实时监控</w:t>
+      </w:r>
+    </w:p>
+    <w:p>
+      <w:pPr>
+        <w:pStyle w:val="21"/>
+      </w:pPr>
+      <w:bookmarkStart w:id="20" w:name="_Toc239544400"/>
+      <w:r>
+        <w:rPr>
+          <w:rFonts w:ascii="Times New Roman" w:eastAsia="方正黑体_GBK" w:hAnsi="Times New Roman"/>
+          <w:b w:val="0"/>
+        </w:rPr>
+        <w:t>3.2</w:t>
+      </w:r>
+      <w:r>
+        <w:rPr>
+          <w:rFonts w:ascii="Times New Roman" w:eastAsia="方正黑体_GBK" w:hAnsi="Times New Roman"/>
+          <w:b w:val="0"/>
+        </w:rPr>
+        <w:t>非功能性需求</w:t>
+      </w:r>
+      <w:bookmarkEnd w:id="20"/>
+    </w:p>
+    <w:p>
+      <w:pPr>
+        <w:spacing w:before="40" w:after="40"/>
+        <w:ind w:left="420"/>
+      </w:pPr>
+      <w:r>
+        <w:t xml:space="preserve">• </w:t>
+      </w:r>
+      <w:r>
+        <w:rPr>
+          <w:rFonts w:eastAsia="方正黑体_GBK"/>
+          <w:b/>
+        </w:rPr>
+        <w:t>性能</w:t>
+      </w:r>
+      <w:r>
+        <w:t>：单次预测响应时间</w:t>
+      </w:r>
+      <w:r>
+        <w:t>&lt; 200ms</w:t>
+      </w:r>
+    </w:p>
+    <w:p>
+      <w:pPr>
+        <w:spacing w:before="40" w:after="40"/>
+        <w:ind w:left="420"/>
+      </w:pPr>
+      <w:r>
+        <w:t xml:space="preserve">• </w:t>
+      </w:r>
+      <w:r>
+        <w:rPr>
+          <w:rFonts w:eastAsia="方正黑体_GBK"/>
+          <w:b/>
+        </w:rPr>
+        <w:t>可用性</w:t>
+      </w:r>
+      <w:r>
+        <w:t>：系统</w:t>
+      </w:r>
+      <w:r>
+        <w:t>7×24</w:t>
+      </w:r>
+      <w:r>
+        <w:t>小时稳定运行</w:t>
+      </w:r>
+    </w:p>
+    <w:p>
+      <w:pPr>
+        <w:spacing w:before="40" w:after="40"/>
+        <w:ind w:left="420"/>
+      </w:pPr>
+      <w:r>
+        <w:t xml:space="preserve">• </w:t>
+      </w:r>
+      <w:r>
+        <w:rPr>
+          <w:rFonts w:eastAsia="方正黑体_GBK"/>
+          <w:b/>
+        </w:rPr>
+        <w:t>可扩展性</w:t>
+      </w:r>
+      <w:r>
+        <w:t>：支持横向扩展至</w:t>
+      </w:r>
+      <w:r>
+        <w:t>100+</w:t>
+      </w:r>
+      <w:r>
+        <w:t>节点</w:t>
+      </w:r>
+    </w:p>
+    <w:p>
+      <w:pPr>
+        <w:pStyle w:val="21"/>
+      </w:pPr>
+      <w:bookmarkStart w:id="21" w:name="_Toc239544401"/>
+      <w:r>
+        <w:rPr>
+          <w:rFonts w:ascii="Times New Roman" w:eastAsia="方正黑体_GBK" w:hAnsi="Times New Roman"/>
+          <w:b w:val="0"/>
+        </w:rPr>
+        <w:t>3.3</w:t>
+      </w:r>
+      <w:r>
+        <w:rPr>
+          <w:rFonts w:ascii="Times New Roman" w:eastAsia="方正黑体_GBK" w:hAnsi="Times New Roman"/>
+          <w:b w:val="0"/>
+        </w:rPr>
+        <w:t>系统架构设计</w:t>
+      </w:r>
+      <w:bookmarkEnd w:id="21"/>
+    </w:p>
+    <w:p>
+      <w:pPr>
         <w:spacing w:before="60" w:after="60"/>
         <w:ind w:firstLine="480"/>
       </w:pPr>
       <w:r>
-        <w:t xml:space="preserve">- </w:t>
-      </w:r>
-      <w:r>
-        <w:t>支持实时接入路口摄像头数据</w:t>
-      </w:r>
-    </w:p>
-    <w:p>
-      <w:pPr>
-        <w:spacing w:before="60" w:after="60"/>
-        <w:ind w:firstLine="480"/>
-      </w:pPr>
-      <w:r>
-        <w:t xml:space="preserve">- </w:t>
-      </w:r>
-      <w:r>
-        <w:t>支持</w:t>
-      </w:r>
-      <w:r>
-        <w:t xml:space="preserve"> CSV/JSON </w:t>
-      </w:r>
-      <w:r>
-        <w:t>批量导入</w:t>
-      </w:r>
-    </w:p>
-    <w:p>
-      <w:pPr>
-        <w:spacing w:before="60" w:after="60"/>
-        <w:ind w:firstLine="480"/>
-      </w:pPr>
-      <w:r>
-        <w:t xml:space="preserve">- </w:t>
-      </w:r>
-      <w:r>
-        <w:t>数据清洗与异常值处理</w:t>
-      </w:r>
-    </w:p>
-    <w:p>
-      <w:pPr>
-        <w:pStyle w:val="31"/>
-      </w:pPr>
-      <w:bookmarkStart w:id="19" w:name="_Toc238989121"/>
-      <w:r>
-        <w:rPr>
-          <w:rFonts w:ascii="Times New Roman" w:eastAsia="方正楷体_GBK" w:hAnsi="Times New Roman"/>
-          <w:b w:val="0"/>
-        </w:rPr>
-        <w:t xml:space="preserve">3.1.2 </w:t>
-      </w:r>
-      <w:r>
-        <w:rPr>
-          <w:rFonts w:ascii="Times New Roman" w:eastAsia="方正楷体_GBK" w:hAnsi="Times New Roman"/>
-          <w:b w:val="0"/>
-        </w:rPr>
-        <w:t>预测服务模块</w:t>
-      </w:r>
-      <w:bookmarkEnd w:id="19"/>
-    </w:p>
-    <w:p>
-      <w:pPr>
-        <w:spacing w:before="60" w:after="60"/>
-        <w:ind w:firstLine="480"/>
-      </w:pPr>
-      <w:r>
-        <w:t xml:space="preserve">- </w:t>
-      </w:r>
-      <w:r>
-        <w:t>支持未来</w:t>
-      </w:r>
-      <w:r>
-        <w:t xml:space="preserve"> 15/30/60 </w:t>
-      </w:r>
-      <w:r>
-        <w:t>分钟多粒度预测</w:t>
-      </w:r>
-    </w:p>
-    <w:p>
-      <w:pPr>
-        <w:spacing w:before="60" w:after="60"/>
-        <w:ind w:firstLine="480"/>
-      </w:pPr>
-      <w:r>
-        <w:t xml:space="preserve">- </w:t>
-      </w:r>
-      <w:r>
-        <w:t>预测结果可视化展示</w:t>
-      </w:r>
-    </w:p>
-    <w:p>
-      <w:pPr>
-        <w:spacing w:before="60" w:after="60"/>
-        <w:ind w:firstLine="480"/>
-      </w:pPr>
-      <w:r>
-        <w:t xml:space="preserve">- </w:t>
-      </w:r>
-      <w:r>
-        <w:t>预测准确率实时监控</w:t>
-      </w:r>
-    </w:p>
-    <w:p>
-      <w:pPr>
-        <w:pStyle w:val="21"/>
-      </w:pPr>
-      <w:bookmarkStart w:id="20" w:name="_Toc238989122"/>
-      <w:r>
-        <w:rPr>
-          <w:rFonts w:ascii="Times New Roman" w:eastAsia="方正黑体_GBK" w:hAnsi="Times New Roman"/>
-          <w:b w:val="0"/>
-        </w:rPr>
-        <w:t xml:space="preserve">3.2 </w:t>
-      </w:r>
-      <w:r>
-        <w:rPr>
-          <w:rFonts w:ascii="Times New Roman" w:eastAsia="方正黑体_GBK" w:hAnsi="Times New Roman"/>
-          <w:b w:val="0"/>
-        </w:rPr>
-        <w:t>非功能性需求</w:t>
-      </w:r>
-      <w:bookmarkEnd w:id="20"/>
-    </w:p>
-    <w:p>
-      <w:pPr>
-        <w:spacing w:before="60" w:after="60"/>
-        <w:ind w:firstLine="480"/>
-      </w:pPr>
-      <w:r>
-        <w:t xml:space="preserve">- </w:t>
-      </w:r>
-      <w:r>
-        <w:rPr>
-          <w:rFonts w:eastAsia="方正黑体_GBK"/>
-          <w:b/>
-        </w:rPr>
-        <w:t>性能</w:t>
-      </w:r>
-      <w:r>
-        <w:t>：单次预测响应时间</w:t>
-      </w:r>
-      <w:r>
-        <w:t xml:space="preserve"> &lt; 200ms</w:t>
-      </w:r>
-    </w:p>
-    <w:p>
-      <w:pPr>
-        <w:spacing w:before="60" w:after="60"/>
-        <w:ind w:firstLine="480"/>
-      </w:pPr>
-      <w:r>
-        <w:t xml:space="preserve">- </w:t>
-      </w:r>
-      <w:r>
-        <w:rPr>
-          <w:rFonts w:eastAsia="方正黑体_GBK"/>
-          <w:b/>
-        </w:rPr>
-        <w:t>可用性</w:t>
-      </w:r>
-      <w:r>
-        <w:t>：系统</w:t>
-      </w:r>
-      <w:r>
-        <w:t xml:space="preserve"> 7×24 </w:t>
-      </w:r>
-      <w:r>
-        <w:t>小时稳定运行</w:t>
-      </w:r>
-    </w:p>
-    <w:p>
-      <w:pPr>
-        <w:spacing w:before="60" w:after="60"/>
-        <w:ind w:firstLine="480"/>
-      </w:pPr>
-      <w:r>
-        <w:t xml:space="preserve">- </w:t>
-      </w:r>
-      <w:r>
-        <w:rPr>
-          <w:rFonts w:eastAsia="方正黑体_GBK"/>
-          <w:b/>
-        </w:rPr>
-        <w:t>可扩展性</w:t>
-      </w:r>
-      <w:r>
-        <w:t>：支持横向扩展至</w:t>
-      </w:r>
-      <w:r>
-        <w:t xml:space="preserve"> 100+ </w:t>
-      </w:r>
-      <w:r>
-        <w:t>节点</w:t>
-      </w:r>
-    </w:p>
-    <w:p>
-      <w:pPr>
-        <w:pStyle w:val="21"/>
-      </w:pPr>
-      <w:bookmarkStart w:id="21" w:name="_Toc238989123"/>
-      <w:r>
-        <w:rPr>
-          <w:rFonts w:ascii="Times New Roman" w:eastAsia="方正黑体_GBK" w:hAnsi="Times New Roman"/>
-          <w:b w:val="0"/>
-        </w:rPr>
-        <w:t xml:space="preserve">3.3 </w:t>
-      </w:r>
-      <w:r>
-        <w:rPr>
-          <w:rFonts w:ascii="Times New Roman" w:eastAsia="方正黑体_GBK" w:hAnsi="Times New Roman"/>
-          <w:b w:val="0"/>
-        </w:rPr>
-        <w:t>系统架构设计</w:t>
-      </w:r>
-      <w:bookmarkEnd w:id="21"/>
-    </w:p>
-    <w:p>
-      <w:pPr>
-        <w:spacing w:before="60" w:after="60"/>
-        <w:ind w:firstLine="480"/>
-      </w:pPr>
-      <w:r>
         <w:t>系统采用前后端分离的</w:t>
       </w:r>
       <w:r>
-        <w:t xml:space="preserve"> B/S </w:t>
+        <w:t>B/S</w:t>
       </w:r>
       <w:r>
         <w:t>架构：</w:t>
@@ -6528,7 +6248,7 @@
           <w:color w:val="666666"/>
           <w:sz w:val="21"/>
         </w:rPr>
-        <w:t xml:space="preserve"> RESTful API </w:t>
+        <w:t>RESTful API</w:t>
       </w:r>
       <w:r>
         <w:rPr>
@@ -6544,7 +6264,7 @@
           <w:color w:val="666666"/>
           <w:sz w:val="21"/>
         </w:rPr>
-        <w:t xml:space="preserve"> GPU </w:t>
+        <w:t>GPU</w:t>
       </w:r>
       <w:r>
         <w:rPr>
@@ -6568,27 +6288,14 @@
       <w:pPr>
         <w:pStyle w:val="1"/>
       </w:pPr>
-      <w:bookmarkStart w:id="22" w:name="_Toc238989124"/>
+      <w:bookmarkStart w:id="22" w:name="_Toc239544402"/>
       <w:r>
         <w:rPr>
           <w:rFonts w:ascii="Times New Roman" w:eastAsia="方正小标宋_GBK" w:hAnsi="Times New Roman"/>
           <w:b w:val="0"/>
         </w:rPr>
-        <w:t>第四章</w:t>
-      </w:r>
-      <w:r>
-        <w:rPr>
-          <w:rFonts w:ascii="Times New Roman" w:eastAsia="方正小标宋_GBK" w:hAnsi="Times New Roman"/>
-          <w:b w:val="0"/>
-        </w:rPr>
-        <w:t xml:space="preserve"> </w:t>
-      </w:r>
-      <w:r>
-        <w:rPr>
-          <w:rFonts w:ascii="Times New Roman" w:eastAsia="方正小标宋_GBK" w:hAnsi="Times New Roman"/>
-          <w:b w:val="0"/>
-        </w:rPr>
-        <w:t>模型设计与实现</w:t>
+        <w:lastRenderedPageBreak/>
+        <w:t>第四章模型设计与实现</w:t>
       </w:r>
       <w:bookmarkEnd w:id="22"/>
     </w:p>
@@ -6596,13 +6303,13 @@
       <w:pPr>
         <w:pStyle w:val="21"/>
       </w:pPr>
-      <w:bookmarkStart w:id="23" w:name="_Toc238989125"/>
+      <w:bookmarkStart w:id="23" w:name="_Toc239544403"/>
       <w:r>
         <w:rPr>
           <w:rFonts w:ascii="Times New Roman" w:eastAsia="方正黑体_GBK" w:hAnsi="Times New Roman"/>
           <w:b w:val="0"/>
         </w:rPr>
-        <w:t xml:space="preserve">4.1 </w:t>
+        <w:t>4.1</w:t>
       </w:r>
       <w:r>
         <w:rPr>
@@ -6617,13 +6324,13 @@
       <w:pPr>
         <w:pStyle w:val="31"/>
       </w:pPr>
-      <w:bookmarkStart w:id="24" w:name="_Toc238989126"/>
+      <w:bookmarkStart w:id="24" w:name="_Toc239544404"/>
       <w:r>
         <w:rPr>
           <w:rFonts w:ascii="Times New Roman" w:eastAsia="方正楷体_GBK" w:hAnsi="Times New Roman"/>
           <w:b w:val="0"/>
         </w:rPr>
-        <w:t xml:space="preserve">4.1.1 </w:t>
+        <w:t>4.1.1</w:t>
       </w:r>
       <w:r>
         <w:rPr>
@@ -6643,19 +6350,19 @@
         <w:t>本报告使用深圳市福田区</w:t>
       </w:r>
       <w:r>
-        <w:t xml:space="preserve"> 2024 </w:t>
+        <w:t>2024</w:t>
       </w:r>
       <w:r>
         <w:t>年</w:t>
       </w:r>
       <w:r>
-        <w:t xml:space="preserve"> 1 </w:t>
+        <w:t>1</w:t>
       </w:r>
       <w:r>
         <w:t>月至</w:t>
       </w:r>
       <w:r>
-        <w:t xml:space="preserve"> 6 </w:t>
+        <w:t>6</w:t>
       </w:r>
       <w:r>
         <w:t>月的交通流量数据，包含：</w:t>
@@ -6663,11 +6370,11 @@
     </w:p>
     <w:p>
       <w:pPr>
-        <w:spacing w:before="60" w:after="60"/>
-        <w:ind w:firstLine="480"/>
-      </w:pPr>
-      <w:r>
-        <w:t xml:space="preserve">- 156 </w:t>
+        <w:spacing w:before="40" w:after="40"/>
+        <w:ind w:left="420"/>
+      </w:pPr>
+      <w:r>
+        <w:t>• 156</w:t>
       </w:r>
       <w:r>
         <w:t>个关键路口的实时车流量</w:t>
@@ -6675,17 +6382,17 @@
     </w:p>
     <w:p>
       <w:pPr>
-        <w:spacing w:before="60" w:after="60"/>
-        <w:ind w:firstLine="480"/>
-      </w:pPr>
-      <w:r>
-        <w:t xml:space="preserve">- 5 </w:t>
+        <w:spacing w:before="40" w:after="40"/>
+        <w:ind w:left="420"/>
+      </w:pPr>
+      <w:r>
+        <w:t>• 5</w:t>
       </w:r>
       <w:r>
         <w:t>分钟粒度采样，共约</w:t>
       </w:r>
       <w:r>
-        <w:t xml:space="preserve"> 50 </w:t>
+        <w:t>50</w:t>
       </w:r>
       <w:r>
         <w:t>万条记录</w:t>
@@ -6693,11 +6400,11 @@
     </w:p>
     <w:p>
       <w:pPr>
-        <w:spacing w:before="60" w:after="60"/>
-        <w:ind w:firstLine="480"/>
-      </w:pPr>
-      <w:r>
-        <w:t xml:space="preserve">- </w:t>
+        <w:spacing w:before="40" w:after="40"/>
+        <w:ind w:left="420"/>
+      </w:pPr>
+      <w:r>
+        <w:t xml:space="preserve">• </w:t>
       </w:r>
       <w:r>
         <w:t>天气、节假日等外部特征</w:t>
@@ -6707,13 +6414,13 @@
       <w:pPr>
         <w:pStyle w:val="31"/>
       </w:pPr>
-      <w:bookmarkStart w:id="25" w:name="_Toc238989127"/>
+      <w:bookmarkStart w:id="25" w:name="_Toc239544405"/>
       <w:r>
         <w:rPr>
           <w:rFonts w:ascii="Times New Roman" w:eastAsia="方正楷体_GBK" w:hAnsi="Times New Roman"/>
           <w:b w:val="0"/>
         </w:rPr>
-        <w:t xml:space="preserve">4.1.2 </w:t>
+        <w:t>4.1.2</w:t>
       </w:r>
       <w:r>
         <w:rPr>
@@ -6726,11 +6433,11 @@
     </w:p>
     <w:p>
       <w:pPr>
-        <w:spacing w:before="60" w:after="60"/>
-        <w:ind w:firstLine="480"/>
-      </w:pPr>
-      <w:r>
-        <w:t xml:space="preserve">- </w:t>
+        <w:spacing w:before="40" w:after="40"/>
+        <w:ind w:left="420"/>
+      </w:pPr>
+      <w:r>
+        <w:t xml:space="preserve">• </w:t>
       </w:r>
       <w:r>
         <w:t>时序特征：小时、星期、是否节假日</w:t>
@@ -6738,11 +6445,11 @@
     </w:p>
     <w:p>
       <w:pPr>
-        <w:spacing w:before="60" w:after="60"/>
-        <w:ind w:firstLine="480"/>
-      </w:pPr>
-      <w:r>
-        <w:t xml:space="preserve">- </w:t>
+        <w:spacing w:before="40" w:after="40"/>
+        <w:ind w:left="420"/>
+      </w:pPr>
+      <w:r>
+        <w:t xml:space="preserve">• </w:t>
       </w:r>
       <w:r>
         <w:t>空间特征：路口邻接关系、路段长度</w:t>
@@ -6750,11 +6457,11 @@
     </w:p>
     <w:p>
       <w:pPr>
-        <w:spacing w:before="60" w:after="60"/>
-        <w:ind w:firstLine="480"/>
-      </w:pPr>
-      <w:r>
-        <w:t xml:space="preserve">- </w:t>
+        <w:spacing w:before="40" w:after="40"/>
+        <w:ind w:left="420"/>
+      </w:pPr>
+      <w:r>
+        <w:t xml:space="preserve">• </w:t>
       </w:r>
       <w:r>
         <w:t>外部特征：天气、温度、特殊事件</w:t>
@@ -6764,13 +6471,13 @@
       <w:pPr>
         <w:pStyle w:val="21"/>
       </w:pPr>
-      <w:bookmarkStart w:id="26" w:name="_Toc238989128"/>
+      <w:bookmarkStart w:id="26" w:name="_Toc239544406"/>
       <w:r>
         <w:rPr>
           <w:rFonts w:ascii="Times New Roman" w:eastAsia="方正黑体_GBK" w:hAnsi="Times New Roman"/>
           <w:b w:val="0"/>
         </w:rPr>
-        <w:t xml:space="preserve">4.2 </w:t>
+        <w:t>4.2</w:t>
       </w:r>
       <w:r>
         <w:rPr>
@@ -6785,13 +6492,13 @@
       <w:pPr>
         <w:pStyle w:val="31"/>
       </w:pPr>
-      <w:bookmarkStart w:id="27" w:name="_Toc238989129"/>
+      <w:bookmarkStart w:id="27" w:name="_Toc239544407"/>
       <w:r>
         <w:rPr>
           <w:rFonts w:ascii="Times New Roman" w:eastAsia="方正楷体_GBK" w:hAnsi="Times New Roman"/>
           <w:b w:val="0"/>
         </w:rPr>
-        <w:t xml:space="preserve">4.2.1 </w:t>
+        <w:t>4.2.1</w:t>
       </w:r>
       <w:r>
         <w:rPr>
@@ -6874,7 +6581,7 @@
           <w:color w:val="666666"/>
           <w:sz w:val="21"/>
         </w:rPr>
-        <w:t xml:space="preserve"> GAT </w:t>
+        <w:t>GAT</w:t>
       </w:r>
       <w:r>
         <w:rPr>
@@ -6937,7 +6644,7 @@
           <w:color w:val="666666"/>
           <w:sz w:val="21"/>
         </w:rPr>
-        <w:t xml:space="preserve"> GRU </w:t>
+        <w:t>GRU</w:t>
       </w:r>
       <w:r>
         <w:rPr>
@@ -6999,13 +6706,13 @@
       <w:pPr>
         <w:pStyle w:val="31"/>
       </w:pPr>
-      <w:bookmarkStart w:id="28" w:name="_Toc238989130"/>
+      <w:bookmarkStart w:id="28" w:name="_Toc239544408"/>
       <w:r>
         <w:rPr>
           <w:rFonts w:ascii="Times New Roman" w:eastAsia="方正楷体_GBK" w:hAnsi="Times New Roman"/>
           <w:b w:val="0"/>
         </w:rPr>
-        <w:t xml:space="preserve">4.2.2 </w:t>
+        <w:t>4.2.2</w:t>
       </w:r>
       <w:r>
         <w:rPr>
@@ -7025,7 +6732,7 @@
         <w:t>本报告使用</w:t>
       </w:r>
       <w:r>
-        <w:t xml:space="preserve"> Masked MAE </w:t>
+        <w:t>Masked MAE</w:t>
       </w:r>
       <w:r>
         <w:t>损失，对缺失值不参与梯度计算：</w:t>
@@ -7058,7 +6765,7 @@
           <w:color w:val="666666"/>
           <w:sz w:val="21"/>
         </w:rPr>
-        <w:t xml:space="preserve"> 4.1** Masked MAE </w:t>
+        <w:t>4.1** Masked MAE</w:t>
       </w:r>
       <w:r>
         <w:rPr>
@@ -7080,7 +6787,15 @@
           <w:color w:val="666666"/>
           <w:sz w:val="21"/>
         </w:rPr>
-        <w:t>$$L = \frac{\sum_{i} m_i \cdot |y_i - \hat{y}_i|}{\sum_{i} m_i + \epsilon}$$</w:t>
+        <w:t xml:space="preserve">$$L = \frac{\sum_{i} m_i \cdot </w:t>
+      </w:r>
+      <w:r>
+        <w:rPr>
+          <w:rFonts w:eastAsia="方正仿宋_GBK"/>
+          <w:color w:val="666666"/>
+          <w:sz w:val="21"/>
+        </w:rPr>
+        <w:t>|y_i - \hat{y}_i|}{\sum_{i} m_i + \epsilon}$$</w:t>
       </w:r>
     </w:p>
     <w:p>
@@ -7090,9 +6805,6 @@
       </w:pPr>
       <w:r>
         <w:t>其中</w:t>
-      </w:r>
-      <w:r>
-        <w:t xml:space="preserve"> </w:t>
       </w:r>
       <m:oMath>
         <m:sSub>
@@ -7128,9 +6840,6 @@
         </m:r>
       </m:oMath>
       <w:r>
-        <w:t xml:space="preserve"> </w:t>
-      </w:r>
-      <w:r>
         <w:t>为掩码标记，</w:t>
       </w:r>
       <m:oMath>
@@ -7142,9 +6851,6 @@
         </m:r>
       </m:oMath>
       <w:r>
-        <w:t xml:space="preserve"> </w:t>
-      </w:r>
-      <w:r>
         <w:t>为防止除零的小常数。</w:t>
       </w:r>
     </w:p>
@@ -7152,13 +6858,13 @@
       <w:pPr>
         <w:pStyle w:val="21"/>
       </w:pPr>
-      <w:bookmarkStart w:id="29" w:name="_Toc238989131"/>
+      <w:bookmarkStart w:id="29" w:name="_Toc239544409"/>
       <w:r>
         <w:rPr>
           <w:rFonts w:ascii="Times New Roman" w:eastAsia="方正黑体_GBK" w:hAnsi="Times New Roman"/>
           <w:b w:val="0"/>
         </w:rPr>
-        <w:t xml:space="preserve">4.3 </w:t>
+        <w:t>4.3</w:t>
       </w:r>
       <w:r>
         <w:rPr>
@@ -7171,131 +6877,131 @@
     </w:p>
     <w:p>
       <w:pPr>
+        <w:spacing w:before="40" w:after="40"/>
+        <w:ind w:left="420"/>
+      </w:pPr>
+      <w:r>
+        <w:t xml:space="preserve">• </w:t>
+      </w:r>
+      <w:r>
+        <w:rPr>
+          <w:rFonts w:eastAsia="方正黑体_GBK"/>
+          <w:b/>
+        </w:rPr>
+        <w:t>优化器</w:t>
+      </w:r>
+      <w:r>
+        <w:t>：</w:t>
+      </w:r>
+      <w:r>
+        <w:t>Adam</w:t>
+      </w:r>
+      <w:r>
+        <w:t>（</w:t>
+      </w:r>
+      <w:r>
+        <w:t>lr=1e-3, weight_decay=1e-5</w:t>
+      </w:r>
+      <w:r>
+        <w:t>）</w:t>
+      </w:r>
+    </w:p>
+    <w:p>
+      <w:pPr>
+        <w:spacing w:before="40" w:after="40"/>
+        <w:ind w:left="420"/>
+      </w:pPr>
+      <w:r>
+        <w:t xml:space="preserve">• </w:t>
+      </w:r>
+      <w:r>
+        <w:rPr>
+          <w:rFonts w:eastAsia="方正黑体_GBK"/>
+          <w:b/>
+        </w:rPr>
+        <w:t>学习率调度</w:t>
+      </w:r>
+      <w:r>
+        <w:t>：</w:t>
+      </w:r>
+      <w:r>
+        <w:t>ReduceLROnPlateau</w:t>
+      </w:r>
+      <w:r>
+        <w:t>（</w:t>
+      </w:r>
+      <w:r>
+        <w:t>factor=0.5, patience=5</w:t>
+      </w:r>
+      <w:r>
+        <w:t>）</w:t>
+      </w:r>
+    </w:p>
+    <w:p>
+      <w:pPr>
+        <w:spacing w:before="40" w:after="40"/>
+        <w:ind w:left="420"/>
+      </w:pPr>
+      <w:r>
+        <w:t xml:space="preserve">• </w:t>
+      </w:r>
+      <w:r>
+        <w:rPr>
+          <w:rFonts w:eastAsia="方正黑体_GBK"/>
+          <w:b/>
+        </w:rPr>
+        <w:t>批量大小</w:t>
+      </w:r>
+      <w:r>
+        <w:t>：</w:t>
+      </w:r>
+      <w:r>
+        <w:t>64</w:t>
+      </w:r>
+    </w:p>
+    <w:p>
+      <w:pPr>
+        <w:spacing w:before="40" w:after="40"/>
+        <w:ind w:left="420"/>
+      </w:pPr>
+      <w:r>
+        <w:t xml:space="preserve">• </w:t>
+      </w:r>
+      <w:r>
+        <w:rPr>
+          <w:rFonts w:eastAsia="方正黑体_GBK"/>
+          <w:b/>
+        </w:rPr>
+        <w:t>训练轮数</w:t>
+      </w:r>
+      <w:r>
+        <w:t>：</w:t>
+      </w:r>
+      <w:r>
+        <w:t>100</w:t>
+      </w:r>
+      <w:r>
+        <w:t>（</w:t>
+      </w:r>
+      <w:r>
+        <w:t>early stopping</w:t>
+      </w:r>
+      <w:r>
+        <w:t>，</w:t>
+      </w:r>
+      <w:r>
+        <w:t>patience=10</w:t>
+      </w:r>
+      <w:r>
+        <w:t>）</w:t>
+      </w:r>
+    </w:p>
+    <w:p>
+      <w:pPr>
         <w:spacing w:before="60" w:after="60"/>
         <w:ind w:firstLine="480"/>
       </w:pPr>
       <w:r>
-        <w:t xml:space="preserve">- </w:t>
-      </w:r>
-      <w:r>
-        <w:rPr>
-          <w:rFonts w:eastAsia="方正黑体_GBK"/>
-          <w:b/>
-        </w:rPr>
-        <w:t>优化器</w:t>
-      </w:r>
-      <w:r>
-        <w:t>：</w:t>
-      </w:r>
-      <w:r>
-        <w:t>Adam</w:t>
-      </w:r>
-      <w:r>
-        <w:t>（</w:t>
-      </w:r>
-      <w:r>
-        <w:t>lr=1e-3, weight_decay=1e-5</w:t>
-      </w:r>
-      <w:r>
-        <w:t>）</w:t>
-      </w:r>
-    </w:p>
-    <w:p>
-      <w:pPr>
-        <w:spacing w:before="60" w:after="60"/>
-        <w:ind w:firstLine="480"/>
-      </w:pPr>
-      <w:r>
-        <w:t xml:space="preserve">- </w:t>
-      </w:r>
-      <w:r>
-        <w:rPr>
-          <w:rFonts w:eastAsia="方正黑体_GBK"/>
-          <w:b/>
-        </w:rPr>
-        <w:t>学习率调度</w:t>
-      </w:r>
-      <w:r>
-        <w:t>：</w:t>
-      </w:r>
-      <w:r>
-        <w:t>ReduceLROnPlateau</w:t>
-      </w:r>
-      <w:r>
-        <w:t>（</w:t>
-      </w:r>
-      <w:r>
-        <w:t>factor=0.5, patience=5</w:t>
-      </w:r>
-      <w:r>
-        <w:t>）</w:t>
-      </w:r>
-    </w:p>
-    <w:p>
-      <w:pPr>
-        <w:spacing w:before="60" w:after="60"/>
-        <w:ind w:firstLine="480"/>
-      </w:pPr>
-      <w:r>
-        <w:t xml:space="preserve">- </w:t>
-      </w:r>
-      <w:r>
-        <w:rPr>
-          <w:rFonts w:eastAsia="方正黑体_GBK"/>
-          <w:b/>
-        </w:rPr>
-        <w:t>批量大小</w:t>
-      </w:r>
-      <w:r>
-        <w:t>：</w:t>
-      </w:r>
-      <w:r>
-        <w:t>64</w:t>
-      </w:r>
-    </w:p>
-    <w:p>
-      <w:pPr>
-        <w:spacing w:before="60" w:after="60"/>
-        <w:ind w:firstLine="480"/>
-      </w:pPr>
-      <w:r>
-        <w:t xml:space="preserve">- </w:t>
-      </w:r>
-      <w:r>
-        <w:rPr>
-          <w:rFonts w:eastAsia="方正黑体_GBK"/>
-          <w:b/>
-        </w:rPr>
-        <w:t>训练轮数</w:t>
-      </w:r>
-      <w:r>
-        <w:t>：</w:t>
-      </w:r>
-      <w:r>
-        <w:t>100</w:t>
-      </w:r>
-      <w:r>
-        <w:t>（</w:t>
-      </w:r>
-      <w:r>
-        <w:t>early stopping</w:t>
-      </w:r>
-      <w:r>
-        <w:t>，</w:t>
-      </w:r>
-      <w:r>
-        <w:t>patience=10</w:t>
-      </w:r>
-      <w:r>
-        <w:t>）</w:t>
-      </w:r>
-    </w:p>
-    <w:p>
-      <w:pPr>
-        <w:spacing w:before="60" w:after="60"/>
-        <w:ind w:firstLine="480"/>
-      </w:pPr>
-      <w:r>
         <w:t>---</w:t>
       </w:r>
     </w:p>
@@ -7303,27 +7009,14 @@
       <w:pPr>
         <w:pStyle w:val="1"/>
       </w:pPr>
-      <w:bookmarkStart w:id="30" w:name="_Toc238989132"/>
+      <w:bookmarkStart w:id="30" w:name="_Toc239544410"/>
       <w:r>
         <w:rPr>
           <w:rFonts w:ascii="Times New Roman" w:eastAsia="方正小标宋_GBK" w:hAnsi="Times New Roman"/>
           <w:b w:val="0"/>
         </w:rPr>
-        <w:t>第五章</w:t>
-      </w:r>
-      <w:r>
-        <w:rPr>
-          <w:rFonts w:ascii="Times New Roman" w:eastAsia="方正小标宋_GBK" w:hAnsi="Times New Roman"/>
-          <w:b w:val="0"/>
-        </w:rPr>
-        <w:t xml:space="preserve"> </w:t>
-      </w:r>
-      <w:r>
-        <w:rPr>
-          <w:rFonts w:ascii="Times New Roman" w:eastAsia="方正小标宋_GBK" w:hAnsi="Times New Roman"/>
-          <w:b w:val="0"/>
-        </w:rPr>
-        <w:t>系统测试与结果分析</w:t>
+        <w:lastRenderedPageBreak/>
+        <w:t>第五章系统测试与结果分析</w:t>
       </w:r>
       <w:bookmarkEnd w:id="30"/>
     </w:p>
@@ -7331,13 +7024,13 @@
       <w:pPr>
         <w:pStyle w:val="21"/>
       </w:pPr>
-      <w:bookmarkStart w:id="31" w:name="_Toc238989133"/>
+      <w:bookmarkStart w:id="31" w:name="_Toc239544411"/>
       <w:r>
         <w:rPr>
           <w:rFonts w:ascii="Times New Roman" w:eastAsia="方正黑体_GBK" w:hAnsi="Times New Roman"/>
           <w:b w:val="0"/>
         </w:rPr>
-        <w:t xml:space="preserve">5.1 </w:t>
+        <w:t>5.1</w:t>
       </w:r>
       <w:r>
         <w:rPr>
@@ -7599,13 +7292,13 @@
       <w:pPr>
         <w:pStyle w:val="21"/>
       </w:pPr>
-      <w:bookmarkStart w:id="32" w:name="_Toc238989134"/>
+      <w:bookmarkStart w:id="32" w:name="_Toc239544412"/>
       <w:r>
         <w:rPr>
           <w:rFonts w:ascii="Times New Roman" w:eastAsia="方正黑体_GBK" w:hAnsi="Times New Roman"/>
           <w:b w:val="0"/>
         </w:rPr>
-        <w:t xml:space="preserve">5.2 </w:t>
+        <w:t>5.2</w:t>
       </w:r>
       <w:r>
         <w:rPr>
@@ -7620,13 +7313,13 @@
       <w:pPr>
         <w:pStyle w:val="31"/>
       </w:pPr>
-      <w:bookmarkStart w:id="33" w:name="_Toc238989135"/>
+      <w:bookmarkStart w:id="33" w:name="_Toc239544413"/>
       <w:r>
         <w:rPr>
           <w:rFonts w:ascii="Times New Roman" w:eastAsia="方正楷体_GBK" w:hAnsi="Times New Roman"/>
           <w:b w:val="0"/>
         </w:rPr>
-        <w:t xml:space="preserve">5.2.1 </w:t>
+        <w:t>5.2.1</w:t>
       </w:r>
       <w:r>
         <w:rPr>
@@ -7758,7 +7451,7 @@
               <w:rPr>
                 <w:sz w:val="21"/>
               </w:rPr>
-              <w:t xml:space="preserve">15 </w:t>
+              <w:t>15</w:t>
             </w:r>
             <w:r>
               <w:rPr>
@@ -7833,7 +7526,7 @@
               <w:rPr>
                 <w:sz w:val="21"/>
               </w:rPr>
-              <w:t xml:space="preserve">30 </w:t>
+              <w:t>30</w:t>
             </w:r>
             <w:r>
               <w:rPr>
@@ -7908,7 +7601,7 @@
               <w:rPr>
                 <w:sz w:val="21"/>
               </w:rPr>
-              <w:t xml:space="preserve">60 </w:t>
+              <w:t>60</w:t>
             </w:r>
             <w:r>
               <w:rPr>
@@ -7972,13 +7665,13 @@
       <w:pPr>
         <w:pStyle w:val="31"/>
       </w:pPr>
-      <w:bookmarkStart w:id="34" w:name="_Toc238989136"/>
+      <w:bookmarkStart w:id="34" w:name="_Toc239544414"/>
       <w:r>
         <w:rPr>
           <w:rFonts w:ascii="Times New Roman" w:eastAsia="方正楷体_GBK" w:hAnsi="Times New Roman"/>
           <w:b w:val="0"/>
         </w:rPr>
-        <w:t xml:space="preserve">5.2.2 </w:t>
+        <w:t>5.2.2</w:t>
       </w:r>
       <w:r>
         <w:rPr>
@@ -8054,7 +7747,7 @@
                 <w:b/>
                 <w:sz w:val="21"/>
               </w:rPr>
-              <w:t xml:space="preserve"> (ms)</w:t>
+              <w:t>(ms)</w:t>
             </w:r>
           </w:p>
         </w:tc>
@@ -8075,7 +7768,7 @@
                 <w:b/>
                 <w:sz w:val="21"/>
               </w:rPr>
-              <w:t xml:space="preserve">P99 </w:t>
+              <w:t>P99</w:t>
             </w:r>
             <w:r>
               <w:rPr>
@@ -8091,7 +7784,7 @@
                 <w:b/>
                 <w:sz w:val="21"/>
               </w:rPr>
-              <w:t xml:space="preserve"> (ms)</w:t>
+              <w:t>(ms)</w:t>
             </w:r>
           </w:p>
         </w:tc>
@@ -8313,13 +8006,13 @@
       <w:pPr>
         <w:pStyle w:val="21"/>
       </w:pPr>
-      <w:bookmarkStart w:id="35" w:name="_Toc238989137"/>
+      <w:bookmarkStart w:id="35" w:name="_Toc239544415"/>
       <w:r>
         <w:rPr>
           <w:rFonts w:ascii="Times New Roman" w:eastAsia="方正黑体_GBK" w:hAnsi="Times New Roman"/>
           <w:b w:val="0"/>
         </w:rPr>
-        <w:t xml:space="preserve">5.3 </w:t>
+        <w:t>5.3</w:t>
       </w:r>
       <w:r>
         <w:rPr>
@@ -8347,58 +8040,401 @@
     </w:p>
     <w:p>
       <w:pPr>
+        <w:spacing w:before="40" w:after="40"/>
+        <w:ind w:left="420"/>
+      </w:pPr>
+      <w:r>
+        <w:t xml:space="preserve">• </w:t>
+      </w:r>
+      <w:r>
+        <w:rPr>
+          <w:rFonts w:eastAsia="方正黑体_GBK"/>
+          <w:b/>
+        </w:rPr>
+        <w:t>工作日早高峰</w:t>
+      </w:r>
+      <w:r>
+        <w:t>（</w:t>
+      </w:r>
+      <w:r>
+        <w:t>8:00-9:00</w:t>
+      </w:r>
+      <w:r>
+        <w:t>）：预测车流量</w:t>
+      </w:r>
+      <w:r>
+        <w:t>1,250</w:t>
+      </w:r>
+      <w:r>
+        <w:t>辆</w:t>
+      </w:r>
+      <w:r>
+        <w:t>/</w:t>
+      </w:r>
+      <w:r>
+        <w:t>小时，实际</w:t>
+      </w:r>
+      <w:r>
+        <w:t>1,287</w:t>
+      </w:r>
+      <w:r>
+        <w:t>辆</w:t>
+      </w:r>
+      <w:r>
+        <w:t>/</w:t>
+      </w:r>
+      <w:r>
+        <w:t>小时（误差</w:t>
+      </w:r>
+      <w:r>
+        <w:t>2.9%</w:t>
+      </w:r>
+      <w:r>
+        <w:t>）</w:t>
+      </w:r>
+    </w:p>
+    <w:p>
+      <w:pPr>
+        <w:spacing w:before="40" w:after="40"/>
+        <w:ind w:left="420"/>
+      </w:pPr>
+      <w:r>
+        <w:t xml:space="preserve">• </w:t>
+      </w:r>
+      <w:r>
+        <w:rPr>
+          <w:rFonts w:eastAsia="方正黑体_GBK"/>
+          <w:b/>
+        </w:rPr>
+        <w:t>周末晚高峰</w:t>
+      </w:r>
+      <w:r>
+        <w:t>（</w:t>
+      </w:r>
+      <w:r>
+        <w:t>18:00-19:00</w:t>
+      </w:r>
+      <w:r>
+        <w:t>）：预测</w:t>
+      </w:r>
+      <w:r>
+        <w:t>980</w:t>
+      </w:r>
+      <w:r>
+        <w:t>辆</w:t>
+      </w:r>
+      <w:r>
+        <w:t>/</w:t>
+      </w:r>
+      <w:r>
+        <w:t>小时，实际</w:t>
+      </w:r>
+      <w:r>
+        <w:t>952</w:t>
+      </w:r>
+      <w:r>
+        <w:t>辆</w:t>
+      </w:r>
+      <w:r>
+        <w:t>/</w:t>
+      </w:r>
+      <w:r>
+        <w:t>小时（误差</w:t>
+      </w:r>
+      <w:r>
+        <w:t>2.9%</w:t>
+      </w:r>
+      <w:r>
+        <w:t>）</w:t>
+      </w:r>
+    </w:p>
+    <w:p>
+      <w:pPr>
+        <w:spacing w:before="40" w:after="40"/>
+        <w:ind w:left="420"/>
+      </w:pPr>
+      <w:r>
+        <w:t xml:space="preserve">• </w:t>
+      </w:r>
+      <w:r>
+        <w:rPr>
+          <w:rFonts w:eastAsia="方正黑体_GBK"/>
+          <w:b/>
+        </w:rPr>
+        <w:t>特殊事件</w:t>
+      </w:r>
+      <w:r>
+        <w:t>（</w:t>
+      </w:r>
+      <w:r>
+        <w:t>2024</w:t>
+      </w:r>
+      <w:r>
+        <w:t>年跨年夜）：预测</w:t>
+      </w:r>
+      <w:r>
+        <w:t>2,150</w:t>
+      </w:r>
+      <w:r>
+        <w:t>辆</w:t>
+      </w:r>
+      <w:r>
+        <w:t>/</w:t>
+      </w:r>
+      <w:r>
+        <w:t>小时，实际</w:t>
+      </w:r>
+      <w:r>
+        <w:t>2,398</w:t>
+      </w:r>
+      <w:r>
+        <w:t>辆</w:t>
+      </w:r>
+      <w:r>
+        <w:t>/</w:t>
+      </w:r>
+      <w:r>
+        <w:t>小时（误差</w:t>
+      </w:r>
+      <w:r>
+        <w:t>10.4%</w:t>
+      </w:r>
+      <w:r>
+        <w:t>，仍优于基线）</w:t>
+      </w:r>
+    </w:p>
+    <w:p>
+      <w:pPr>
         <w:spacing w:before="60" w:after="60"/>
         <w:ind w:firstLine="480"/>
       </w:pPr>
       <w:r>
-        <w:t xml:space="preserve">- </w:t>
+        <w:t>---</w:t>
+      </w:r>
+    </w:p>
+    <w:p>
+      <w:pPr>
+        <w:pStyle w:val="1"/>
+      </w:pPr>
+      <w:bookmarkStart w:id="36" w:name="_Toc239544416"/>
+      <w:r>
+        <w:rPr>
+          <w:rFonts w:ascii="Times New Roman" w:eastAsia="方正小标宋_GBK" w:hAnsi="Times New Roman"/>
+          <w:b w:val="0"/>
+        </w:rPr>
+        <w:t>第六章总结与展望</w:t>
+      </w:r>
+      <w:bookmarkEnd w:id="36"/>
+    </w:p>
+    <w:p>
+      <w:pPr>
+        <w:pStyle w:val="21"/>
+      </w:pPr>
+      <w:bookmarkStart w:id="37" w:name="_Toc239544417"/>
+      <w:r>
+        <w:rPr>
+          <w:rFonts w:ascii="Times New Roman" w:eastAsia="方正黑体_GBK" w:hAnsi="Times New Roman"/>
+          <w:b w:val="0"/>
+        </w:rPr>
+        <w:t>6.1</w:t>
+      </w:r>
+      <w:r>
+        <w:rPr>
+          <w:rFonts w:ascii="Times New Roman" w:eastAsia="方正黑体_GBK" w:hAnsi="Times New Roman"/>
+          <w:b w:val="0"/>
+        </w:rPr>
+        <w:t>工作总结</w:t>
+      </w:r>
+      <w:bookmarkEnd w:id="37"/>
+    </w:p>
+    <w:p>
+      <w:pPr>
+        <w:spacing w:before="60" w:after="60"/>
+        <w:ind w:firstLine="480"/>
+      </w:pPr>
+      <w:r>
+        <w:t>本报告完成的主要工作包括：</w:t>
+      </w:r>
+    </w:p>
+    <w:p>
+      <w:pPr>
+        <w:spacing w:before="40" w:after="40"/>
+        <w:ind w:left="420"/>
+      </w:pPr>
+      <w:r>
+        <w:lastRenderedPageBreak/>
+        <w:t xml:space="preserve">1. </w:t>
+      </w:r>
+      <w:r>
+        <w:t>系统梳理了智慧交通预测领域的国内外研究现状</w:t>
+      </w:r>
+    </w:p>
+    <w:p>
+      <w:pPr>
+        <w:spacing w:before="40" w:after="40"/>
+        <w:ind w:left="420"/>
+      </w:pPr>
+      <w:r>
+        <w:t xml:space="preserve">2. </w:t>
+      </w:r>
+      <w:r>
+        <w:t>构建了基于图卷积</w:t>
+      </w:r>
+      <w:r>
+        <w:t>-</w:t>
+      </w:r>
+      <w:r>
+        <w:t>时序网络的混合预测模型</w:t>
+      </w:r>
+    </w:p>
+    <w:p>
+      <w:pPr>
+        <w:spacing w:before="40" w:after="40"/>
+        <w:ind w:left="420"/>
+      </w:pPr>
+      <w:r>
+        <w:t xml:space="preserve">3. </w:t>
+      </w:r>
+      <w:r>
+        <w:t>设计并实现了完整的</w:t>
+      </w:r>
+      <w:r>
+        <w:t>B/S</w:t>
+      </w:r>
+      <w:r>
+        <w:t>架构</w:t>
+      </w:r>
+      <w:r>
+        <w:t>Web</w:t>
+      </w:r>
+      <w:r>
+        <w:t>预测系统</w:t>
+      </w:r>
+    </w:p>
+    <w:p>
+      <w:pPr>
+        <w:spacing w:before="40" w:after="40"/>
+        <w:ind w:left="420"/>
+      </w:pPr>
+      <w:r>
+        <w:t xml:space="preserve">4. </w:t>
+      </w:r>
+      <w:r>
+        <w:t>在深圳市福田区真实场景中验证了系统有效性</w:t>
+      </w:r>
+    </w:p>
+    <w:p>
+      <w:pPr>
+        <w:pStyle w:val="21"/>
+      </w:pPr>
+      <w:bookmarkStart w:id="38" w:name="_Toc239544418"/>
+      <w:r>
+        <w:rPr>
+          <w:rFonts w:ascii="Times New Roman" w:eastAsia="方正黑体_GBK" w:hAnsi="Times New Roman"/>
+          <w:b w:val="0"/>
+        </w:rPr>
+        <w:t>6.2</w:t>
+      </w:r>
+      <w:r>
+        <w:rPr>
+          <w:rFonts w:ascii="Times New Roman" w:eastAsia="方正黑体_GBK" w:hAnsi="Times New Roman"/>
+          <w:b w:val="0"/>
+        </w:rPr>
+        <w:t>主要创新点</w:t>
+      </w:r>
+      <w:bookmarkEnd w:id="38"/>
+    </w:p>
+    <w:p>
+      <w:pPr>
+        <w:spacing w:before="40" w:after="40"/>
+        <w:ind w:left="420"/>
+      </w:pPr>
+      <w:r>
+        <w:t xml:space="preserve">• </w:t>
       </w:r>
       <w:r>
         <w:rPr>
           <w:rFonts w:eastAsia="方正黑体_GBK"/>
           <w:b/>
         </w:rPr>
-        <w:t>工作日早高峰</w:t>
-      </w:r>
-      <w:r>
-        <w:t>（</w:t>
-      </w:r>
-      <w:r>
-        <w:t>8:00-9:00</w:t>
-      </w:r>
-      <w:r>
-        <w:t>）：预测车流量</w:t>
-      </w:r>
-      <w:r>
-        <w:t xml:space="preserve"> 1,250 </w:t>
-      </w:r>
-      <w:r>
-        <w:t>辆</w:t>
-      </w:r>
-      <w:r>
-        <w:t>/</w:t>
-      </w:r>
-      <w:r>
-        <w:t>小时，实际</w:t>
-      </w:r>
-      <w:r>
-        <w:t xml:space="preserve"> 1,287 </w:t>
-      </w:r>
-      <w:r>
-        <w:t>辆</w:t>
-      </w:r>
-      <w:r>
-        <w:t>/</w:t>
-      </w:r>
-      <w:r>
-        <w:t>小时（误差</w:t>
-      </w:r>
-      <w:r>
-        <w:t xml:space="preserve"> 2.9%</w:t>
-      </w:r>
-      <w:r>
-        <w:t>）</w:t>
-      </w:r>
+        <w:t>多尺度时空融合</w:t>
+      </w:r>
+      <w:r>
+        <w:t>：同时建模短期突变与长期趋势</w:t>
+      </w:r>
+    </w:p>
+    <w:p>
+      <w:pPr>
+        <w:spacing w:before="40" w:after="40"/>
+        <w:ind w:left="420"/>
+      </w:pPr>
+      <w:r>
+        <w:t xml:space="preserve">• </w:t>
+      </w:r>
+      <w:r>
+        <w:rPr>
+          <w:rFonts w:eastAsia="方正黑体_GBK"/>
+          <w:b/>
+        </w:rPr>
+        <w:t>外部特征自适应融合</w:t>
+      </w:r>
+      <w:r>
+        <w:t>：自动学习天气、节假日等外部因素的影响</w:t>
+      </w:r>
+    </w:p>
+    <w:p>
+      <w:pPr>
+        <w:spacing w:before="40" w:after="40"/>
+        <w:ind w:left="420"/>
+      </w:pPr>
+      <w:r>
+        <w:t xml:space="preserve">• </w:t>
+      </w:r>
+      <w:r>
+        <w:rPr>
+          <w:rFonts w:eastAsia="方正黑体_GBK"/>
+          <w:b/>
+        </w:rPr>
+        <w:t>边缘</w:t>
+      </w:r>
+      <w:r>
+        <w:rPr>
+          <w:rFonts w:eastAsia="方正黑体_GBK"/>
+          <w:b/>
+        </w:rPr>
+        <w:t>-</w:t>
+      </w:r>
+      <w:r>
+        <w:rPr>
+          <w:rFonts w:eastAsia="方正黑体_GBK"/>
+          <w:b/>
+        </w:rPr>
+        <w:t>云端协同部署</w:t>
+      </w:r>
+      <w:r>
+        <w:t>：在保证精度的同时提升响应速度</w:t>
+      </w:r>
+    </w:p>
+    <w:p>
+      <w:pPr>
+        <w:pStyle w:val="21"/>
+      </w:pPr>
+      <w:bookmarkStart w:id="39" w:name="_Toc239544419"/>
+      <w:r>
+        <w:rPr>
+          <w:rFonts w:ascii="Times New Roman" w:eastAsia="方正黑体_GBK" w:hAnsi="Times New Roman"/>
+          <w:b w:val="0"/>
+        </w:rPr>
+        <w:t>6.3</w:t>
+      </w:r>
+      <w:r>
+        <w:rPr>
+          <w:rFonts w:ascii="Times New Roman" w:eastAsia="方正黑体_GBK" w:hAnsi="Times New Roman"/>
+          <w:b w:val="0"/>
+        </w:rPr>
+        <w:t>不足与展望</w:t>
+      </w:r>
+      <w:bookmarkEnd w:id="39"/>
     </w:p>
     <w:p>
       <w:pPr>
@@ -8406,53 +8442,43 @@
         <w:ind w:firstLine="480"/>
       </w:pPr>
       <w:r>
-        <w:t xml:space="preserve">- </w:t>
-      </w:r>
-      <w:r>
-        <w:rPr>
-          <w:rFonts w:eastAsia="方正黑体_GBK"/>
-          <w:b/>
-        </w:rPr>
-        <w:t>周末晚高峰</w:t>
-      </w:r>
-      <w:r>
-        <w:t>（</w:t>
-      </w:r>
-      <w:r>
-        <w:t>18:00-19:00</w:t>
-      </w:r>
-      <w:r>
-        <w:t>）：预测</w:t>
-      </w:r>
-      <w:r>
-        <w:t xml:space="preserve"> 980 </w:t>
-      </w:r>
-      <w:r>
-        <w:t>辆</w:t>
-      </w:r>
-      <w:r>
-        <w:t>/</w:t>
-      </w:r>
-      <w:r>
-        <w:t>小时，实际</w:t>
-      </w:r>
-      <w:r>
-        <w:t xml:space="preserve"> 952 </w:t>
-      </w:r>
-      <w:r>
-        <w:t>辆</w:t>
-      </w:r>
-      <w:r>
-        <w:t>/</w:t>
-      </w:r>
-      <w:r>
-        <w:t>小时（误差</w:t>
-      </w:r>
-      <w:r>
-        <w:t xml:space="preserve"> 2.9%</w:t>
-      </w:r>
-      <w:r>
-        <w:t>）</w:t>
+        <w:t>本系统仍存在以下不足：</w:t>
+      </w:r>
+    </w:p>
+    <w:p>
+      <w:pPr>
+        <w:spacing w:before="40" w:after="40"/>
+        <w:ind w:left="420"/>
+      </w:pPr>
+      <w:r>
+        <w:t xml:space="preserve">1. </w:t>
+      </w:r>
+      <w:r>
+        <w:t>模型可解释性有待加强</w:t>
+      </w:r>
+    </w:p>
+    <w:p>
+      <w:pPr>
+        <w:spacing w:before="40" w:after="40"/>
+        <w:ind w:left="420"/>
+      </w:pPr>
+      <w:r>
+        <w:t xml:space="preserve">2. </w:t>
+      </w:r>
+      <w:r>
+        <w:t>极端天气下的预测精度需进一步提升</w:t>
+      </w:r>
+    </w:p>
+    <w:p>
+      <w:pPr>
+        <w:spacing w:before="40" w:after="40"/>
+        <w:ind w:left="420"/>
+      </w:pPr>
+      <w:r>
+        <w:t xml:space="preserve">3. </w:t>
+      </w:r>
+      <w:r>
+        <w:t>暂未支持跨城市迁移</w:t>
       </w:r>
     </w:p>
     <w:p>
@@ -8461,53 +8487,43 @@
         <w:ind w:firstLine="480"/>
       </w:pPr>
       <w:r>
-        <w:t xml:space="preserve">- </w:t>
-      </w:r>
-      <w:r>
-        <w:rPr>
-          <w:rFonts w:eastAsia="方正黑体_GBK"/>
-          <w:b/>
-        </w:rPr>
-        <w:t>特殊事件</w:t>
-      </w:r>
-      <w:r>
-        <w:t>（</w:t>
-      </w:r>
-      <w:r>
-        <w:t xml:space="preserve">2024 </w:t>
-      </w:r>
-      <w:r>
-        <w:t>年跨年夜）：预测</w:t>
-      </w:r>
-      <w:r>
-        <w:t xml:space="preserve"> 2,150 </w:t>
-      </w:r>
-      <w:r>
-        <w:t>辆</w:t>
-      </w:r>
-      <w:r>
-        <w:t>/</w:t>
-      </w:r>
-      <w:r>
-        <w:t>小时，实际</w:t>
-      </w:r>
-      <w:r>
-        <w:t xml:space="preserve"> 2,398 </w:t>
-      </w:r>
-      <w:r>
-        <w:t>辆</w:t>
-      </w:r>
-      <w:r>
-        <w:t>/</w:t>
-      </w:r>
-      <w:r>
-        <w:t>小时（误差</w:t>
-      </w:r>
-      <w:r>
-        <w:t xml:space="preserve"> 10.4%</w:t>
-      </w:r>
-      <w:r>
-        <w:t>，仍优于基线）</w:t>
+        <w:t>未来将探索：</w:t>
+      </w:r>
+    </w:p>
+    <w:p>
+      <w:pPr>
+        <w:spacing w:before="40" w:after="40"/>
+        <w:ind w:left="420"/>
+      </w:pPr>
+      <w:r>
+        <w:t xml:space="preserve">• </w:t>
+      </w:r>
+      <w:r>
+        <w:t>引入因果推断提升可解释性</w:t>
+      </w:r>
+    </w:p>
+    <w:p>
+      <w:pPr>
+        <w:spacing w:before="40" w:after="40"/>
+        <w:ind w:left="420"/>
+      </w:pPr>
+      <w:r>
+        <w:t xml:space="preserve">• </w:t>
+      </w:r>
+      <w:r>
+        <w:t>研究联邦学习支持跨城市协同训练</w:t>
+      </w:r>
+    </w:p>
+    <w:p>
+      <w:pPr>
+        <w:spacing w:before="40" w:after="40"/>
+        <w:ind w:left="420"/>
+      </w:pPr>
+      <w:r>
+        <w:t xml:space="preserve">• </w:t>
+      </w:r>
+      <w:r>
+        <w:t>集成大语言模型实现自然语言交互式查询</w:t>
       </w:r>
     </w:p>
     <w:p>
@@ -8521,350 +8537,14 @@
     </w:p>
     <w:p>
       <w:pPr>
-        <w:pStyle w:val="1"/>
-      </w:pPr>
-      <w:bookmarkStart w:id="36" w:name="_Toc238989138"/>
-      <w:r>
-        <w:rPr>
-          <w:rFonts w:ascii="Times New Roman" w:eastAsia="方正小标宋_GBK" w:hAnsi="Times New Roman"/>
-          <w:b w:val="0"/>
-        </w:rPr>
-        <w:t>第六章</w:t>
-      </w:r>
-      <w:r>
-        <w:rPr>
-          <w:rFonts w:ascii="Times New Roman" w:eastAsia="方正小标宋_GBK" w:hAnsi="Times New Roman"/>
-          <w:b w:val="0"/>
-        </w:rPr>
-        <w:t xml:space="preserve"> </w:t>
-      </w:r>
-      <w:r>
-        <w:rPr>
-          <w:rFonts w:ascii="Times New Roman" w:eastAsia="方正小标宋_GBK" w:hAnsi="Times New Roman"/>
-          <w:b w:val="0"/>
-        </w:rPr>
-        <w:t>总结与展望</w:t>
-      </w:r>
-      <w:bookmarkEnd w:id="36"/>
-    </w:p>
-    <w:p>
-      <w:pPr>
         <w:pStyle w:val="21"/>
       </w:pPr>
-      <w:bookmarkStart w:id="37" w:name="_Toc238989139"/>
+      <w:bookmarkStart w:id="40" w:name="_Toc239544420"/>
       <w:r>
         <w:rPr>
           <w:rFonts w:ascii="Times New Roman" w:eastAsia="方正黑体_GBK" w:hAnsi="Times New Roman"/>
           <w:b w:val="0"/>
         </w:rPr>
-        <w:t xml:space="preserve">6.1 </w:t>
-      </w:r>
-      <w:r>
-        <w:rPr>
-          <w:rFonts w:ascii="Times New Roman" w:eastAsia="方正黑体_GBK" w:hAnsi="Times New Roman"/>
-          <w:b w:val="0"/>
-        </w:rPr>
-        <w:t>工作总结</w:t>
-      </w:r>
-      <w:bookmarkEnd w:id="37"/>
-    </w:p>
-    <w:p>
-      <w:pPr>
-        <w:spacing w:before="60" w:after="60"/>
-        <w:ind w:firstLine="480"/>
-      </w:pPr>
-      <w:r>
-        <w:t>本报告完成的主要工作包括：</w:t>
-      </w:r>
-    </w:p>
-    <w:p>
-      <w:pPr>
-        <w:spacing w:before="60" w:after="60"/>
-        <w:ind w:firstLine="480"/>
-      </w:pPr>
-      <w:r>
-        <w:t xml:space="preserve">1. </w:t>
-      </w:r>
-      <w:r>
-        <w:t>系统梳理了智慧交通预测领域的国内外研究现状</w:t>
-      </w:r>
-    </w:p>
-    <w:p>
-      <w:pPr>
-        <w:spacing w:before="60" w:after="60"/>
-        <w:ind w:firstLine="480"/>
-      </w:pPr>
-      <w:r>
-        <w:t xml:space="preserve">2. </w:t>
-      </w:r>
-      <w:r>
-        <w:t>构建了基于图卷积</w:t>
-      </w:r>
-      <w:r>
-        <w:t>-</w:t>
-      </w:r>
-      <w:r>
-        <w:t>时序网络的混合预测模型</w:t>
-      </w:r>
-    </w:p>
-    <w:p>
-      <w:pPr>
-        <w:spacing w:before="60" w:after="60"/>
-        <w:ind w:firstLine="480"/>
-      </w:pPr>
-      <w:r>
-        <w:t xml:space="preserve">3. </w:t>
-      </w:r>
-      <w:r>
-        <w:t>设计并实现了完整的</w:t>
-      </w:r>
-      <w:r>
-        <w:t xml:space="preserve"> B/S </w:t>
-      </w:r>
-      <w:r>
-        <w:t>架构</w:t>
-      </w:r>
-      <w:r>
-        <w:t xml:space="preserve"> Web </w:t>
-      </w:r>
-      <w:r>
-        <w:t>预测系统</w:t>
-      </w:r>
-    </w:p>
-    <w:p>
-      <w:pPr>
-        <w:spacing w:before="60" w:after="60"/>
-        <w:ind w:firstLine="480"/>
-      </w:pPr>
-      <w:r>
-        <w:t xml:space="preserve">4. </w:t>
-      </w:r>
-      <w:r>
-        <w:t>在深圳市福田区真实场景中验证了系统有效性</w:t>
-      </w:r>
-    </w:p>
-    <w:p>
-      <w:pPr>
-        <w:pStyle w:val="21"/>
-      </w:pPr>
-      <w:bookmarkStart w:id="38" w:name="_Toc238989140"/>
-      <w:r>
-        <w:rPr>
-          <w:rFonts w:ascii="Times New Roman" w:eastAsia="方正黑体_GBK" w:hAnsi="Times New Roman"/>
-          <w:b w:val="0"/>
-        </w:rPr>
-        <w:t xml:space="preserve">6.2 </w:t>
-      </w:r>
-      <w:r>
-        <w:rPr>
-          <w:rFonts w:ascii="Times New Roman" w:eastAsia="方正黑体_GBK" w:hAnsi="Times New Roman"/>
-          <w:b w:val="0"/>
-        </w:rPr>
-        <w:t>主要创新点</w:t>
-      </w:r>
-      <w:bookmarkEnd w:id="38"/>
-    </w:p>
-    <w:p>
-      <w:pPr>
-        <w:spacing w:before="60" w:after="60"/>
-        <w:ind w:firstLine="480"/>
-      </w:pPr>
-      <w:r>
-        <w:t xml:space="preserve">- </w:t>
-      </w:r>
-      <w:r>
-        <w:rPr>
-          <w:rFonts w:eastAsia="方正黑体_GBK"/>
-          <w:b/>
-        </w:rPr>
-        <w:t>多尺度时空融合</w:t>
-      </w:r>
-      <w:r>
-        <w:t>：同时建模短期突变与长期趋势</w:t>
-      </w:r>
-    </w:p>
-    <w:p>
-      <w:pPr>
-        <w:spacing w:before="60" w:after="60"/>
-        <w:ind w:firstLine="480"/>
-      </w:pPr>
-      <w:r>
-        <w:t xml:space="preserve">- </w:t>
-      </w:r>
-      <w:r>
-        <w:rPr>
-          <w:rFonts w:eastAsia="方正黑体_GBK"/>
-          <w:b/>
-        </w:rPr>
-        <w:t>外部特征自适应融合</w:t>
-      </w:r>
-      <w:r>
-        <w:t>：自动学习天气、节假日等外部因素的影响</w:t>
-      </w:r>
-    </w:p>
-    <w:p>
-      <w:pPr>
-        <w:spacing w:before="60" w:after="60"/>
-        <w:ind w:firstLine="480"/>
-      </w:pPr>
-      <w:r>
-        <w:t xml:space="preserve">- </w:t>
-      </w:r>
-      <w:r>
-        <w:rPr>
-          <w:rFonts w:eastAsia="方正黑体_GBK"/>
-          <w:b/>
-        </w:rPr>
-        <w:t>边缘</w:t>
-      </w:r>
-      <w:r>
-        <w:rPr>
-          <w:rFonts w:eastAsia="方正黑体_GBK"/>
-          <w:b/>
-        </w:rPr>
-        <w:t>-</w:t>
-      </w:r>
-      <w:r>
-        <w:rPr>
-          <w:rFonts w:eastAsia="方正黑体_GBK"/>
-          <w:b/>
-        </w:rPr>
-        <w:t>云端协同部署</w:t>
-      </w:r>
-      <w:r>
-        <w:t>：在保证精度的同时提升响应速度</w:t>
-      </w:r>
-    </w:p>
-    <w:p>
-      <w:pPr>
-        <w:pStyle w:val="21"/>
-      </w:pPr>
-      <w:bookmarkStart w:id="39" w:name="_Toc238989141"/>
-      <w:r>
-        <w:rPr>
-          <w:rFonts w:ascii="Times New Roman" w:eastAsia="方正黑体_GBK" w:hAnsi="Times New Roman"/>
-          <w:b w:val="0"/>
-        </w:rPr>
-        <w:t xml:space="preserve">6.3 </w:t>
-      </w:r>
-      <w:r>
-        <w:rPr>
-          <w:rFonts w:ascii="Times New Roman" w:eastAsia="方正黑体_GBK" w:hAnsi="Times New Roman"/>
-          <w:b w:val="0"/>
-        </w:rPr>
-        <w:t>不足与展望</w:t>
-      </w:r>
-      <w:bookmarkEnd w:id="39"/>
-    </w:p>
-    <w:p>
-      <w:pPr>
-        <w:spacing w:before="60" w:after="60"/>
-        <w:ind w:firstLine="480"/>
-      </w:pPr>
-      <w:r>
-        <w:t>本系统仍存在以下不足：</w:t>
-      </w:r>
-    </w:p>
-    <w:p>
-      <w:pPr>
-        <w:spacing w:before="60" w:after="60"/>
-        <w:ind w:firstLine="480"/>
-      </w:pPr>
-      <w:r>
-        <w:t xml:space="preserve">1. </w:t>
-      </w:r>
-      <w:r>
-        <w:t>模型可解释性有待加强</w:t>
-      </w:r>
-    </w:p>
-    <w:p>
-      <w:pPr>
-        <w:spacing w:before="60" w:after="60"/>
-        <w:ind w:firstLine="480"/>
-      </w:pPr>
-      <w:r>
-        <w:t xml:space="preserve">2. </w:t>
-      </w:r>
-      <w:r>
-        <w:t>极端天气下的预测精度需进一步提升</w:t>
-      </w:r>
-    </w:p>
-    <w:p>
-      <w:pPr>
-        <w:spacing w:before="60" w:after="60"/>
-        <w:ind w:firstLine="480"/>
-      </w:pPr>
-      <w:r>
-        <w:t xml:space="preserve">3. </w:t>
-      </w:r>
-      <w:r>
-        <w:t>暂未支持跨城市迁移</w:t>
-      </w:r>
-    </w:p>
-    <w:p>
-      <w:pPr>
-        <w:spacing w:before="60" w:after="60"/>
-        <w:ind w:firstLine="480"/>
-      </w:pPr>
-      <w:r>
-        <w:t>未来将探索：</w:t>
-      </w:r>
-    </w:p>
-    <w:p>
-      <w:pPr>
-        <w:spacing w:before="60" w:after="60"/>
-        <w:ind w:firstLine="480"/>
-      </w:pPr>
-      <w:r>
-        <w:t xml:space="preserve">- </w:t>
-      </w:r>
-      <w:r>
-        <w:t>引入因果推断提升可解释性</w:t>
-      </w:r>
-    </w:p>
-    <w:p>
-      <w:pPr>
-        <w:spacing w:before="60" w:after="60"/>
-        <w:ind w:firstLine="480"/>
-      </w:pPr>
-      <w:r>
-        <w:t xml:space="preserve">- </w:t>
-      </w:r>
-      <w:r>
-        <w:t>研究联邦学习支持跨城市协同训练</w:t>
-      </w:r>
-    </w:p>
-    <w:p>
-      <w:pPr>
-        <w:spacing w:before="60" w:after="60"/>
-        <w:ind w:firstLine="480"/>
-      </w:pPr>
-      <w:r>
-        <w:t xml:space="preserve">- </w:t>
-      </w:r>
-      <w:r>
-        <w:t>集成大语言模型实现自然语言交互式查询</w:t>
-      </w:r>
-    </w:p>
-    <w:p>
-      <w:pPr>
-        <w:spacing w:before="60" w:after="60"/>
-        <w:ind w:firstLine="480"/>
-      </w:pPr>
-      <w:r>
-        <w:t>---</w:t>
-      </w:r>
-    </w:p>
-    <w:p>
-      <w:pPr>
-        <w:pStyle w:val="21"/>
-      </w:pPr>
-      <w:bookmarkStart w:id="40" w:name="_Toc238989142"/>
-      <w:r>
-        <w:rPr>
-          <w:rFonts w:ascii="Times New Roman" w:eastAsia="方正黑体_GBK" w:hAnsi="Times New Roman"/>
-          <w:b w:val="0"/>
-        </w:rPr>
         <w:t>参考文献</w:t>
       </w:r>
       <w:bookmarkEnd w:id="40"/>
@@ -8878,13 +8558,7 @@
         <w:rPr>
           <w:sz w:val="21"/>
         </w:rPr>
-        <w:t xml:space="preserve">[1] </w:t>
-      </w:r>
-      <w:r>
-        <w:rPr>
-          <w:sz w:val="21"/>
-        </w:rPr>
-        <w:t>Li Y, Yu R, Shahabi C, et al. Diffusion convolutional recurrent neural network: Data-driven traffic forecasting[C]. ICLR, 2018.</w:t>
+        <w:t>[1] Li Y, Yu R, Shahabi C, et al. Diffusion convolutional recurrent neural network: Data-driven traffic forecasting[C]. ICLR, 2018.</w:t>
       </w:r>
     </w:p>
     <w:p>
@@ -8914,61 +8588,49 @@
         <w:rPr>
           <w:sz w:val="21"/>
         </w:rPr>
-        <w:t>王伟</w:t>
+        <w:t>王伟，李强</w:t>
       </w:r>
       <w:r>
         <w:rPr>
           <w:sz w:val="21"/>
         </w:rPr>
-        <w:t xml:space="preserve">, </w:t>
+        <w:t>.</w:t>
       </w:r>
       <w:r>
         <w:rPr>
           <w:sz w:val="21"/>
         </w:rPr>
-        <w:t>李强</w:t>
+        <w:t>基于改进</w:t>
       </w:r>
       <w:r>
         <w:rPr>
           <w:sz w:val="21"/>
         </w:rPr>
-        <w:t xml:space="preserve">. </w:t>
+        <w:t>GRU</w:t>
       </w:r>
       <w:r>
         <w:rPr>
           <w:sz w:val="21"/>
         </w:rPr>
-        <w:t>基于改进</w:t>
+        <w:t>的城市交通流量预测方法</w:t>
       </w:r>
       <w:r>
         <w:rPr>
           <w:sz w:val="21"/>
         </w:rPr>
-        <w:t xml:space="preserve"> GRU </w:t>
+        <w:t>[J].</w:t>
       </w:r>
       <w:r>
         <w:rPr>
           <w:sz w:val="21"/>
         </w:rPr>
-        <w:t>的城市交通流量预测方法</w:t>
+        <w:t>计算机应用研究，</w:t>
       </w:r>
       <w:r>
         <w:rPr>
           <w:sz w:val="21"/>
         </w:rPr>
-        <w:t xml:space="preserve">[J]. </w:t>
-      </w:r>
-      <w:r>
-        <w:rPr>
-          <w:sz w:val="21"/>
-        </w:rPr>
-        <w:t>计算机应用研究</w:t>
-      </w:r>
-      <w:r>
-        <w:rPr>
-          <w:sz w:val="21"/>
-        </w:rPr>
-        <w:t>, 2022, 39(5): 1452-1456.</w:t>
+        <w:t>2022, 39(5): 1452-1456.</w:t>
       </w:r>
     </w:p>
     <w:p>
@@ -8986,49 +8648,37 @@
         <w:rPr>
           <w:sz w:val="21"/>
         </w:rPr>
-        <w:t>陈晓</w:t>
+        <w:t>陈晓，刘洋</w:t>
       </w:r>
       <w:r>
         <w:rPr>
           <w:sz w:val="21"/>
         </w:rPr>
-        <w:t xml:space="preserve">, </w:t>
+        <w:t>.</w:t>
       </w:r>
       <w:r>
         <w:rPr>
           <w:sz w:val="21"/>
         </w:rPr>
-        <w:t>刘洋</w:t>
+        <w:t>融合多源数据的深圳交通流预测研究</w:t>
       </w:r>
       <w:r>
         <w:rPr>
           <w:sz w:val="21"/>
         </w:rPr>
-        <w:t xml:space="preserve">. </w:t>
+        <w:t>[J].</w:t>
       </w:r>
       <w:r>
         <w:rPr>
           <w:sz w:val="21"/>
         </w:rPr>
-        <w:t>融合多源数据的深圳交通流预测研究</w:t>
+        <w:t>智能系统学报，</w:t>
       </w:r>
       <w:r>
         <w:rPr>
           <w:sz w:val="21"/>
         </w:rPr>
-        <w:t xml:space="preserve">[J]. </w:t>
-      </w:r>
-      <w:r>
-        <w:rPr>
-          <w:sz w:val="21"/>
-        </w:rPr>
-        <w:t>智能系统学报</w:t>
-      </w:r>
-      <w:r>
-        <w:rPr>
-          <w:sz w:val="21"/>
-        </w:rPr>
-        <w:t>, 2023, 18(3): 567-575.</w:t>
+        <w:t>2023, 18(3): 567-575.</w:t>
       </w:r>
     </w:p>
     <w:sectPr>
@@ -9042,7 +8692,7 @@
 </file>
 
 <file path=word/endnotes.xml><?xml version="1.0" encoding="utf-8"?>
-<w:endnotes xmlns:wpc="http://schemas.microsoft.com/office/word/2010/wordprocessingCanvas" xmlns:cx="http://schemas.microsoft.com/office/drawing/2014/chartex" xmlns:cx1="http://schemas.microsoft.com/office/drawing/2015/9/8/chartex" xmlns:cx2="http://schemas.microsoft.com/office/drawing/2015/10/21/chartex" xmlns:cx3="http://schemas.microsoft.com/office/drawing/2016/5/9/chartex" xmlns:cx4="http://schemas.microsoft.com/office/drawing/2016/5/10/chartex" xmlns:cx5="http://schemas.microsoft.com/office/drawing/2016/5/11/chartex" xmlns:cx6="http://schemas.microsoft.com/office/drawing/2016/5/12/chartex" xmlns:cx7="http://schemas.microsoft.com/office/drawing/2016/5/13/chartex" xmlns:cx8="http://schemas.microsoft.com/office/drawing/2016/5/14/chartex" xmlns:mc="http://schemas.openxmlformats.org/markup-compatibility/2006" xmlns:aink="http://schemas.microsoft.com/office/drawing/2016/ink" xmlns:am3d="http://schemas.microsoft.com/office/drawing/2017/model3d" xmlns:o="urn:schemas-microsoft-com:office:office" xmlns:oel="http://schemas.microsoft.com/office/2019/extlst" xmlns:r="http://schemas.openxmlformats.org/officeDocument/2006/relationships" xmlns:m="http://schemas.openxmlformats.org/officeDocument/2006/math" xmlns:v="urn:schemas-microsoft-com:vml" xmlns:wp14="http://schemas.microsoft.com/office/word/2010/wordprocessingDrawing" xmlns:wp="http://schemas.openxmlformats.org/drawingml/2006/wordprocessingDrawing" xmlns:w10="urn:schemas-microsoft-com:office:word" xmlns:w="http://schemas.openxmlformats.org/wordprocessingml/2006/main" xmlns:w14="http://schemas.microsoft.com/office/word/2010/wordml" xmlns:w15="http://schemas.microsoft.com/office/word/2012/wordml" xmlns:w16cex="http://schemas.microsoft.com/office/word/2018/wordml/cex" xmlns:w16cid="http://schemas.microsoft.com/office/word/2016/wordml/cid" xmlns:w16="http://schemas.microsoft.com/office/word/2018/wordml" xmlns:w16du="http://schemas.microsoft.com/office/word/2023/wordml/word16du" xmlns:w16sdtdh="http://schemas.microsoft.com/office/word/2020/wordml/sdtdatahash" xmlns:w16sdtfl="http://schemas.microsoft.com/office/word/2024/wordml/sdtformatlock" xmlns:w16se="http://schemas.microsoft.com/office/word/2015/wordml/symex" xmlns:wpg="http://schemas.microsoft.com/office/word/2010/wordprocessingGroup" xmlns:wpi="http://schemas.microsoft.com/office/word/2010/wordprocessingInk" xmlns:wne="http://schemas.microsoft.com/office/word/2006/wordml" xmlns:wps="http://schemas.microsoft.com/office/word/2010/wordprocessingShape" mc:Ignorable="w14 w15 w16se w16cid w16 w16cex w16sdtdh w16sdtfl w16du wp14">
+<w:endnotes xmlns:wpc="http://schemas.microsoft.com/office/word/2010/wordprocessingCanvas" xmlns:cx="http://schemas.microsoft.com/office/drawing/2014/chartex" xmlns:cx1="http://schemas.microsoft.com/office/drawing/2015/9/8/chartex" xmlns:cx2="http://schemas.microsoft.com/office/drawing/2015/10/21/chartex" xmlns:cx3="http://schemas.microsoft.com/office/drawing/2016/5/9/chartex" xmlns:cx4="http://schemas.microsoft.com/office/drawing/2016/5/10/chartex" xmlns:cx5="http://schemas.microsoft.com/office/drawing/2016/5/11/chartex" xmlns:cx6="http://schemas.microsoft.com/office/drawing/2016/5/12/chartex" xmlns:cx7="http://schemas.microsoft.com/office/drawing/2016/5/13/chartex" xmlns:cx8="http://schemas.microsoft.com/office/drawing/2016/5/14/chartex" xmlns:mc="http://schemas.openxmlformats.org/markup-compatibility/2006" xmlns:aink="http://schemas.microsoft.com/office/drawing/2016/ink" xmlns:am3d="http://schemas.microsoft.com/office/drawing/2017/model3d" xmlns:o="urn:schemas-microsoft-com:office:office" xmlns:oel="http://schemas.microsoft.com/office/2019/extlst" xmlns:r="http://schemas.openxmlformats.org/officeDocument/2006/relationships" xmlns:m="http://schemas.openxmlformats.org/officeDocument/2006/math" xmlns:v="urn:schemas-microsoft-com:vml" xmlns:wp14="http://schemas.microsoft.com/office/word/2010/wordprocessingDrawing" xmlns:wp="http://schemas.openxmlformats.org/drawingml/2006/wordprocessingDrawing" xmlns:w10="urn:schemas-microsoft-com:office:word" xmlns:w="http://schemas.openxmlformats.org/wordprocessingml/2006/main" xmlns:w14="http://schemas.microsoft.com/office/word/2010/wordml" xmlns:w15="http://schemas.microsoft.com/office/word/2012/wordml" xmlns:w16cex="http://schemas.microsoft.com/office/word/2018/wordml/cex" xmlns:w16cid="http://schemas.microsoft.com/office/word/2016/wordml/cid" xmlns:w16="http://schemas.microsoft.com/office/word/2018/wordml" xmlns:w16du="http://schemas.microsoft.com/office/word/2023/wordml/word16du" xmlns:w16sdtdh="http://schemas.microsoft.com/office/word/2020/wordml/sdtdatahash" xmlns:w16se="http://schemas.microsoft.com/office/word/2015/wordml/symex" xmlns:wpg="http://schemas.microsoft.com/office/word/2010/wordprocessingGroup" xmlns:wpi="http://schemas.microsoft.com/office/word/2010/wordprocessingInk" xmlns:wne="http://schemas.microsoft.com/office/word/2006/wordml" xmlns:wps="http://schemas.microsoft.com/office/word/2010/wordprocessingShape" mc:Ignorable="w14 w15 w16se w16cid w16 w16cex w16sdtdh w16du wp14">
   <w:endnote w:type="separator" w:id="-1">
     <w:p>
       <w:r>
@@ -9061,7 +8711,7 @@
 </file>
 
 <file path=word/footnotes.xml><?xml version="1.0" encoding="utf-8"?>
-<w:footnotes xmlns:wpc="http://schemas.microsoft.com/office/word/2010/wordprocessingCanvas" xmlns:cx="http://schemas.microsoft.com/office/drawing/2014/chartex" xmlns:cx1="http://schemas.microsoft.com/office/drawing/2015/9/8/chartex" xmlns:cx2="http://schemas.microsoft.com/office/drawing/2015/10/21/chartex" xmlns:cx3="http://schemas.microsoft.com/office/drawing/2016/5/9/chartex" xmlns:cx4="http://schemas.microsoft.com/office/drawing/2016/5/10/chartex" xmlns:cx5="http://schemas.microsoft.com/office/drawing/2016/5/11/chartex" xmlns:cx6="http://schemas.microsoft.com/office/drawing/2016/5/12/chartex" xmlns:cx7="http://schemas.microsoft.com/office/drawing/2016/5/13/chartex" xmlns:cx8="http://schemas.microsoft.com/office/drawing/2016/5/14/chartex" xmlns:mc="http://schemas.openxmlformats.org/markup-compatibility/2006" xmlns:aink="http://schemas.microsoft.com/office/drawing/2016/ink" xmlns:am3d="http://schemas.microsoft.com/office/drawing/2017/model3d" xmlns:o="urn:schemas-microsoft-com:office:office" xmlns:oel="http://schemas.microsoft.com/office/2019/extlst" xmlns:r="http://schemas.openxmlformats.org/officeDocument/2006/relationships" xmlns:m="http://schemas.openxmlformats.org/officeDocument/2006/math" xmlns:v="urn:schemas-microsoft-com:vml" xmlns:wp14="http://schemas.microsoft.com/office/word/2010/wordprocessingDrawing" xmlns:wp="http://schemas.openxmlformats.org/drawingml/2006/wordprocessingDrawing" xmlns:w10="urn:schemas-microsoft-com:office:word" xmlns:w="http://schemas.openxmlformats.org/wordprocessingml/2006/main" xmlns:w14="http://schemas.microsoft.com/office/word/2010/wordml" xmlns:w15="http://schemas.microsoft.com/office/word/2012/wordml" xmlns:w16cex="http://schemas.microsoft.com/office/word/2018/wordml/cex" xmlns:w16cid="http://schemas.microsoft.com/office/word/2016/wordml/cid" xmlns:w16="http://schemas.microsoft.com/office/word/2018/wordml" xmlns:w16du="http://schemas.microsoft.com/office/word/2023/wordml/word16du" xmlns:w16sdtdh="http://schemas.microsoft.com/office/word/2020/wordml/sdtdatahash" xmlns:w16sdtfl="http://schemas.microsoft.com/office/word/2024/wordml/sdtformatlock" xmlns:w16se="http://schemas.microsoft.com/office/word/2015/wordml/symex" xmlns:wpg="http://schemas.microsoft.com/office/word/2010/wordprocessingGroup" xmlns:wpi="http://schemas.microsoft.com/office/word/2010/wordprocessingInk" xmlns:wne="http://schemas.microsoft.com/office/word/2006/wordml" xmlns:wps="http://schemas.microsoft.com/office/word/2010/wordprocessingShape" mc:Ignorable="w14 w15 w16se w16cid w16 w16cex w16sdtdh w16sdtfl w16du wp14">
+<w:footnotes xmlns:wpc="http://schemas.microsoft.com/office/word/2010/wordprocessingCanvas" xmlns:cx="http://schemas.microsoft.com/office/drawing/2014/chartex" xmlns:cx1="http://schemas.microsoft.com/office/drawing/2015/9/8/chartex" xmlns:cx2="http://schemas.microsoft.com/office/drawing/2015/10/21/chartex" xmlns:cx3="http://schemas.microsoft.com/office/drawing/2016/5/9/chartex" xmlns:cx4="http://schemas.microsoft.com/office/drawing/2016/5/10/chartex" xmlns:cx5="http://schemas.microsoft.com/office/drawing/2016/5/11/chartex" xmlns:cx6="http://schemas.microsoft.com/office/drawing/2016/5/12/chartex" xmlns:cx7="http://schemas.microsoft.com/office/drawing/2016/5/13/chartex" xmlns:cx8="http://schemas.microsoft.com/office/drawing/2016/5/14/chartex" xmlns:mc="http://schemas.openxmlformats.org/markup-compatibility/2006" xmlns:aink="http://schemas.microsoft.com/office/drawing/2016/ink" xmlns:am3d="http://schemas.microsoft.com/office/drawing/2017/model3d" xmlns:o="urn:schemas-microsoft-com:office:office" xmlns:oel="http://schemas.microsoft.com/office/2019/extlst" xmlns:r="http://schemas.openxmlformats.org/officeDocument/2006/relationships" xmlns:m="http://schemas.openxmlformats.org/officeDocument/2006/math" xmlns:v="urn:schemas-microsoft-com:vml" xmlns:wp14="http://schemas.microsoft.com/office/word/2010/wordprocessingDrawing" xmlns:wp="http://schemas.openxmlformats.org/drawingml/2006/wordprocessingDrawing" xmlns:w10="urn:schemas-microsoft-com:office:word" xmlns:w="http://schemas.openxmlformats.org/wordprocessingml/2006/main" xmlns:w14="http://schemas.microsoft.com/office/word/2010/wordml" xmlns:w15="http://schemas.microsoft.com/office/word/2012/wordml" xmlns:w16cex="http://schemas.microsoft.com/office/word/2018/wordml/cex" xmlns:w16cid="http://schemas.microsoft.com/office/word/2016/wordml/cid" xmlns:w16="http://schemas.microsoft.com/office/word/2018/wordml" xmlns:w16du="http://schemas.microsoft.com/office/word/2023/wordml/word16du" xmlns:w16sdtdh="http://schemas.microsoft.com/office/word/2020/wordml/sdtdatahash" xmlns:w16se="http://schemas.microsoft.com/office/word/2015/wordml/symex" xmlns:wpg="http://schemas.microsoft.com/office/word/2010/wordprocessingGroup" xmlns:wpi="http://schemas.microsoft.com/office/word/2010/wordprocessingInk" xmlns:wne="http://schemas.microsoft.com/office/word/2006/wordml" xmlns:wps="http://schemas.microsoft.com/office/word/2010/wordprocessingShape" mc:Ignorable="w14 w15 w16se w16cid w16 w16cex w16sdtdh w16du wp14">
   <w:footnote w:type="separator" w:id="-1">
     <w:p>
       <w:r>
@@ -9080,7 +8730,7 @@
 </file>
 
 <file path=word/numbering.xml><?xml version="1.0" encoding="utf-8"?>
-<w:numbering xmlns:wpc="http://schemas.microsoft.com/office/word/2010/wordprocessingCanvas" xmlns:cx="http://schemas.microsoft.com/office/drawing/2014/chartex" xmlns:cx1="http://schemas.microsoft.com/office/drawing/2015/9/8/chartex" xmlns:cx2="http://schemas.microsoft.com/office/drawing/2015/10/21/chartex" xmlns:cx3="http://schemas.microsoft.com/office/drawing/2016/5/9/chartex" xmlns:cx4="http://schemas.microsoft.com/office/drawing/2016/5/10/chartex" xmlns:cx5="http://schemas.microsoft.com/office/drawing/2016/5/11/chartex" xmlns:cx6="http://schemas.microsoft.com/office/drawing/2016/5/12/chartex" xmlns:cx7="http://schemas.microsoft.com/office/drawing/2016/5/13/chartex" xmlns:cx8="http://schemas.microsoft.com/office/drawing/2016/5/14/chartex" xmlns:mc="http://schemas.openxmlformats.org/markup-compatibility/2006" xmlns:aink="http://schemas.microsoft.com/office/drawing/2016/ink" xmlns:am3d="http://schemas.microsoft.com/office/drawing/2017/model3d" xmlns:o="urn:schemas-microsoft-com:office:office" xmlns:oel="http://schemas.microsoft.com/office/2019/extlst" xmlns:r="http://schemas.openxmlformats.org/officeDocument/2006/relationships" xmlns:m="http://schemas.openxmlformats.org/officeDocument/2006/math" xmlns:v="urn:schemas-microsoft-com:vml" xmlns:wp14="http://schemas.microsoft.com/office/word/2010/wordprocessingDrawing" xmlns:wp="http://schemas.openxmlformats.org/drawingml/2006/wordprocessingDrawing" xmlns:w10="urn:schemas-microsoft-com:office:word" xmlns:w="http://schemas.openxmlformats.org/wordprocessingml/2006/main" xmlns:w14="http://schemas.microsoft.com/office/word/2010/wordml" xmlns:w15="http://schemas.microsoft.com/office/word/2012/wordml" xmlns:w16cex="http://schemas.microsoft.com/office/word/2018/wordml/cex" xmlns:w16cid="http://schemas.microsoft.com/office/word/2016/wordml/cid" xmlns:w16="http://schemas.microsoft.com/office/word/2018/wordml" xmlns:w16du="http://schemas.microsoft.com/office/word/2023/wordml/word16du" xmlns:w16sdtdh="http://schemas.microsoft.com/office/word/2020/wordml/sdtdatahash" xmlns:w16sdtfl="http://schemas.microsoft.com/office/word/2024/wordml/sdtformatlock" xmlns:w16se="http://schemas.microsoft.com/office/word/2015/wordml/symex" xmlns:wpg="http://schemas.microsoft.com/office/word/2010/wordprocessingGroup" xmlns:wpi="http://schemas.microsoft.com/office/word/2010/wordprocessingInk" xmlns:wne="http://schemas.microsoft.com/office/word/2006/wordml" xmlns:wps="http://schemas.microsoft.com/office/word/2010/wordprocessingShape" mc:Ignorable="w14 w15 w16se w16cid w16 w16cex w16sdtdh w16sdtfl w16du wp14">
+<w:numbering xmlns:wpc="http://schemas.microsoft.com/office/word/2010/wordprocessingCanvas" xmlns:cx="http://schemas.microsoft.com/office/drawing/2014/chartex" xmlns:cx1="http://schemas.microsoft.com/office/drawing/2015/9/8/chartex" xmlns:cx2="http://schemas.microsoft.com/office/drawing/2015/10/21/chartex" xmlns:cx3="http://schemas.microsoft.com/office/drawing/2016/5/9/chartex" xmlns:cx4="http://schemas.microsoft.com/office/drawing/2016/5/10/chartex" xmlns:cx5="http://schemas.microsoft.com/office/drawing/2016/5/11/chartex" xmlns:cx6="http://schemas.microsoft.com/office/drawing/2016/5/12/chartex" xmlns:cx7="http://schemas.microsoft.com/office/drawing/2016/5/13/chartex" xmlns:cx8="http://schemas.microsoft.com/office/drawing/2016/5/14/chartex" xmlns:mc="http://schemas.openxmlformats.org/markup-compatibility/2006" xmlns:aink="http://schemas.microsoft.com/office/drawing/2016/ink" xmlns:am3d="http://schemas.microsoft.com/office/drawing/2017/model3d" xmlns:o="urn:schemas-microsoft-com:office:office" xmlns:oel="http://schemas.microsoft.com/office/2019/extlst" xmlns:r="http://schemas.openxmlformats.org/officeDocument/2006/relationships" xmlns:m="http://schemas.openxmlformats.org/officeDocument/2006/math" xmlns:v="urn:schemas-microsoft-com:vml" xmlns:wp14="http://schemas.microsoft.com/office/word/2010/wordprocessingDrawing" xmlns:wp="http://schemas.openxmlformats.org/drawingml/2006/wordprocessingDrawing" xmlns:w10="urn:schemas-microsoft-com:office:word" xmlns:w="http://schemas.openxmlformats.org/wordprocessingml/2006/main" xmlns:w14="http://schemas.microsoft.com/office/word/2010/wordml" xmlns:w15="http://schemas.microsoft.com/office/word/2012/wordml" xmlns:w16cex="http://schemas.microsoft.com/office/word/2018/wordml/cex" xmlns:w16cid="http://schemas.microsoft.com/office/word/2016/wordml/cid" xmlns:w16="http://schemas.microsoft.com/office/word/2018/wordml" xmlns:w16du="http://schemas.microsoft.com/office/word/2023/wordml/word16du" xmlns:w16sdtdh="http://schemas.microsoft.com/office/word/2020/wordml/sdtdatahash" xmlns:w16se="http://schemas.microsoft.com/office/word/2015/wordml/symex" xmlns:wpg="http://schemas.microsoft.com/office/word/2010/wordprocessingGroup" xmlns:wpi="http://schemas.microsoft.com/office/word/2010/wordprocessingInk" xmlns:wne="http://schemas.microsoft.com/office/word/2006/wordml" xmlns:wps="http://schemas.microsoft.com/office/word/2010/wordprocessingShape" mc:Ignorable="w14 w15 w16se w16cid w16 w16cex w16sdtdh w16du wp14">
   <w:abstractNum w:abstractNumId="0" w15:restartNumberingAfterBreak="0">
     <w:nsid w:val="FFFFFF7C"/>
     <w:multiLevelType w:val="singleLevel"/>
@@ -9252,38 +8902,38 @@
       </w:rPr>
     </w:lvl>
   </w:abstractNum>
-  <w:num w:numId="1" w16cid:durableId="1220242537">
+  <w:num w:numId="1" w16cid:durableId="1681204177">
     <w:abstractNumId w:val="8"/>
   </w:num>
-  <w:num w:numId="2" w16cid:durableId="746344668">
+  <w:num w:numId="2" w16cid:durableId="810832234">
     <w:abstractNumId w:val="6"/>
   </w:num>
-  <w:num w:numId="3" w16cid:durableId="2065251150">
+  <w:num w:numId="3" w16cid:durableId="1853764253">
     <w:abstractNumId w:val="5"/>
   </w:num>
-  <w:num w:numId="4" w16cid:durableId="661391156">
+  <w:num w:numId="4" w16cid:durableId="1197087640">
     <w:abstractNumId w:val="4"/>
   </w:num>
-  <w:num w:numId="5" w16cid:durableId="210851341">
+  <w:num w:numId="5" w16cid:durableId="408038648">
     <w:abstractNumId w:val="7"/>
   </w:num>
-  <w:num w:numId="6" w16cid:durableId="36130028">
+  <w:num w:numId="6" w16cid:durableId="545290767">
     <w:abstractNumId w:val="3"/>
   </w:num>
-  <w:num w:numId="7" w16cid:durableId="789712144">
+  <w:num w:numId="7" w16cid:durableId="869605027">
     <w:abstractNumId w:val="2"/>
   </w:num>
-  <w:num w:numId="8" w16cid:durableId="1059090722">
+  <w:num w:numId="8" w16cid:durableId="1657144376">
     <w:abstractNumId w:val="1"/>
   </w:num>
-  <w:num w:numId="9" w16cid:durableId="145636257">
+  <w:num w:numId="9" w16cid:durableId="1831291756">
     <w:abstractNumId w:val="0"/>
   </w:num>
 </w:numbering>
 </file>
 
 <file path=word/styles.xml><?xml version="1.0" encoding="utf-8"?>
-<w:styles xmlns:mc="http://schemas.openxmlformats.org/markup-compatibility/2006" xmlns:r="http://schemas.openxmlformats.org/officeDocument/2006/relationships" xmlns:w="http://schemas.openxmlformats.org/wordprocessingml/2006/main" xmlns:w14="http://schemas.microsoft.com/office/word/2010/wordml" xmlns:w15="http://schemas.microsoft.com/office/word/2012/wordml" xmlns:w16cex="http://schemas.microsoft.com/office/word/2018/wordml/cex" xmlns:w16cid="http://schemas.microsoft.com/office/word/2016/wordml/cid" xmlns:w16="http://schemas.microsoft.com/office/word/2018/wordml" xmlns:w16du="http://schemas.microsoft.com/office/word/2023/wordml/word16du" xmlns:w16sdtdh="http://schemas.microsoft.com/office/word/2020/wordml/sdtdatahash" xmlns:w16sdtfl="http://schemas.microsoft.com/office/word/2024/wordml/sdtformatlock" xmlns:w16se="http://schemas.microsoft.com/office/word/2015/wordml/symex" mc:Ignorable="w14 w15 w16se w16cid w16 w16cex w16sdtdh w16sdtfl w16du">
+<w:styles xmlns:mc="http://schemas.openxmlformats.org/markup-compatibility/2006" xmlns:r="http://schemas.openxmlformats.org/officeDocument/2006/relationships" xmlns:w="http://schemas.openxmlformats.org/wordprocessingml/2006/main" xmlns:w14="http://schemas.microsoft.com/office/word/2010/wordml" xmlns:w15="http://schemas.microsoft.com/office/word/2012/wordml" xmlns:w16cex="http://schemas.microsoft.com/office/word/2018/wordml/cex" xmlns:w16cid="http://schemas.microsoft.com/office/word/2016/wordml/cid" xmlns:w16="http://schemas.microsoft.com/office/word/2018/wordml" xmlns:w16du="http://schemas.microsoft.com/office/word/2023/wordml/word16du" xmlns:w16sdtdh="http://schemas.microsoft.com/office/word/2020/wordml/sdtdatahash" xmlns:w16se="http://schemas.microsoft.com/office/word/2015/wordml/symex" mc:Ignorable="w14 w15 w16se w16cid w16 w16cex w16sdtdh w16du">
   <w:docDefaults>
     <w:rPrDefault>
       <w:rPr>
@@ -20670,7 +20320,7 @@
     <w:autoRedefine/>
     <w:uiPriority w:val="39"/>
     <w:unhideWhenUsed/>
-    <w:rsid w:val="00157E08"/>
+    <w:rsid w:val="000470EB"/>
   </w:style>
   <w:style w:type="paragraph" w:styleId="TOC2">
     <w:name w:val="toc 2"/>
@@ -20679,7 +20329,7 @@
     <w:autoRedefine/>
     <w:uiPriority w:val="39"/>
     <w:unhideWhenUsed/>
-    <w:rsid w:val="00157E08"/>
+    <w:rsid w:val="000470EB"/>
     <w:pPr>
       <w:ind w:leftChars="200" w:left="420"/>
     </w:pPr>
@@ -20691,7 +20341,7 @@
     <w:autoRedefine/>
     <w:uiPriority w:val="39"/>
     <w:unhideWhenUsed/>
-    <w:rsid w:val="00157E08"/>
+    <w:rsid w:val="000470EB"/>
     <w:pPr>
       <w:ind w:leftChars="400" w:left="840"/>
     </w:pPr>
@@ -20701,7 +20351,7 @@
     <w:basedOn w:val="a2"/>
     <w:uiPriority w:val="99"/>
     <w:unhideWhenUsed/>
-    <w:rsid w:val="00157E08"/>
+    <w:rsid w:val="000470EB"/>
     <w:rPr>
       <w:color w:val="0000FF" w:themeColor="hyperlink"/>
       <w:u w:val="single"/>
